--- a/APLOS/POPResources/Templates/Requisition20202.docx
+++ b/APLOS/POPResources/Templates/Requisition20202.docx
@@ -1,43 +1,30 @@
 
 <file path=word/document.xml><?xml version="1.0" encoding="utf-8"?>
-<w:document xmlns:wpc="http://schemas.microsoft.com/office/word/2010/wordprocessingCanvas" xmlns:mc="http://schemas.openxmlformats.org/markup-compatibility/2006" xmlns:o="urn:schemas-microsoft-com:office:office" xmlns:r="http://schemas.openxmlformats.org/officeDocument/2006/relationships" xmlns:m="http://schemas.openxmlformats.org/officeDocument/2006/math" xmlns:v="urn:schemas-microsoft-com:vml" xmlns:wp14="http://schemas.microsoft.com/office/word/2010/wordprocessingDrawing" xmlns:wp="http://schemas.openxmlformats.org/drawingml/2006/wordprocessingDrawing" xmlns:w10="urn:schemas-microsoft-com:office:word" xmlns:w="http://schemas.openxmlformats.org/wordprocessingml/2006/main" xmlns:w14="http://schemas.microsoft.com/office/word/2010/wordml" xmlns:w15="http://schemas.microsoft.com/office/word/2012/wordml" xmlns:wpg="http://schemas.microsoft.com/office/word/2010/wordprocessingGroup" xmlns:wpi="http://schemas.microsoft.com/office/word/2010/wordprocessingInk" xmlns:wne="http://schemas.microsoft.com/office/word/2006/wordml" xmlns:wps="http://schemas.microsoft.com/office/word/2010/wordprocessingShape" mc:Ignorable="w14 w15 wp14">
+<w:document xmlns:wpc="http://schemas.microsoft.com/office/word/2010/wordprocessingCanvas" xmlns:mc="http://schemas.openxmlformats.org/markup-compatibility/2006" xmlns:o="urn:schemas-microsoft-com:office:office" xmlns:r="http://schemas.openxmlformats.org/officeDocument/2006/relationships" xmlns:m="http://schemas.openxmlformats.org/officeDocument/2006/math" xmlns:v="urn:schemas-microsoft-com:vml" xmlns:wp14="http://schemas.microsoft.com/office/word/2010/wordprocessingDrawing" xmlns:wp="http://schemas.openxmlformats.org/drawingml/2006/wordprocessingDrawing" xmlns:w10="urn:schemas-microsoft-com:office:word" xmlns:w="http://schemas.openxmlformats.org/wordprocessingml/2006/main" xmlns:w14="http://schemas.microsoft.com/office/word/2010/wordml" xmlns:wpg="http://schemas.microsoft.com/office/word/2010/wordprocessingGroup" xmlns:wpi="http://schemas.microsoft.com/office/word/2010/wordprocessingInk" xmlns:wne="http://schemas.microsoft.com/office/word/2006/wordml" xmlns:wps="http://schemas.microsoft.com/office/word/2010/wordprocessingShape" mc:Ignorable="w14 wp14">
   <w:body>
     <w:p>
-      <w:pPr>
-        <w:spacing w:before="100" w:beforeAutospacing="1"/>
-      </w:pPr>
-    </w:p>
-    <w:p>
-      <w:pPr>
-        <w:jc w:val="both"/>
-        <w:rPr>
-          <w:noProof/>
-        </w:rPr>
-      </w:pPr>
       <w:r>
         <w:rPr>
-          <w:rFonts w:ascii="Arial Narrow" w:eastAsia="Arial" w:hAnsi="Arial Narrow" w:cs="Arial"/>
-          <w:b/>
-          <w:bCs/>
+          <w:rFonts w:ascii="Arial Narrow" w:hAnsi="Arial Narrow" w:cs="Arial"/>
           <w:noProof/>
-          <w:sz w:val="23"/>
-          <w:szCs w:val="23"/>
+          <w:sz w:val="20"/>
+          <w:szCs w:val="20"/>
         </w:rPr>
         <mc:AlternateContent>
           <mc:Choice Requires="wps">
             <w:drawing>
-              <wp:anchor distT="0" distB="0" distL="114300" distR="114300" simplePos="0" relativeHeight="251663360" behindDoc="0" locked="0" layoutInCell="1" allowOverlap="1" wp14:anchorId="6733FD89" wp14:editId="0EE17F18">
+              <wp:anchor distT="45720" distB="45720" distL="114300" distR="114300" simplePos="0" relativeHeight="251631104" behindDoc="0" locked="0" layoutInCell="1" allowOverlap="1" wp14:anchorId="0CBDFD2F" wp14:editId="491F257F">
                 <wp:simplePos x="0" y="0"/>
-                <wp:positionH relativeFrom="column">
-                  <wp:posOffset>-590550</wp:posOffset>
+                <wp:positionH relativeFrom="margin">
+                  <wp:posOffset>2209800</wp:posOffset>
                 </wp:positionH>
                 <wp:positionV relativeFrom="paragraph">
-                  <wp:posOffset>38735</wp:posOffset>
+                  <wp:posOffset>-126365</wp:posOffset>
                 </wp:positionV>
-                <wp:extent cx="2409825" cy="254635"/>
+                <wp:extent cx="4629150" cy="254635"/>
                 <wp:effectExtent l="0" t="0" r="0" b="0"/>
-                <wp:wrapNone/>
-                <wp:docPr id="7" name="Text Box 2"/>
+                <wp:wrapSquare wrapText="bothSides"/>
+                <wp:docPr id="4" name="Text Box 2"/>
                 <wp:cNvGraphicFramePr>
                   <a:graphicFrameLocks xmlns:a="http://schemas.openxmlformats.org/drawingml/2006/main"/>
                 </wp:cNvGraphicFramePr>
@@ -50,7 +37,7 @@
                       <wps:spPr bwMode="auto">
                         <a:xfrm>
                           <a:off x="0" y="0"/>
-                          <a:ext cx="2409825" cy="254635"/>
+                          <a:ext cx="4629150" cy="254635"/>
                         </a:xfrm>
                         <a:prstGeom prst="rect">
                           <a:avLst/>
@@ -67,93 +54,108 @@
                         <w:txbxContent>
                           <w:p>
                             <w:pPr>
-                              <w:rPr>
-                                <w:rFonts w:ascii="Tahoma" w:hAnsi="Tahoma" w:cs="Tahoma"/>
-                                <w:sz w:val="20"/>
-                                <w:szCs w:val="20"/>
-                                <w:u w:val="single"/>
-                              </w:rPr>
+                              <w:jc w:val="center"/>
                             </w:pPr>
+                            <w:bookmarkStart w:id="0" w:name="_GoBack"/>
                             <w:r>
                               <w:rPr>
-                                <w:rFonts w:ascii="Tahoma" w:hAnsi="Tahoma" w:cs="Tahoma"/>
+                                <w:rFonts w:ascii="Arial,Bold" w:hAnsi="Arial,Bold" w:cs="Arial,Bold"/>
+                                <w:b/>
+                                <w:bCs/>
+                                <w:sz w:val="21"/>
+                                <w:szCs w:val="21"/>
+                              </w:rPr>
+                              <w:t>Requisition</w:t>
+                            </w:r>
+                            <w:r>
+                              <w:rPr>
+                                <w:rFonts w:ascii="Arial,Bold" w:hAnsi="Arial,Bold" w:cs="Arial,Bold"/>
+                                <w:b/>
+                                <w:bCs/>
+                                <w:sz w:val="21"/>
+                                <w:szCs w:val="21"/>
+                              </w:rPr>
+                              <w:t xml:space="preserve"> </w:t>
+                            </w:r>
+                            <w:proofErr w:type="gramStart"/>
+                            <w:r>
+                              <w:rPr>
+                                <w:rFonts w:ascii="Arial,Bold" w:hAnsi="Arial,Bold" w:cs="Arial,Bold"/>
                                 <w:b/>
                                 <w:bCs/>
                                 <w:sz w:val="20"/>
                                 <w:szCs w:val="20"/>
-                                <w:u w:val="single"/>
-                              </w:rPr>
-                              <w:t>R</w:t>
-                            </w:r>
-                            <w:r>
-                              <w:rPr>
-                                <w:rFonts w:ascii="Tahoma" w:hAnsi="Tahoma" w:cs="Tahoma"/>
-                                <w:b/>
-                                <w:bCs/>
-                                <w:sz w:val="20"/>
-                                <w:szCs w:val="20"/>
-                                <w:u w:val="single"/>
-                              </w:rPr>
-                              <w:t>EQUISITION</w:t>
-                            </w:r>
-                            <w:r>
-                              <w:rPr>
-                                <w:rFonts w:ascii="Tahoma" w:hAnsi="Tahoma" w:cs="Tahoma"/>
-                                <w:b/>
-                                <w:bCs/>
-                                <w:sz w:val="20"/>
-                                <w:szCs w:val="20"/>
-                                <w:u w:val="single"/>
                               </w:rPr>
                               <w:t>(</w:t>
                             </w:r>
                             <w:r>
                               <w:rPr>
-                                <w:rFonts w:ascii="Tahoma" w:eastAsia="Times New Roman" w:hAnsi="Tahoma" w:cs="Tahoma"/>
+                                <w:rFonts w:ascii="Arial Narrow" w:eastAsia="Arial" w:hAnsi="Arial Narrow" w:cs="Arial"/>
+                                <w:b/>
+                                <w:bCs/>
+                                <w:sz w:val="20"/>
+                                <w:szCs w:val="20"/>
+                              </w:rPr>
+                              <w:t xml:space="preserve"> </w:t>
+                            </w:r>
+                            <w:r>
+                              <w:rPr>
+                                <w:rFonts w:ascii="Arial Narrow" w:eastAsia="Times New Roman" w:hAnsi="Arial Narrow" w:cs="Arial"/>
                                 <w:b/>
                                 <w:bCs/>
                                 <w:color w:val="000000"/>
                                 <w:sz w:val="20"/>
                                 <w:szCs w:val="20"/>
-                                <w:u w:val="single"/>
                               </w:rPr>
                               <w:t>{</w:t>
                             </w:r>
+                            <w:proofErr w:type="spellStart"/>
+                            <w:proofErr w:type="gramEnd"/>
                             <w:r>
                               <w:rPr>
-                                <w:rFonts w:ascii="Tahoma" w:hAnsi="Tahoma" w:cs="Tahoma"/>
+                                <w:rFonts w:ascii="Consolas" w:hAnsi="Consolas" w:cs="Consolas"/>
                                 <w:b/>
                                 <w:color w:val="000000"/>
                                 <w:sz w:val="20"/>
                                 <w:szCs w:val="20"/>
                                 <w:highlight w:val="white"/>
-                                <w:u w:val="single"/>
                               </w:rPr>
                               <w:t>RequisitionType</w:t>
                             </w:r>
+                            <w:proofErr w:type="spellEnd"/>
                             <w:r>
                               <w:rPr>
-                                <w:rFonts w:ascii="Tahoma" w:eastAsia="Times New Roman" w:hAnsi="Tahoma" w:cs="Tahoma"/>
+                                <w:rFonts w:ascii="Arial Narrow" w:eastAsia="Times New Roman" w:hAnsi="Arial Narrow" w:cs="Arial"/>
                                 <w:b/>
                                 <w:bCs/>
                                 <w:color w:val="000000"/>
                                 <w:sz w:val="20"/>
                                 <w:szCs w:val="20"/>
-                                <w:u w:val="single"/>
                               </w:rPr>
                               <w:t>}</w:t>
                             </w:r>
                             <w:r>
                               <w:rPr>
-                                <w:rFonts w:ascii="Tahoma" w:eastAsia="Times New Roman" w:hAnsi="Tahoma" w:cs="Tahoma"/>
+                                <w:rFonts w:ascii="Arial Narrow" w:eastAsia="Times New Roman" w:hAnsi="Arial Narrow" w:cs="Arial"/>
+                                <w:b/>
+                                <w:bCs/>
+                                <w:color w:val="000000"/>
+                                <w:sz w:val="20"/>
+                                <w:szCs w:val="20"/>
+                              </w:rPr>
+                              <w:t xml:space="preserve"> </w:t>
+                            </w:r>
+                            <w:r>
+                              <w:rPr>
+                                <w:rFonts w:ascii="Arial Narrow" w:eastAsia="Times New Roman" w:hAnsi="Arial Narrow" w:cs="Arial"/>
                                 <w:b/>
                                 <w:color w:val="000000"/>
                                 <w:sz w:val="20"/>
                                 <w:szCs w:val="20"/>
-                                <w:u w:val="single"/>
                               </w:rPr>
                               <w:t>)</w:t>
                             </w:r>
+                            <w:bookmarkEnd w:id="0"/>
                           </w:p>
                         </w:txbxContent>
                       </wps:txbx>
@@ -166,110 +168,129 @@
                 <wp14:sizeRelH relativeFrom="margin">
                   <wp14:pctWidth>0</wp14:pctWidth>
                 </wp14:sizeRelH>
+                <wp14:sizeRelV relativeFrom="margin">
+                  <wp14:pctHeight>0</wp14:pctHeight>
+                </wp14:sizeRelV>
               </wp:anchor>
             </w:drawing>
           </mc:Choice>
           <mc:Fallback>
             <w:pict>
-              <v:shapetype w14:anchorId="6733FD89" id="_x0000_t202" coordsize="21600,21600" o:spt="202" path="m,l,21600r21600,l21600,xe">
+              <v:shapetype id="_x0000_t202" coordsize="21600,21600" o:spt="202" path="m,l,21600r21600,l21600,xe">
                 <v:stroke joinstyle="miter"/>
                 <v:path gradientshapeok="t" o:connecttype="rect"/>
               </v:shapetype>
-              <v:shape id="Text Box 2" o:spid="_x0000_s1026" type="#_x0000_t202" style="position:absolute;left:0;text-align:left;margin-left:-46.5pt;margin-top:3.05pt;width:189.75pt;height:20.05pt;z-index:251663360;visibility:visible;mso-wrap-style:square;mso-width-percent:0;mso-wrap-distance-left:9pt;mso-wrap-distance-top:0;mso-wrap-distance-right:9pt;mso-wrap-distance-bottom:0;mso-position-horizontal:absolute;mso-position-horizontal-relative:text;mso-position-vertical:absolute;mso-position-vertical-relative:text;mso-width-percent:0;mso-width-relative:margin;v-text-anchor:top" o:gfxdata="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" filled="f" stroked="f">
+              <v:shape id="Text Box 2" o:spid="_x0000_s1026" type="#_x0000_t202" style="position:absolute;margin-left:174pt;margin-top:-9.95pt;width:364.5pt;height:20.05pt;z-index:251631104;visibility:visible;mso-wrap-style:square;mso-width-percent:0;mso-height-percent:0;mso-wrap-distance-left:9pt;mso-wrap-distance-top:3.6pt;mso-wrap-distance-right:9pt;mso-wrap-distance-bottom:3.6pt;mso-position-horizontal:absolute;mso-position-horizontal-relative:margin;mso-position-vertical:absolute;mso-position-vertical-relative:text;mso-width-percent:0;mso-height-percent:0;mso-width-relative:margin;mso-height-relative:margin;v-text-anchor:top" o:gfxdata="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" filled="f" stroked="f">
                 <v:textbox>
                   <w:txbxContent>
                     <w:p>
                       <w:pPr>
-                        <w:rPr>
-                          <w:rFonts w:ascii="Tahoma" w:hAnsi="Tahoma" w:cs="Tahoma"/>
-                          <w:sz w:val="20"/>
-                          <w:szCs w:val="20"/>
-                          <w:u w:val="single"/>
-                        </w:rPr>
+                        <w:jc w:val="center"/>
                       </w:pPr>
+                      <w:bookmarkStart w:id="1" w:name="_GoBack"/>
                       <w:r>
                         <w:rPr>
-                          <w:rFonts w:ascii="Tahoma" w:hAnsi="Tahoma" w:cs="Tahoma"/>
+                          <w:rFonts w:ascii="Arial,Bold" w:hAnsi="Arial,Bold" w:cs="Arial,Bold"/>
+                          <w:b/>
+                          <w:bCs/>
+                          <w:sz w:val="21"/>
+                          <w:szCs w:val="21"/>
+                        </w:rPr>
+                        <w:t>Requisition</w:t>
+                      </w:r>
+                      <w:r>
+                        <w:rPr>
+                          <w:rFonts w:ascii="Arial,Bold" w:hAnsi="Arial,Bold" w:cs="Arial,Bold"/>
+                          <w:b/>
+                          <w:bCs/>
+                          <w:sz w:val="21"/>
+                          <w:szCs w:val="21"/>
+                        </w:rPr>
+                        <w:t xml:space="preserve"> </w:t>
+                      </w:r>
+                      <w:proofErr w:type="gramStart"/>
+                      <w:r>
+                        <w:rPr>
+                          <w:rFonts w:ascii="Arial,Bold" w:hAnsi="Arial,Bold" w:cs="Arial,Bold"/>
                           <w:b/>
                           <w:bCs/>
                           <w:sz w:val="20"/>
                           <w:szCs w:val="20"/>
-                          <w:u w:val="single"/>
-                        </w:rPr>
-                        <w:t>R</w:t>
-                      </w:r>
-                      <w:r>
-                        <w:rPr>
-                          <w:rFonts w:ascii="Tahoma" w:hAnsi="Tahoma" w:cs="Tahoma"/>
-                          <w:b/>
-                          <w:bCs/>
-                          <w:sz w:val="20"/>
-                          <w:szCs w:val="20"/>
-                          <w:u w:val="single"/>
-                        </w:rPr>
-                        <w:t>EQUISITION</w:t>
-                      </w:r>
-                      <w:r>
-                        <w:rPr>
-                          <w:rFonts w:ascii="Tahoma" w:hAnsi="Tahoma" w:cs="Tahoma"/>
-                          <w:b/>
-                          <w:bCs/>
-                          <w:sz w:val="20"/>
-                          <w:szCs w:val="20"/>
-                          <w:u w:val="single"/>
                         </w:rPr>
                         <w:t>(</w:t>
                       </w:r>
                       <w:r>
                         <w:rPr>
-                          <w:rFonts w:ascii="Tahoma" w:eastAsia="Times New Roman" w:hAnsi="Tahoma" w:cs="Tahoma"/>
+                          <w:rFonts w:ascii="Arial Narrow" w:eastAsia="Arial" w:hAnsi="Arial Narrow" w:cs="Arial"/>
+                          <w:b/>
+                          <w:bCs/>
+                          <w:sz w:val="20"/>
+                          <w:szCs w:val="20"/>
+                        </w:rPr>
+                        <w:t xml:space="preserve"> </w:t>
+                      </w:r>
+                      <w:r>
+                        <w:rPr>
+                          <w:rFonts w:ascii="Arial Narrow" w:eastAsia="Times New Roman" w:hAnsi="Arial Narrow" w:cs="Arial"/>
                           <w:b/>
                           <w:bCs/>
                           <w:color w:val="000000"/>
                           <w:sz w:val="20"/>
                           <w:szCs w:val="20"/>
-                          <w:u w:val="single"/>
                         </w:rPr>
                         <w:t>{</w:t>
                       </w:r>
+                      <w:proofErr w:type="spellStart"/>
+                      <w:proofErr w:type="gramEnd"/>
                       <w:r>
                         <w:rPr>
-                          <w:rFonts w:ascii="Tahoma" w:hAnsi="Tahoma" w:cs="Tahoma"/>
+                          <w:rFonts w:ascii="Consolas" w:hAnsi="Consolas" w:cs="Consolas"/>
                           <w:b/>
                           <w:color w:val="000000"/>
                           <w:sz w:val="20"/>
                           <w:szCs w:val="20"/>
                           <w:highlight w:val="white"/>
-                          <w:u w:val="single"/>
                         </w:rPr>
                         <w:t>RequisitionType</w:t>
                       </w:r>
+                      <w:proofErr w:type="spellEnd"/>
                       <w:r>
                         <w:rPr>
-                          <w:rFonts w:ascii="Tahoma" w:eastAsia="Times New Roman" w:hAnsi="Tahoma" w:cs="Tahoma"/>
+                          <w:rFonts w:ascii="Arial Narrow" w:eastAsia="Times New Roman" w:hAnsi="Arial Narrow" w:cs="Arial"/>
                           <w:b/>
                           <w:bCs/>
                           <w:color w:val="000000"/>
                           <w:sz w:val="20"/>
                           <w:szCs w:val="20"/>
-                          <w:u w:val="single"/>
                         </w:rPr>
                         <w:t>}</w:t>
                       </w:r>
                       <w:r>
                         <w:rPr>
-                          <w:rFonts w:ascii="Tahoma" w:eastAsia="Times New Roman" w:hAnsi="Tahoma" w:cs="Tahoma"/>
+                          <w:rFonts w:ascii="Arial Narrow" w:eastAsia="Times New Roman" w:hAnsi="Arial Narrow" w:cs="Arial"/>
+                          <w:b/>
+                          <w:bCs/>
+                          <w:color w:val="000000"/>
+                          <w:sz w:val="20"/>
+                          <w:szCs w:val="20"/>
+                        </w:rPr>
+                        <w:t xml:space="preserve"> </w:t>
+                      </w:r>
+                      <w:r>
+                        <w:rPr>
+                          <w:rFonts w:ascii="Arial Narrow" w:eastAsia="Times New Roman" w:hAnsi="Arial Narrow" w:cs="Arial"/>
                           <w:b/>
                           <w:color w:val="000000"/>
                           <w:sz w:val="20"/>
                           <w:szCs w:val="20"/>
-                          <w:u w:val="single"/>
                         </w:rPr>
                         <w:t>)</w:t>
                       </w:r>
+                      <w:bookmarkEnd w:id="1"/>
                     </w:p>
                   </w:txbxContent>
                 </v:textbox>
+                <w10:wrap type="square" anchorx="margin"/>
               </v:shape>
             </w:pict>
           </mc:Fallback>
@@ -279,95 +300,65 @@
     <w:tbl>
       <w:tblPr>
         <w:tblStyle w:val="TableGrid"/>
-        <w:tblpPr w:leftFromText="180" w:rightFromText="180" w:vertAnchor="page" w:horzAnchor="margin" w:tblpXSpec="center" w:tblpY="2206"/>
-        <w:tblW w:w="18090" w:type="dxa"/>
+        <w:tblpPr w:leftFromText="180" w:rightFromText="180" w:vertAnchor="page" w:horzAnchor="page" w:tblpX="676" w:tblpY="1771"/>
+        <w:tblW w:w="15048" w:type="dxa"/>
         <w:tblLook w:val="04A0" w:firstRow="1" w:lastRow="0" w:firstColumn="1" w:lastColumn="0" w:noHBand="0" w:noVBand="1"/>
       </w:tblPr>
       <w:tblGrid>
-        <w:gridCol w:w="9045"/>
-        <w:gridCol w:w="9045"/>
+        <w:gridCol w:w="15048"/>
       </w:tblGrid>
       <w:tr>
         <w:trPr>
-          <w:trHeight w:val="478"/>
+          <w:trHeight w:val="440"/>
         </w:trPr>
         <w:tc>
           <w:tcPr>
-            <w:tcW w:w="9045" w:type="dxa"/>
+            <w:tcW w:w="15048" w:type="dxa"/>
           </w:tcPr>
           <w:p>
             <w:pPr>
               <w:rPr>
-                <w:rFonts w:ascii="Tahoma" w:eastAsia="Times New Roman" w:hAnsi="Tahoma" w:cs="Tahoma"/>
+                <w:rFonts w:ascii="Arial Narrow" w:eastAsia="Arial" w:hAnsi="Arial Narrow" w:cs="Arial"/>
                 <w:b/>
                 <w:bCs/>
+                <w:sz w:val="14"/>
+                <w:szCs w:val="14"/>
+              </w:rPr>
+            </w:pPr>
+            <w:r>
+              <w:rPr>
+                <w:rFonts w:ascii="Arial Narrow" w:eastAsia="Arial" w:hAnsi="Arial Narrow" w:cs="Arial"/>
+                <w:b/>
+                <w:bCs/>
+                <w:sz w:val="18"/>
+                <w:szCs w:val="18"/>
+              </w:rPr>
+              <w:t>Entity</w:t>
+            </w:r>
+            <w:r>
+              <w:rPr>
+                <w:rFonts w:ascii="Arial Narrow" w:eastAsia="Arial" w:hAnsi="Arial Narrow" w:cs="Arial"/>
+                <w:b/>
+                <w:bCs/>
+                <w:sz w:val="14"/>
+                <w:szCs w:val="14"/>
+              </w:rPr>
+              <w:t xml:space="preserve">: </w:t>
+            </w:r>
+            <w:r>
+              <w:rPr>
+                <w:rFonts w:ascii="Arial Narrow" w:eastAsia="Times New Roman" w:hAnsi="Arial Narrow" w:cs="Arial"/>
+                <w:bCs/>
                 <w:color w:val="000000"/>
-                <w:sz w:val="16"/>
-                <w:szCs w:val="16"/>
-              </w:rPr>
-            </w:pPr>
-            <w:r>
-              <w:rPr>
-                <w:rFonts w:ascii="Tahoma" w:eastAsia="Arial" w:hAnsi="Tahoma" w:cs="Tahoma"/>
-                <w:b/>
-                <w:bCs/>
-                <w:sz w:val="16"/>
-                <w:szCs w:val="16"/>
-              </w:rPr>
-              <w:t xml:space="preserve">Req No: </w:t>
-            </w:r>
-            <w:r>
-              <w:rPr>
-                <w:rFonts w:ascii="Tahoma" w:eastAsia="Arial" w:hAnsi="Tahoma" w:cs="Tahoma"/>
-                <w:bCs/>
-                <w:sz w:val="16"/>
-                <w:szCs w:val="16"/>
-              </w:rPr>
-              <w:t xml:space="preserve">{RQNumber}            </w:t>
-            </w:r>
-            <w:r>
-              <w:rPr>
-                <w:rFonts w:ascii="Tahoma" w:eastAsia="Arial" w:hAnsi="Tahoma" w:cs="Tahoma"/>
-                <w:b/>
-                <w:bCs/>
-                <w:sz w:val="16"/>
-                <w:szCs w:val="16"/>
-              </w:rPr>
-              <w:t xml:space="preserve"> </w:t>
-            </w:r>
-            <w:r>
-              <w:rPr>
-                <w:rFonts w:ascii="Tahoma" w:eastAsia="Arial" w:hAnsi="Tahoma" w:cs="Tahoma"/>
-                <w:b/>
-                <w:bCs/>
-                <w:sz w:val="16"/>
-                <w:szCs w:val="16"/>
-              </w:rPr>
-              <w:t xml:space="preserve">       </w:t>
-            </w:r>
-            <w:r>
-              <w:rPr>
-                <w:rFonts w:ascii="Tahoma" w:eastAsia="Arial" w:hAnsi="Tahoma" w:cs="Tahoma"/>
-                <w:b/>
-                <w:bCs/>
-                <w:sz w:val="16"/>
-                <w:szCs w:val="16"/>
-              </w:rPr>
-              <w:t xml:space="preserve">Entity: </w:t>
-            </w:r>
-            <w:r>
-              <w:rPr>
-                <w:rFonts w:ascii="Tahoma" w:eastAsia="Times New Roman" w:hAnsi="Tahoma" w:cs="Tahoma"/>
-                <w:bCs/>
-                <w:color w:val="000000"/>
-                <w:sz w:val="16"/>
-                <w:szCs w:val="16"/>
+                <w:sz w:val="18"/>
+                <w:szCs w:val="26"/>
               </w:rPr>
               <w:t>{</w:t>
             </w:r>
-            <w:r>
-              <w:rPr>
-                <w:rFonts w:ascii="Tahoma" w:hAnsi="Tahoma" w:cs="Tahoma"/>
+            <w:proofErr w:type="spellStart"/>
+            <w:r>
+              <w:rPr>
+                <w:rFonts w:ascii="Consolas" w:hAnsi="Consolas" w:cs="Consolas"/>
                 <w:color w:val="000000"/>
                 <w:sz w:val="16"/>
                 <w:szCs w:val="16"/>
@@ -375,341 +366,329 @@
               </w:rPr>
               <w:t>EntityName</w:t>
             </w:r>
-            <w:r>
-              <w:rPr>
-                <w:rFonts w:ascii="Tahoma" w:hAnsi="Tahoma" w:cs="Tahoma"/>
+            <w:proofErr w:type="spellEnd"/>
+            <w:r>
+              <w:rPr>
+                <w:rFonts w:ascii="Arial Narrow" w:eastAsia="Times New Roman" w:hAnsi="Arial Narrow" w:cs="Arial"/>
+                <w:bCs/>
+                <w:color w:val="000000"/>
+                <w:sz w:val="18"/>
+                <w:szCs w:val="26"/>
+              </w:rPr>
+              <w:t>}</w:t>
+            </w:r>
+            <w:r>
+              <w:rPr>
+                <w:rFonts w:ascii="Arial Narrow" w:eastAsia="Times New Roman" w:hAnsi="Arial Narrow" w:cs="Arial"/>
+                <w:bCs/>
+                <w:color w:val="000000"/>
+                <w:sz w:val="18"/>
+                <w:szCs w:val="26"/>
+              </w:rPr>
+              <w:t xml:space="preserve">                                                                                                                                                                                                                                                                </w:t>
+            </w:r>
+            <w:r>
+              <w:rPr>
+                <w:rFonts w:ascii="Arial Narrow" w:eastAsia="Times New Roman" w:hAnsi="Arial Narrow" w:cs="Arial"/>
+                <w:bCs/>
+                <w:color w:val="000000"/>
+                <w:sz w:val="18"/>
+                <w:szCs w:val="26"/>
+              </w:rPr>
+              <w:t xml:space="preserve">                     </w:t>
+            </w:r>
+            <w:r>
+              <w:rPr>
+                <w:rFonts w:ascii="Arial Narrow" w:eastAsia="Times New Roman" w:hAnsi="Arial Narrow" w:cs="Arial"/>
+                <w:bCs/>
+                <w:color w:val="000000"/>
+                <w:sz w:val="18"/>
+                <w:szCs w:val="26"/>
+              </w:rPr>
+              <w:t xml:space="preserve">              </w:t>
+            </w:r>
+            <w:r>
+              <w:rPr>
+                <w:rFonts w:ascii="Arial Narrow" w:eastAsia="Times New Roman" w:hAnsi="Arial Narrow" w:cs="Arial"/>
+                <w:bCs/>
+                <w:color w:val="000000"/>
+                <w:sz w:val="18"/>
+                <w:szCs w:val="26"/>
+              </w:rPr>
+              <w:t xml:space="preserve"> </w:t>
+            </w:r>
+            <w:r>
+              <w:rPr>
+                <w:rFonts w:ascii="Arial Narrow" w:eastAsia="Times New Roman" w:hAnsi="Arial Narrow" w:cs="Arial"/>
+                <w:bCs/>
+                <w:color w:val="000000"/>
+                <w:sz w:val="18"/>
+                <w:szCs w:val="26"/>
+              </w:rPr>
+              <w:t xml:space="preserve"> </w:t>
+            </w:r>
+            <w:proofErr w:type="spellStart"/>
+            <w:r>
+              <w:rPr>
+                <w:rFonts w:ascii="Arial Narrow" w:eastAsia="Arial" w:hAnsi="Arial Narrow" w:cs="Arial"/>
+                <w:b/>
+                <w:bCs/>
+                <w:sz w:val="18"/>
+                <w:szCs w:val="18"/>
+              </w:rPr>
+              <w:t>Req</w:t>
+            </w:r>
+            <w:proofErr w:type="spellEnd"/>
+            <w:r>
+              <w:rPr>
+                <w:rFonts w:ascii="Arial Narrow" w:eastAsia="Arial" w:hAnsi="Arial Narrow" w:cs="Arial"/>
+                <w:b/>
+                <w:bCs/>
+                <w:sz w:val="18"/>
+                <w:szCs w:val="18"/>
+              </w:rPr>
+              <w:t xml:space="preserve"> No</w:t>
+            </w:r>
+            <w:r>
+              <w:rPr>
+                <w:rFonts w:ascii="Arial Narrow" w:eastAsia="Arial" w:hAnsi="Arial Narrow" w:cs="Arial"/>
+                <w:bCs/>
+                <w:sz w:val="14"/>
+                <w:szCs w:val="14"/>
+              </w:rPr>
+              <w:t xml:space="preserve">: </w:t>
+            </w:r>
+            <w:r>
+              <w:rPr>
+                <w:rFonts w:ascii="Arial Narrow" w:eastAsia="Times New Roman" w:hAnsi="Arial Narrow" w:cs="Arial"/>
                 <w:color w:val="000000"/>
                 <w:sz w:val="16"/>
                 <w:szCs w:val="16"/>
               </w:rPr>
-              <w:t>}</w:t>
-            </w:r>
-            <w:r>
-              <w:rPr>
-                <w:rFonts w:ascii="Tahoma" w:eastAsia="Arial" w:hAnsi="Tahoma" w:cs="Tahoma"/>
-                <w:bCs/>
-                <w:sz w:val="16"/>
-                <w:szCs w:val="16"/>
-              </w:rPr>
-              <w:t xml:space="preserve">                  </w:t>
-            </w:r>
-            <w:r>
-              <w:rPr>
-                <w:rFonts w:ascii="Tahoma" w:eastAsia="Arial" w:hAnsi="Tahoma" w:cs="Tahoma"/>
-                <w:bCs/>
-                <w:sz w:val="16"/>
-                <w:szCs w:val="16"/>
-              </w:rPr>
-              <w:t xml:space="preserve">              </w:t>
-            </w:r>
-            <w:r>
-              <w:rPr>
-                <w:rFonts w:ascii="Tahoma" w:eastAsia="Arial" w:hAnsi="Tahoma" w:cs="Tahoma"/>
-                <w:b/>
-                <w:bCs/>
-                <w:sz w:val="16"/>
-                <w:szCs w:val="16"/>
-              </w:rPr>
-              <w:t xml:space="preserve"> Requirement Type</w:t>
-            </w:r>
-            <w:r>
-              <w:rPr>
-                <w:rFonts w:ascii="Tahoma" w:eastAsia="Arial" w:hAnsi="Tahoma" w:cs="Tahoma"/>
-                <w:bCs/>
-                <w:sz w:val="16"/>
-                <w:szCs w:val="16"/>
-              </w:rPr>
-              <w:t xml:space="preserve">: </w:t>
-            </w:r>
-            <w:r>
-              <w:rPr>
-                <w:rFonts w:ascii="Tahoma" w:eastAsia="Times New Roman" w:hAnsi="Tahoma" w:cs="Tahoma"/>
-                <w:bCs/>
+              <w:t>{</w:t>
+            </w:r>
+            <w:proofErr w:type="spellStart"/>
+            <w:r>
+              <w:rPr>
+                <w:rFonts w:ascii="Arial Narrow" w:eastAsia="Times New Roman" w:hAnsi="Arial Narrow" w:cs="Arial"/>
                 <w:color w:val="000000"/>
                 <w:sz w:val="16"/>
                 <w:szCs w:val="16"/>
               </w:rPr>
+              <w:t>RQNumber</w:t>
+            </w:r>
+            <w:proofErr w:type="spellEnd"/>
+            <w:r>
+              <w:rPr>
+                <w:rFonts w:ascii="Arial Narrow" w:eastAsia="Times New Roman" w:hAnsi="Arial Narrow" w:cs="Arial"/>
+                <w:color w:val="000000"/>
+                <w:sz w:val="16"/>
+                <w:szCs w:val="16"/>
+              </w:rPr>
+              <w:t>}</w:t>
+            </w:r>
+          </w:p>
+          <w:p>
+            <w:pPr>
+              <w:jc w:val="right"/>
+              <w:rPr>
+                <w:rFonts w:ascii="Arial Narrow" w:hAnsi="Arial Narrow" w:cs="Arial"/>
+                <w:sz w:val="16"/>
+              </w:rPr>
+            </w:pPr>
+            <w:r>
+              <w:rPr>
+                <w:rFonts w:ascii="Arial Narrow" w:eastAsia="Arial" w:hAnsi="Arial Narrow" w:cs="Arial"/>
+                <w:b/>
+                <w:bCs/>
+                <w:sz w:val="18"/>
+                <w:szCs w:val="18"/>
+              </w:rPr>
+              <w:t>Dated</w:t>
+            </w:r>
+            <w:r>
+              <w:rPr>
+                <w:rFonts w:ascii="Arial Narrow" w:eastAsia="Arial" w:hAnsi="Arial Narrow" w:cs="Arial"/>
+                <w:b/>
+                <w:bCs/>
+                <w:sz w:val="14"/>
+                <w:szCs w:val="14"/>
+              </w:rPr>
+              <w:t xml:space="preserve">:  </w:t>
+            </w:r>
+            <w:r>
+              <w:rPr>
+                <w:rFonts w:ascii="Arial Narrow" w:eastAsia="Times New Roman" w:hAnsi="Arial Narrow" w:cs="Arial"/>
+                <w:color w:val="000000"/>
+                <w:sz w:val="14"/>
+              </w:rPr>
               <w:t>{</w:t>
             </w:r>
-            <w:r>
-              <w:rPr>
-                <w:rFonts w:ascii="Tahoma" w:hAnsi="Tahoma" w:cs="Tahoma"/>
+            <w:proofErr w:type="spellStart"/>
+            <w:r>
+              <w:rPr>
+                <w:rFonts w:ascii="Consolas" w:hAnsi="Consolas" w:cs="Consolas"/>
                 <w:color w:val="000000"/>
                 <w:sz w:val="16"/>
                 <w:szCs w:val="16"/>
                 <w:highlight w:val="white"/>
               </w:rPr>
+              <w:t>RequisitionDate</w:t>
+            </w:r>
+            <w:proofErr w:type="spellEnd"/>
+            <w:r>
+              <w:rPr>
+                <w:rFonts w:ascii="Arial Narrow" w:eastAsia="Times New Roman" w:hAnsi="Arial Narrow" w:cs="Arial"/>
+                <w:color w:val="000000"/>
+                <w:sz w:val="14"/>
+              </w:rPr>
+              <w:t xml:space="preserve">} </w:t>
+            </w:r>
+          </w:p>
+        </w:tc>
+      </w:tr>
+      <w:tr>
+        <w:trPr>
+          <w:trHeight w:val="542"/>
+        </w:trPr>
+        <w:tc>
+          <w:tcPr>
+            <w:tcW w:w="15048" w:type="dxa"/>
+          </w:tcPr>
+          <w:p>
+            <w:pPr>
+              <w:rPr>
+                <w:rFonts w:ascii="Arial Narrow" w:eastAsia="Times New Roman" w:hAnsi="Arial Narrow" w:cs="Arial"/>
+                <w:b/>
+                <w:bCs/>
+                <w:color w:val="000000"/>
+                <w:sz w:val="18"/>
+                <w:szCs w:val="26"/>
+              </w:rPr>
+            </w:pPr>
+            <w:r>
+              <w:rPr>
+                <w:rFonts w:ascii="Arial Narrow" w:eastAsia="Arial" w:hAnsi="Arial Narrow" w:cs="Arial"/>
+                <w:b/>
+                <w:bCs/>
+                <w:sz w:val="20"/>
+                <w:szCs w:val="20"/>
+              </w:rPr>
+              <w:t>Requirement Type</w:t>
+            </w:r>
+            <w:r>
+              <w:rPr>
+                <w:rFonts w:ascii="Arial Narrow" w:eastAsia="Arial" w:hAnsi="Arial Narrow" w:cs="Arial"/>
+                <w:bCs/>
+                <w:sz w:val="14"/>
+                <w:szCs w:val="14"/>
+              </w:rPr>
+              <w:t xml:space="preserve">: </w:t>
+            </w:r>
+            <w:r>
+              <w:rPr>
+                <w:rFonts w:ascii="Arial Narrow" w:eastAsia="Times New Roman" w:hAnsi="Arial Narrow" w:cs="Arial"/>
+                <w:bCs/>
+                <w:color w:val="000000"/>
+                <w:sz w:val="18"/>
+                <w:szCs w:val="26"/>
+              </w:rPr>
+              <w:t>{</w:t>
+            </w:r>
+            <w:proofErr w:type="spellStart"/>
+            <w:r>
+              <w:rPr>
+                <w:rFonts w:ascii="Consolas" w:hAnsi="Consolas" w:cs="Consolas"/>
+                <w:color w:val="000000"/>
+                <w:sz w:val="18"/>
+                <w:szCs w:val="18"/>
+                <w:highlight w:val="white"/>
+              </w:rPr>
               <w:t>RequirmentType</w:t>
             </w:r>
-            <w:r>
-              <w:rPr>
-                <w:rFonts w:ascii="Tahoma" w:eastAsia="Times New Roman" w:hAnsi="Tahoma" w:cs="Tahoma"/>
+            <w:proofErr w:type="spellEnd"/>
+            <w:r>
+              <w:rPr>
+                <w:rFonts w:ascii="Arial Narrow" w:eastAsia="Times New Roman" w:hAnsi="Arial Narrow" w:cs="Arial"/>
+                <w:bCs/>
+                <w:color w:val="000000"/>
+                <w:sz w:val="18"/>
+                <w:szCs w:val="26"/>
+              </w:rPr>
+              <w:t>}</w:t>
+            </w:r>
+            <w:r>
+              <w:rPr>
+                <w:rFonts w:ascii="Arial Narrow" w:eastAsia="Times New Roman" w:hAnsi="Arial Narrow" w:cs="Arial"/>
+                <w:b/>
+                <w:bCs/>
+                <w:color w:val="000000"/>
+                <w:sz w:val="18"/>
+                <w:szCs w:val="26"/>
+              </w:rPr>
+              <w:t xml:space="preserve"> </w:t>
+            </w:r>
+          </w:p>
+          <w:p>
+            <w:pPr>
+              <w:rPr>
+                <w:rFonts w:ascii="Arial Narrow" w:eastAsia="Times New Roman" w:hAnsi="Arial Narrow" w:cs="Arial"/>
+                <w:color w:val="000000"/>
+                <w:sz w:val="14"/>
+              </w:rPr>
+            </w:pPr>
+            <w:r>
+              <w:rPr>
+                <w:rFonts w:ascii="Arial Narrow" w:eastAsia="Arial" w:hAnsi="Arial Narrow" w:cs="Arial"/>
+                <w:b/>
+                <w:bCs/>
+                <w:sz w:val="18"/>
+                <w:szCs w:val="18"/>
+              </w:rPr>
+              <w:t>Reason</w:t>
+            </w:r>
+            <w:r>
+              <w:rPr>
+                <w:rFonts w:ascii="Arial Narrow" w:eastAsia="Arial" w:hAnsi="Arial Narrow" w:cs="Arial"/>
+                <w:b/>
+                <w:bCs/>
+                <w:sz w:val="14"/>
+                <w:szCs w:val="14"/>
+              </w:rPr>
+              <w:t xml:space="preserve">: </w:t>
+            </w:r>
+            <w:r>
+              <w:rPr>
+                <w:rFonts w:ascii="Arial Narrow" w:eastAsia="Times New Roman" w:hAnsi="Arial Narrow" w:cs="Arial"/>
+                <w:bCs/>
+                <w:color w:val="000000"/>
+                <w:sz w:val="18"/>
+                <w:szCs w:val="26"/>
+              </w:rPr>
+              <w:t>{</w:t>
+            </w:r>
+            <w:proofErr w:type="spellStart"/>
+            <w:r>
+              <w:rPr>
+                <w:rFonts w:ascii="Arial Narrow" w:eastAsia="Times New Roman" w:hAnsi="Arial Narrow" w:cs="Arial"/>
                 <w:bCs/>
                 <w:color w:val="000000"/>
                 <w:sz w:val="16"/>
                 <w:szCs w:val="16"/>
               </w:rPr>
+              <w:t>requirementReason</w:t>
+            </w:r>
+            <w:proofErr w:type="spellEnd"/>
+            <w:r>
+              <w:rPr>
+                <w:rFonts w:ascii="Arial Narrow" w:eastAsia="Times New Roman" w:hAnsi="Arial Narrow" w:cs="Arial"/>
+                <w:bCs/>
+                <w:color w:val="000000"/>
+                <w:sz w:val="18"/>
+                <w:szCs w:val="26"/>
+              </w:rPr>
               <w:t>}</w:t>
             </w:r>
-            <w:r>
-              <w:rPr>
-                <w:rFonts w:ascii="Tahoma" w:eastAsia="Times New Roman" w:hAnsi="Tahoma" w:cs="Tahoma"/>
-                <w:b/>
-                <w:bCs/>
-                <w:color w:val="000000"/>
-                <w:sz w:val="16"/>
-                <w:szCs w:val="16"/>
-              </w:rPr>
-              <w:t xml:space="preserve"> </w:t>
-            </w:r>
-          </w:p>
-          <w:p>
-            <w:pPr>
-              <w:rPr>
-                <w:rFonts w:ascii="Tahoma" w:eastAsia="Arial" w:hAnsi="Tahoma" w:cs="Tahoma"/>
-                <w:b/>
-                <w:bCs/>
-                <w:sz w:val="16"/>
-                <w:szCs w:val="16"/>
-              </w:rPr>
-            </w:pPr>
-            <w:r>
-              <w:rPr>
-                <w:rFonts w:ascii="Tahoma" w:eastAsia="Arial" w:hAnsi="Tahoma" w:cs="Tahoma"/>
-                <w:b/>
-                <w:bCs/>
-                <w:sz w:val="16"/>
-                <w:szCs w:val="16"/>
-              </w:rPr>
-              <w:t xml:space="preserve">Reason: </w:t>
-            </w:r>
-            <w:r>
-              <w:rPr>
-                <w:rFonts w:ascii="Tahoma" w:eastAsia="Times New Roman" w:hAnsi="Tahoma" w:cs="Tahoma"/>
-                <w:bCs/>
-                <w:color w:val="000000"/>
-                <w:sz w:val="16"/>
-                <w:szCs w:val="16"/>
-              </w:rPr>
-              <w:t>{requirementReason}</w:t>
-            </w:r>
-            <w:r>
-              <w:rPr>
-                <w:rFonts w:ascii="Tahoma" w:eastAsia="Arial" w:hAnsi="Tahoma" w:cs="Tahoma"/>
-                <w:bCs/>
-                <w:sz w:val="16"/>
-                <w:szCs w:val="16"/>
-              </w:rPr>
-              <w:t xml:space="preserve">                                                                                                                                                                                                 </w:t>
-            </w:r>
-            <w:r>
-              <w:rPr>
-                <w:rFonts w:ascii="Tahoma" w:eastAsia="Arial" w:hAnsi="Tahoma" w:cs="Tahoma"/>
-                <w:bCs/>
-                <w:sz w:val="16"/>
-                <w:szCs w:val="16"/>
-              </w:rPr>
-              <w:t xml:space="preserve">                                                             </w:t>
-            </w:r>
-          </w:p>
-        </w:tc>
-        <w:tc>
-          <w:tcPr>
-            <w:tcW w:w="9045" w:type="dxa"/>
-          </w:tcPr>
-          <w:p>
-            <w:pPr>
-              <w:rPr>
-                <w:rFonts w:ascii="Tahoma" w:eastAsia="Arial" w:hAnsi="Tahoma" w:cs="Tahoma"/>
-                <w:b/>
-                <w:bCs/>
-                <w:sz w:val="16"/>
-                <w:szCs w:val="16"/>
-              </w:rPr>
-            </w:pPr>
-            <w:r>
-              <w:rPr>
-                <w:rFonts w:ascii="Tahoma" w:eastAsia="Arial" w:hAnsi="Tahoma" w:cs="Tahoma"/>
-                <w:b/>
-                <w:bCs/>
-                <w:sz w:val="16"/>
-                <w:szCs w:val="16"/>
-              </w:rPr>
-              <w:t xml:space="preserve">Order Ref No: </w:t>
-            </w:r>
-            <w:r>
-              <w:rPr>
-                <w:rFonts w:ascii="Tahoma" w:eastAsia="Arial" w:hAnsi="Tahoma" w:cs="Tahoma"/>
-                <w:bCs/>
-                <w:sz w:val="16"/>
-                <w:szCs w:val="16"/>
-              </w:rPr>
-              <w:t>{OrderRefNo}</w:t>
-            </w:r>
-            <w:r>
-              <w:rPr>
-                <w:rFonts w:ascii="Tahoma" w:eastAsia="Arial" w:hAnsi="Tahoma" w:cs="Tahoma"/>
-                <w:b/>
-                <w:bCs/>
-                <w:sz w:val="16"/>
-                <w:szCs w:val="16"/>
-              </w:rPr>
-              <w:t xml:space="preserve"> </w:t>
-            </w:r>
-            <w:r>
-              <w:rPr>
-                <w:rFonts w:ascii="Tahoma" w:eastAsia="Arial" w:hAnsi="Tahoma" w:cs="Tahoma"/>
-                <w:b/>
-                <w:bCs/>
-                <w:sz w:val="16"/>
-                <w:szCs w:val="16"/>
-              </w:rPr>
-              <w:t xml:space="preserve">                                                                                            </w:t>
-            </w:r>
-            <w:r>
-              <w:rPr>
-                <w:rFonts w:ascii="Tahoma" w:eastAsia="Arial" w:hAnsi="Tahoma" w:cs="Tahoma"/>
-                <w:b/>
-                <w:bCs/>
-                <w:sz w:val="16"/>
-                <w:szCs w:val="16"/>
-              </w:rPr>
-              <w:t xml:space="preserve">Dated:  </w:t>
-            </w:r>
-            <w:r>
-              <w:rPr>
-                <w:rFonts w:ascii="Tahoma" w:eastAsia="Times New Roman" w:hAnsi="Tahoma" w:cs="Tahoma"/>
-                <w:color w:val="000000"/>
-                <w:sz w:val="16"/>
-                <w:szCs w:val="16"/>
-              </w:rPr>
-              <w:t>{</w:t>
-            </w:r>
-            <w:r>
-              <w:rPr>
-                <w:rFonts w:ascii="Tahoma" w:hAnsi="Tahoma" w:cs="Tahoma"/>
-                <w:color w:val="000000"/>
-                <w:sz w:val="16"/>
-                <w:szCs w:val="16"/>
-                <w:highlight w:val="white"/>
-              </w:rPr>
-              <w:t>RequisitionDate</w:t>
-            </w:r>
-            <w:r>
-              <w:rPr>
-                <w:rFonts w:ascii="Tahoma" w:eastAsia="Times New Roman" w:hAnsi="Tahoma" w:cs="Tahoma"/>
-                <w:color w:val="000000"/>
-                <w:sz w:val="16"/>
-                <w:szCs w:val="16"/>
-              </w:rPr>
-              <w:t>}</w:t>
-            </w:r>
-          </w:p>
-          <w:p>
-            <w:pPr>
-              <w:rPr>
-                <w:rFonts w:ascii="Tahoma" w:eastAsia="Calibri" w:hAnsi="Tahoma" w:cs="Tahoma"/>
-                <w:sz w:val="16"/>
-                <w:szCs w:val="16"/>
-              </w:rPr>
-            </w:pPr>
-            <w:r>
-              <w:rPr>
-                <w:rFonts w:ascii="Tahoma" w:eastAsia="Calibri" w:hAnsi="Tahoma" w:cs="Tahoma"/>
-                <w:b/>
-                <w:sz w:val="16"/>
-                <w:szCs w:val="16"/>
-              </w:rPr>
-              <w:t>Checked  Status:</w:t>
-            </w:r>
-            <w:r>
-              <w:rPr>
-                <w:rFonts w:ascii="Tahoma" w:eastAsia="Calibri" w:hAnsi="Tahoma" w:cs="Tahoma"/>
-                <w:sz w:val="16"/>
-                <w:szCs w:val="16"/>
-              </w:rPr>
-              <w:t>{</w:t>
-            </w:r>
-            <w:r>
-              <w:rPr>
-                <w:rFonts w:ascii="Consolas" w:eastAsia="Calibri" w:hAnsi="Consolas" w:cs="Consolas"/>
-                <w:color w:val="000000"/>
-                <w:sz w:val="19"/>
-                <w:szCs w:val="19"/>
-                <w:highlight w:val="white"/>
-              </w:rPr>
-              <w:t>PurOrCheckedStatus</w:t>
-            </w:r>
-            <w:r>
-              <w:rPr>
-                <w:rFonts w:ascii="Tahoma" w:eastAsia="Calibri" w:hAnsi="Tahoma" w:cs="Tahoma"/>
-                <w:sz w:val="16"/>
-                <w:szCs w:val="16"/>
-              </w:rPr>
-              <w:t>}</w:t>
-            </w:r>
-            <w:r>
-              <w:rPr>
-                <w:rFonts w:ascii="Tahoma" w:eastAsia="Calibri" w:hAnsi="Tahoma" w:cs="Tahoma"/>
-                <w:sz w:val="16"/>
-                <w:szCs w:val="16"/>
-              </w:rPr>
-              <w:t xml:space="preserve">                                      </w:t>
-            </w:r>
-            <w:r>
-              <w:rPr>
-                <w:rFonts w:ascii="Tahoma" w:eastAsia="Calibri" w:hAnsi="Tahoma" w:cs="Tahoma"/>
-                <w:sz w:val="16"/>
-                <w:szCs w:val="16"/>
-              </w:rPr>
-              <w:t xml:space="preserve">    </w:t>
-            </w:r>
-            <w:r>
-              <w:rPr>
-                <w:rFonts w:ascii="Tahoma" w:eastAsia="Calibri" w:hAnsi="Tahoma" w:cs="Tahoma"/>
-                <w:b/>
-                <w:sz w:val="16"/>
-                <w:szCs w:val="16"/>
-              </w:rPr>
-              <w:t>Approved Status:</w:t>
-            </w:r>
-            <w:r>
-              <w:rPr>
-                <w:rFonts w:ascii="Tahoma" w:eastAsia="Calibri" w:hAnsi="Tahoma" w:cs="Tahoma"/>
-                <w:sz w:val="16"/>
-                <w:szCs w:val="16"/>
-              </w:rPr>
-              <w:t>{</w:t>
-            </w:r>
-            <w:r>
-              <w:rPr>
-                <w:rFonts w:ascii="Tahoma" w:eastAsia="Calibri" w:hAnsi="Tahoma" w:cs="Tahoma"/>
-                <w:color w:val="000000"/>
-                <w:sz w:val="16"/>
-                <w:szCs w:val="16"/>
-                <w:highlight w:val="white"/>
-              </w:rPr>
-              <w:t>PurOrApprovedStatus</w:t>
-            </w:r>
-            <w:r>
-              <w:rPr>
-                <w:rFonts w:ascii="Tahoma" w:eastAsia="Calibri" w:hAnsi="Tahoma" w:cs="Tahoma"/>
-                <w:sz w:val="16"/>
-                <w:szCs w:val="16"/>
-              </w:rPr>
-              <w:t xml:space="preserve">} </w:t>
-            </w:r>
-          </w:p>
-          <w:p>
-            <w:pPr>
-              <w:rPr>
-                <w:rFonts w:ascii="Arial Narrow" w:eastAsia="Arial" w:hAnsi="Arial Narrow" w:cs="Arial"/>
-                <w:b/>
-                <w:bCs/>
-                <w:sz w:val="14"/>
-                <w:szCs w:val="14"/>
-              </w:rPr>
-            </w:pPr>
           </w:p>
         </w:tc>
       </w:tr>
@@ -718,12 +697,11 @@
           <w:tblLook w:val="0000" w:firstRow="0" w:lastRow="0" w:firstColumn="0" w:lastColumn="0" w:noHBand="0" w:noVBand="0"/>
         </w:tblPrEx>
         <w:trPr>
-          <w:trHeight w:val="458"/>
+          <w:trHeight w:val="451"/>
         </w:trPr>
         <w:tc>
           <w:tcPr>
-            <w:tcW w:w="18090" w:type="dxa"/>
-            <w:gridSpan w:val="2"/>
+            <w:tcW w:w="15048" w:type="dxa"/>
             <w:tcBorders>
               <w:left w:val="single" w:sz="4" w:space="0" w:color="auto"/>
               <w:bottom w:val="single" w:sz="4" w:space="0" w:color="auto"/>
@@ -735,7 +713,7 @@
                 <w:tab w:val="left" w:pos="3030"/>
               </w:tabs>
               <w:rPr>
-                <w:rFonts w:ascii="Tahoma" w:eastAsia="Arial" w:hAnsi="Tahoma" w:cs="Tahoma"/>
+                <w:rFonts w:ascii="Arial Narrow" w:eastAsia="Arial" w:hAnsi="Arial Narrow" w:cs="Arial"/>
                 <w:b/>
                 <w:bCs/>
                 <w:sz w:val="16"/>
@@ -744,13 +722,43 @@
             </w:pPr>
             <w:r>
               <w:rPr>
-                <w:rFonts w:ascii="Tahoma" w:eastAsia="Arial" w:hAnsi="Tahoma" w:cs="Tahoma"/>
+                <w:rFonts w:ascii="Arial Narrow" w:eastAsia="Arial" w:hAnsi="Arial Narrow" w:cs="Arial"/>
                 <w:b/>
                 <w:bCs/>
                 <w:sz w:val="16"/>
                 <w:szCs w:val="16"/>
               </w:rPr>
-              <w:t>Material Requisition Details</w:t>
+              <w:t>Material Requ</w:t>
+            </w:r>
+            <w:r>
+              <w:rPr>
+                <w:rFonts w:ascii="Arial Narrow" w:eastAsia="Arial" w:hAnsi="Arial Narrow" w:cs="Arial"/>
+                <w:b/>
+                <w:bCs/>
+                <w:sz w:val="16"/>
+                <w:szCs w:val="16"/>
+              </w:rPr>
+              <w:t>i</w:t>
+            </w:r>
+            <w:r>
+              <w:rPr>
+                <w:rFonts w:ascii="Arial Narrow" w:eastAsia="Arial" w:hAnsi="Arial Narrow" w:cs="Arial"/>
+                <w:b/>
+                <w:bCs/>
+                <w:sz w:val="16"/>
+                <w:szCs w:val="16"/>
+              </w:rPr>
+              <w:t>si</w:t>
+            </w:r>
+            <w:r>
+              <w:rPr>
+                <w:rFonts w:ascii="Arial Narrow" w:eastAsia="Arial" w:hAnsi="Arial Narrow" w:cs="Arial"/>
+                <w:b/>
+                <w:bCs/>
+                <w:sz w:val="16"/>
+                <w:szCs w:val="16"/>
+              </w:rPr>
+              <w:t>tion Details</w:t>
             </w:r>
           </w:p>
           <w:p>
@@ -758,22 +766,54 @@
               <w:tabs>
                 <w:tab w:val="left" w:pos="3030"/>
               </w:tabs>
+              <w:jc w:val="right"/>
               <w:rPr>
                 <w:rFonts w:ascii="Arial Narrow" w:eastAsia="Arial" w:hAnsi="Arial Narrow" w:cs="Arial"/>
                 <w:bCs/>
-                <w:sz w:val="16"/>
-                <w:szCs w:val="16"/>
+                <w:sz w:val="14"/>
+                <w:szCs w:val="14"/>
               </w:rPr>
             </w:pPr>
             <w:r>
               <w:rPr>
-                <w:rFonts w:ascii="Tahoma" w:eastAsia="Arial" w:hAnsi="Tahoma" w:cs="Tahoma"/>
-                <w:bCs/>
-                <w:sz w:val="16"/>
-                <w:szCs w:val="16"/>
-              </w:rPr>
-              <w:t>{materialRequsitionDetail}</w:t>
-            </w:r>
+                <w:rFonts w:ascii="Arial Narrow" w:eastAsia="Arial" w:hAnsi="Arial Narrow" w:cs="Arial"/>
+                <w:bCs/>
+                <w:sz w:val="14"/>
+                <w:szCs w:val="14"/>
+              </w:rPr>
+              <w:t>{</w:t>
+            </w:r>
+            <w:proofErr w:type="spellStart"/>
+            <w:r>
+              <w:rPr>
+                <w:rFonts w:ascii="Arial Narrow" w:eastAsia="Arial" w:hAnsi="Arial Narrow" w:cs="Arial"/>
+                <w:bCs/>
+                <w:sz w:val="14"/>
+                <w:szCs w:val="14"/>
+              </w:rPr>
+              <w:t>materialRequsitionDetail</w:t>
+            </w:r>
+            <w:proofErr w:type="spellEnd"/>
+            <w:r>
+              <w:rPr>
+                <w:rFonts w:ascii="Arial Narrow" w:eastAsia="Arial" w:hAnsi="Arial Narrow" w:cs="Arial"/>
+                <w:bCs/>
+                <w:sz w:val="14"/>
+                <w:szCs w:val="14"/>
+              </w:rPr>
+              <w:t>}</w:t>
+            </w:r>
+          </w:p>
+          <w:p>
+            <w:pPr>
+              <w:tabs>
+                <w:tab w:val="left" w:pos="3030"/>
+              </w:tabs>
+              <w:rPr>
+                <w:rFonts w:ascii="Arial Narrow" w:hAnsi="Arial Narrow" w:cs="Arial"/>
+                <w:sz w:val="24"/>
+              </w:rPr>
+            </w:pPr>
           </w:p>
         </w:tc>
       </w:tr>
@@ -782,12 +822,11 @@
           <w:tblLook w:val="0000" w:firstRow="0" w:lastRow="0" w:firstColumn="0" w:lastColumn="0" w:noHBand="0" w:noVBand="0"/>
         </w:tblPrEx>
         <w:trPr>
-          <w:trHeight w:val="351"/>
+          <w:trHeight w:val="388"/>
         </w:trPr>
         <w:tc>
           <w:tcPr>
-            <w:tcW w:w="18090" w:type="dxa"/>
-            <w:gridSpan w:val="2"/>
+            <w:tcW w:w="15048" w:type="dxa"/>
             <w:tcBorders>
               <w:left w:val="single" w:sz="4" w:space="0" w:color="auto"/>
             </w:tcBorders>
@@ -795,7 +834,7 @@
           <w:p>
             <w:pPr>
               <w:rPr>
-                <w:rFonts w:ascii="Tahoma" w:eastAsia="Arial" w:hAnsi="Tahoma" w:cs="Tahoma"/>
+                <w:rFonts w:ascii="Arial Narrow" w:eastAsia="Arial" w:hAnsi="Arial Narrow" w:cs="Arial"/>
                 <w:b/>
                 <w:bCs/>
                 <w:sz w:val="16"/>
@@ -804,36 +843,86 @@
             </w:pPr>
             <w:r>
               <w:rPr>
-                <w:rFonts w:ascii="Tahoma" w:eastAsia="Arial" w:hAnsi="Tahoma" w:cs="Tahoma"/>
+                <w:rFonts w:ascii="Arial Narrow" w:eastAsia="Arial" w:hAnsi="Arial Narrow" w:cs="Arial"/>
                 <w:b/>
                 <w:bCs/>
                 <w:sz w:val="16"/>
                 <w:szCs w:val="16"/>
               </w:rPr>
-              <w:t xml:space="preserve">Comment s / Notes:{ </w:t>
-            </w:r>
-            <w:r>
-              <w:rPr>
-                <w:rFonts w:ascii="Tahoma" w:hAnsi="Tahoma" w:cs="Tahoma"/>
-                <w:color w:val="000000"/>
+              <w:t>Comment</w:t>
+            </w:r>
+            <w:r>
+              <w:rPr>
+                <w:rFonts w:ascii="Arial Narrow" w:eastAsia="Arial" w:hAnsi="Arial Narrow" w:cs="Arial"/>
+                <w:b/>
+                <w:bCs/>
                 <w:sz w:val="16"/>
                 <w:szCs w:val="16"/>
-                <w:highlight w:val="white"/>
-              </w:rPr>
-              <w:t>Remark</w:t>
-            </w:r>
-            <w:r>
-              <w:rPr>
-                <w:rFonts w:ascii="Tahoma" w:hAnsi="Tahoma" w:cs="Tahoma"/>
-                <w:color w:val="000000"/>
+              </w:rPr>
+              <w:t xml:space="preserve"> s </w:t>
+            </w:r>
+            <w:r>
+              <w:rPr>
+                <w:rFonts w:ascii="Arial Narrow" w:eastAsia="Arial" w:hAnsi="Arial Narrow" w:cs="Arial"/>
+                <w:b/>
+                <w:bCs/>
                 <w:sz w:val="16"/>
                 <w:szCs w:val="16"/>
               </w:rPr>
+              <w:t>/</w:t>
+            </w:r>
+            <w:r>
+              <w:rPr>
+                <w:rFonts w:ascii="Arial Narrow" w:eastAsia="Arial" w:hAnsi="Arial Narrow" w:cs="Arial"/>
+                <w:b/>
+                <w:bCs/>
+                <w:sz w:val="16"/>
+                <w:szCs w:val="16"/>
+              </w:rPr>
+              <w:t xml:space="preserve"> </w:t>
+            </w:r>
+            <w:r>
+              <w:rPr>
+                <w:rFonts w:ascii="Arial Narrow" w:eastAsia="Arial" w:hAnsi="Arial Narrow" w:cs="Arial"/>
+                <w:b/>
+                <w:bCs/>
+                <w:sz w:val="16"/>
+                <w:szCs w:val="16"/>
+              </w:rPr>
+              <w:t>Note</w:t>
+            </w:r>
+            <w:r>
+              <w:rPr>
+                <w:rFonts w:ascii="Arial Narrow" w:eastAsia="Arial" w:hAnsi="Arial Narrow" w:cs="Arial"/>
+                <w:b/>
+                <w:bCs/>
+                <w:sz w:val="16"/>
+                <w:szCs w:val="16"/>
+              </w:rPr>
+              <w:t xml:space="preserve">s:{ </w:t>
+            </w:r>
+            <w:r>
+              <w:rPr>
+                <w:rFonts w:ascii="Consolas" w:hAnsi="Consolas" w:cs="Consolas"/>
+                <w:color w:val="000000"/>
+                <w:sz w:val="19"/>
+                <w:szCs w:val="19"/>
+                <w:highlight w:val="white"/>
+              </w:rPr>
+              <w:t>Remark</w:t>
+            </w:r>
+            <w:r>
+              <w:rPr>
+                <w:rFonts w:ascii="Consolas" w:hAnsi="Consolas" w:cs="Consolas"/>
+                <w:color w:val="000000"/>
+                <w:sz w:val="19"/>
+                <w:szCs w:val="19"/>
+              </w:rPr>
               <w:t>s</w:t>
             </w:r>
             <w:r>
               <w:rPr>
-                <w:rFonts w:ascii="Tahoma" w:eastAsia="Arial" w:hAnsi="Tahoma" w:cs="Tahoma"/>
+                <w:rFonts w:ascii="Arial Narrow" w:eastAsia="Arial" w:hAnsi="Arial Narrow" w:cs="Arial"/>
                 <w:b/>
                 <w:bCs/>
                 <w:sz w:val="16"/>
@@ -849,12 +938,11 @@
           <w:tblLook w:val="0000" w:firstRow="0" w:lastRow="0" w:firstColumn="0" w:lastColumn="0" w:noHBand="0" w:noVBand="0"/>
         </w:tblPrEx>
         <w:trPr>
-          <w:trHeight w:val="659"/>
+          <w:trHeight w:val="647"/>
         </w:trPr>
         <w:tc>
           <w:tcPr>
-            <w:tcW w:w="18090" w:type="dxa"/>
-            <w:gridSpan w:val="2"/>
+            <w:tcW w:w="15048" w:type="dxa"/>
             <w:tcBorders>
               <w:left w:val="single" w:sz="4" w:space="0" w:color="auto"/>
               <w:bottom w:val="single" w:sz="4" w:space="0" w:color="auto"/>
@@ -896,48 +984,49 @@
               <w:tblLook w:val="04A0" w:firstRow="1" w:lastRow="0" w:firstColumn="1" w:lastColumn="0" w:noHBand="0" w:noVBand="1"/>
             </w:tblPr>
             <w:tblGrid>
-              <w:gridCol w:w="4855"/>
-              <w:gridCol w:w="4855"/>
-              <w:gridCol w:w="4855"/>
+              <w:gridCol w:w="3805"/>
+              <w:gridCol w:w="3805"/>
+              <w:gridCol w:w="3805"/>
             </w:tblGrid>
             <w:tr>
               <w:trPr>
-                <w:trHeight w:val="274"/>
+                <w:trHeight w:val="234"/>
                 <w:jc w:val="center"/>
               </w:trPr>
               <w:tc>
                 <w:tcPr>
-                  <w:tcW w:w="4855" w:type="dxa"/>
+                  <w:tcW w:w="3805" w:type="dxa"/>
                 </w:tcPr>
                 <w:p>
                   <w:pPr>
-                    <w:framePr w:hSpace="180" w:wrap="around" w:vAnchor="page" w:hAnchor="margin" w:xAlign="center" w:y="2206"/>
+                    <w:framePr w:hSpace="180" w:wrap="around" w:vAnchor="page" w:hAnchor="page" w:x="676" w:y="1771"/>
+                    <w:jc w:val="center"/>
                     <w:rPr>
-                      <w:rFonts w:ascii="Tahoma" w:eastAsia="Arial" w:hAnsi="Tahoma" w:cs="Tahoma"/>
+                      <w:rFonts w:ascii="Arial Narrow" w:eastAsia="Arial" w:hAnsi="Arial Narrow" w:cs="Arial"/>
                       <w:bCs/>
-                      <w:sz w:val="16"/>
-                      <w:szCs w:val="16"/>
+                      <w:sz w:val="14"/>
+                      <w:szCs w:val="14"/>
                     </w:rPr>
                   </w:pPr>
                   <w:r>
                     <w:rPr>
-                      <w:rFonts w:ascii="Tahoma" w:eastAsia="Arial" w:hAnsi="Tahoma" w:cs="Tahoma"/>
+                      <w:rFonts w:ascii="Arial Narrow" w:eastAsia="Arial" w:hAnsi="Arial Narrow" w:cs="Arial"/>
                       <w:bCs/>
                       <w:noProof/>
                       <w:color w:val="000000" w:themeColor="text1"/>
-                      <w:sz w:val="16"/>
-                      <w:szCs w:val="16"/>
+                      <w:sz w:val="14"/>
+                      <w:szCs w:val="14"/>
                     </w:rPr>
                     <mc:AlternateContent>
                       <mc:Choice Requires="wps">
                         <w:drawing>
-                          <wp:anchor distT="0" distB="0" distL="114300" distR="114300" simplePos="0" relativeHeight="251654656" behindDoc="0" locked="0" layoutInCell="1" allowOverlap="1" wp14:anchorId="22246AB7" wp14:editId="1A603C04">
+                          <wp:anchor distT="0" distB="0" distL="114300" distR="114300" simplePos="0" relativeHeight="251650560" behindDoc="0" locked="0" layoutInCell="1" allowOverlap="1" wp14:anchorId="05754062" wp14:editId="7E339669">
                             <wp:simplePos x="0" y="0"/>
                             <wp:positionH relativeFrom="column">
-                              <wp:posOffset>383540</wp:posOffset>
+                              <wp:posOffset>383679</wp:posOffset>
                             </wp:positionH>
                             <wp:positionV relativeFrom="paragraph">
-                              <wp:posOffset>149860</wp:posOffset>
+                              <wp:posOffset>105797</wp:posOffset>
                             </wp:positionV>
                             <wp:extent cx="1391477" cy="0"/>
                             <wp:effectExtent l="0" t="0" r="18415" b="19050"/>
@@ -989,9 +1078,9 @@
                           </wp:anchor>
                         </w:drawing>
                       </mc:Choice>
-                      <mc:Fallback>
+                      <mc:Fallback xmlns:cx="http://schemas.microsoft.com/office/drawing/2014/chartex" xmlns:cx1="http://schemas.microsoft.com/office/drawing/2015/9/8/chartex" xmlns:cx2="http://schemas.microsoft.com/office/drawing/2015/10/21/chartex" xmlns:cx3="http://schemas.microsoft.com/office/drawing/2016/5/9/chartex" xmlns:cx4="http://schemas.microsoft.com/office/drawing/2016/5/10/chartex" xmlns:cx5="http://schemas.microsoft.com/office/drawing/2016/5/11/chartex" xmlns:cx6="http://schemas.microsoft.com/office/drawing/2016/5/12/chartex" xmlns:cx7="http://schemas.microsoft.com/office/drawing/2016/5/13/chartex" xmlns:cx8="http://schemas.microsoft.com/office/drawing/2016/5/14/chartex" xmlns:aink="http://schemas.microsoft.com/office/drawing/2016/ink" xmlns:am3d="http://schemas.microsoft.com/office/drawing/2017/model3d" xmlns:w15="http://schemas.microsoft.com/office/word/2012/wordml" xmlns:w16cid="http://schemas.microsoft.com/office/word/2016/wordml/cid" xmlns:w16se="http://schemas.microsoft.com/office/word/2015/wordml/symex">
                         <w:pict>
-                          <v:line w14:anchorId="1A019DC0" id="Straight Connector 1" o:spid="_x0000_s1026" style="position:absolute;flip:x;z-index:251654656;visibility:visible;mso-wrap-style:square;mso-width-percent:0;mso-height-percent:0;mso-wrap-distance-left:9pt;mso-wrap-distance-top:0;mso-wrap-distance-right:9pt;mso-wrap-distance-bottom:0;mso-position-horizontal:absolute;mso-position-horizontal-relative:text;mso-position-vertical:absolute;mso-position-vertical-relative:text;mso-width-percent:0;mso-height-percent:0;mso-width-relative:margin;mso-height-relative:margin" from="30.2pt,11.8pt" to="139.75pt,11.8pt" o:gfxdata="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" strokecolor="black [3213]" strokeweight=".5pt">
+                          <v:line w14:anchorId="7B78E815" id="Straight Connector 1" o:spid="_x0000_s1026" style="position:absolute;flip:x;z-index:251650560;visibility:visible;mso-wrap-style:square;mso-width-percent:0;mso-height-percent:0;mso-wrap-distance-left:9pt;mso-wrap-distance-top:0;mso-wrap-distance-right:9pt;mso-wrap-distance-bottom:0;mso-position-horizontal:absolute;mso-position-horizontal-relative:text;mso-position-vertical:absolute;mso-position-vertical-relative:text;mso-width-percent:0;mso-height-percent:0;mso-width-relative:margin;mso-height-relative:margin" from="30.2pt,8.35pt" to="139.75pt,8.35pt" o:gfxdata="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" strokecolor="black [3213]" strokeweight=".5pt">
                             <v:stroke joinstyle="miter"/>
                           </v:line>
                         </w:pict>
@@ -1000,25 +1089,17 @@
                   </w:r>
                   <w:r>
                     <w:rPr>
-                      <w:rFonts w:ascii="Tahoma" w:eastAsia="Arial" w:hAnsi="Tahoma" w:cs="Tahoma"/>
+                      <w:rFonts w:ascii="Arial Narrow" w:eastAsia="Arial" w:hAnsi="Arial Narrow" w:cs="Arial"/>
                       <w:bCs/>
-                      <w:sz w:val="16"/>
-                      <w:szCs w:val="16"/>
-                    </w:rPr>
-                    <w:t xml:space="preserve">                            </w:t>
-                  </w:r>
-                  <w:r>
-                    <w:rPr>
-                      <w:rFonts w:ascii="Tahoma" w:eastAsia="Arial" w:hAnsi="Tahoma" w:cs="Tahoma"/>
-                      <w:bCs/>
-                      <w:sz w:val="16"/>
-                      <w:szCs w:val="16"/>
+                      <w:sz w:val="14"/>
+                      <w:szCs w:val="14"/>
                     </w:rPr>
                     <w:t>{</w:t>
                   </w:r>
+                  <w:proofErr w:type="spellStart"/>
                   <w:r>
                     <w:rPr>
-                      <w:rFonts w:ascii="Tahoma" w:hAnsi="Tahoma" w:cs="Tahoma"/>
+                      <w:rFonts w:ascii="Consolas" w:hAnsi="Consolas" w:cs="Consolas"/>
                       <w:color w:val="000000"/>
                       <w:sz w:val="16"/>
                       <w:szCs w:val="16"/>
@@ -1026,12 +1107,13 @@
                     </w:rPr>
                     <w:t>AddedBy</w:t>
                   </w:r>
+                  <w:proofErr w:type="spellEnd"/>
                   <w:r>
                     <w:rPr>
-                      <w:rFonts w:ascii="Tahoma" w:eastAsia="Arial" w:hAnsi="Tahoma" w:cs="Tahoma"/>
+                      <w:rFonts w:ascii="Arial Narrow" w:eastAsia="Arial" w:hAnsi="Arial Narrow" w:cs="Arial"/>
                       <w:bCs/>
-                      <w:sz w:val="16"/>
-                      <w:szCs w:val="16"/>
+                      <w:sz w:val="14"/>
+                      <w:szCs w:val="14"/>
                     </w:rPr>
                     <w:t>}</w:t>
                   </w:r>
@@ -1039,40 +1121,41 @@
               </w:tc>
               <w:tc>
                 <w:tcPr>
-                  <w:tcW w:w="4855" w:type="dxa"/>
+                  <w:tcW w:w="3805" w:type="dxa"/>
                 </w:tcPr>
                 <w:p>
                   <w:pPr>
-                    <w:framePr w:hSpace="180" w:wrap="around" w:vAnchor="page" w:hAnchor="margin" w:xAlign="center" w:y="2206"/>
+                    <w:framePr w:hSpace="180" w:wrap="around" w:vAnchor="page" w:hAnchor="page" w:x="676" w:y="1771"/>
+                    <w:jc w:val="center"/>
                     <w:rPr>
-                      <w:rFonts w:ascii="Tahoma" w:eastAsia="Arial" w:hAnsi="Tahoma" w:cs="Tahoma"/>
+                      <w:rFonts w:ascii="Arial Narrow" w:eastAsia="Arial" w:hAnsi="Arial Narrow" w:cs="Arial"/>
                       <w:bCs/>
-                      <w:sz w:val="16"/>
-                      <w:szCs w:val="16"/>
+                      <w:sz w:val="14"/>
+                      <w:szCs w:val="14"/>
                     </w:rPr>
                   </w:pPr>
                   <w:r>
                     <w:rPr>
-                      <w:rFonts w:ascii="Tahoma" w:eastAsia="Arial" w:hAnsi="Tahoma" w:cs="Tahoma"/>
+                      <w:rFonts w:ascii="Arial Narrow" w:eastAsia="Arial" w:hAnsi="Arial Narrow" w:cs="Arial"/>
                       <w:bCs/>
                       <w:noProof/>
                       <w:color w:val="000000" w:themeColor="text1"/>
-                      <w:sz w:val="16"/>
-                      <w:szCs w:val="16"/>
+                      <w:sz w:val="14"/>
+                      <w:szCs w:val="14"/>
                     </w:rPr>
                     <mc:AlternateContent>
                       <mc:Choice Requires="wps">
                         <w:drawing>
-                          <wp:anchor distT="0" distB="0" distL="114300" distR="114300" simplePos="0" relativeHeight="251658752" behindDoc="0" locked="0" layoutInCell="1" allowOverlap="1" wp14:anchorId="34DBDE4E" wp14:editId="5F22DCA4">
+                          <wp:anchor distT="0" distB="0" distL="114300" distR="114300" simplePos="0" relativeHeight="251667968" behindDoc="0" locked="0" layoutInCell="1" allowOverlap="1" wp14:anchorId="1C1E3DCC" wp14:editId="4F357421">
                             <wp:simplePos x="0" y="0"/>
                             <wp:positionH relativeFrom="column">
-                              <wp:posOffset>297815</wp:posOffset>
+                              <wp:posOffset>298395</wp:posOffset>
                             </wp:positionH>
                             <wp:positionV relativeFrom="paragraph">
-                              <wp:posOffset>149860</wp:posOffset>
+                              <wp:posOffset>105797</wp:posOffset>
                             </wp:positionV>
                             <wp:extent cx="1526650" cy="0"/>
-                            <wp:effectExtent l="0" t="0" r="35560" b="19050"/>
+                            <wp:effectExtent l="0" t="0" r="16510" b="19050"/>
                             <wp:wrapNone/>
                             <wp:docPr id="3" name="Straight Connector 3"/>
                             <wp:cNvGraphicFramePr/>
@@ -1118,9 +1201,9 @@
                           </wp:anchor>
                         </w:drawing>
                       </mc:Choice>
-                      <mc:Fallback>
+                      <mc:Fallback xmlns:cx="http://schemas.microsoft.com/office/drawing/2014/chartex" xmlns:cx1="http://schemas.microsoft.com/office/drawing/2015/9/8/chartex" xmlns:cx2="http://schemas.microsoft.com/office/drawing/2015/10/21/chartex" xmlns:cx3="http://schemas.microsoft.com/office/drawing/2016/5/9/chartex" xmlns:cx4="http://schemas.microsoft.com/office/drawing/2016/5/10/chartex" xmlns:cx5="http://schemas.microsoft.com/office/drawing/2016/5/11/chartex" xmlns:cx6="http://schemas.microsoft.com/office/drawing/2016/5/12/chartex" xmlns:cx7="http://schemas.microsoft.com/office/drawing/2016/5/13/chartex" xmlns:cx8="http://schemas.microsoft.com/office/drawing/2016/5/14/chartex" xmlns:aink="http://schemas.microsoft.com/office/drawing/2016/ink" xmlns:am3d="http://schemas.microsoft.com/office/drawing/2017/model3d" xmlns:w15="http://schemas.microsoft.com/office/word/2012/wordml" xmlns:w16cid="http://schemas.microsoft.com/office/word/2016/wordml/cid" xmlns:w16se="http://schemas.microsoft.com/office/word/2015/wordml/symex">
                         <w:pict>
-                          <v:line w14:anchorId="194F2967" id="Straight Connector 3" o:spid="_x0000_s1026" style="position:absolute;z-index:251658752;visibility:visible;mso-wrap-style:square;mso-width-percent:0;mso-wrap-distance-left:9pt;mso-wrap-distance-top:0;mso-wrap-distance-right:9pt;mso-wrap-distance-bottom:0;mso-position-horizontal:absolute;mso-position-horizontal-relative:text;mso-position-vertical:absolute;mso-position-vertical-relative:text;mso-width-percent:0;mso-width-relative:margin" from="23.45pt,11.8pt" to="143.65pt,11.8pt" o:gfxdata="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" strokecolor="black [3213]" strokeweight=".5pt">
+                          <v:line w14:anchorId="6C7695B2" id="Straight Connector 3" o:spid="_x0000_s1026" style="position:absolute;z-index:251667968;visibility:visible;mso-wrap-style:square;mso-width-percent:0;mso-wrap-distance-left:9pt;mso-wrap-distance-top:0;mso-wrap-distance-right:9pt;mso-wrap-distance-bottom:0;mso-position-horizontal:absolute;mso-position-horizontal-relative:text;mso-position-vertical:absolute;mso-position-vertical-relative:text;mso-width-percent:0;mso-width-relative:margin" from="23.5pt,8.35pt" to="143.7pt,8.35pt" o:gfxdata="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" strokecolor="black [3213]" strokeweight=".5pt">
                             <v:stroke joinstyle="miter"/>
                           </v:line>
                         </w:pict>
@@ -1129,38 +1212,31 @@
                   </w:r>
                   <w:r>
                     <w:rPr>
-                      <w:rFonts w:ascii="Tahoma" w:eastAsia="Arial" w:hAnsi="Tahoma" w:cs="Tahoma"/>
+                      <w:rFonts w:ascii="Arial Narrow" w:eastAsia="Arial" w:hAnsi="Arial Narrow" w:cs="Arial"/>
                       <w:bCs/>
-                      <w:sz w:val="16"/>
-                      <w:szCs w:val="16"/>
+                      <w:sz w:val="14"/>
+                      <w:szCs w:val="14"/>
                     </w:rPr>
-                    <w:t xml:space="preserve">                    </w:t>
+                    <w:t>{</w:t>
                   </w:r>
+                  <w:proofErr w:type="spellStart"/>
                   <w:r>
                     <w:rPr>
-                      <w:rFonts w:ascii="Tahoma" w:eastAsia="Arial" w:hAnsi="Tahoma" w:cs="Tahoma"/>
-                      <w:bCs/>
-                      <w:sz w:val="16"/>
-                      <w:szCs w:val="16"/>
-                    </w:rPr>
-                    <w:t xml:space="preserve"> {</w:t>
-                  </w:r>
-                  <w:r>
-                    <w:rPr>
-                      <w:rFonts w:ascii="Tahoma" w:hAnsi="Tahoma" w:cs="Tahoma"/>
+                      <w:rFonts w:ascii="Consolas" w:hAnsi="Consolas" w:cs="Consolas"/>
                       <w:color w:val="000000"/>
-                      <w:sz w:val="16"/>
-                      <w:szCs w:val="16"/>
+                      <w:sz w:val="19"/>
+                      <w:szCs w:val="19"/>
                       <w:highlight w:val="white"/>
                     </w:rPr>
                     <w:t>CheckedByName</w:t>
                   </w:r>
+                  <w:proofErr w:type="spellEnd"/>
                   <w:r>
                     <w:rPr>
-                      <w:rFonts w:ascii="Tahoma" w:eastAsia="Arial" w:hAnsi="Tahoma" w:cs="Tahoma"/>
+                      <w:rFonts w:ascii="Arial Narrow" w:eastAsia="Arial" w:hAnsi="Arial Narrow" w:cs="Arial"/>
                       <w:bCs/>
-                      <w:sz w:val="16"/>
-                      <w:szCs w:val="16"/>
+                      <w:sz w:val="14"/>
+                      <w:szCs w:val="14"/>
                     </w:rPr>
                     <w:t>}</w:t>
                   </w:r>
@@ -1168,37 +1244,38 @@
               </w:tc>
               <w:tc>
                 <w:tcPr>
-                  <w:tcW w:w="4855" w:type="dxa"/>
+                  <w:tcW w:w="3805" w:type="dxa"/>
                 </w:tcPr>
                 <w:p>
                   <w:pPr>
-                    <w:framePr w:hSpace="180" w:wrap="around" w:vAnchor="page" w:hAnchor="margin" w:xAlign="center" w:y="2206"/>
+                    <w:framePr w:hSpace="180" w:wrap="around" w:vAnchor="page" w:hAnchor="page" w:x="676" w:y="1771"/>
+                    <w:jc w:val="center"/>
                     <w:rPr>
-                      <w:rFonts w:ascii="Tahoma" w:eastAsia="Arial" w:hAnsi="Tahoma" w:cs="Tahoma"/>
+                      <w:rFonts w:ascii="Arial Narrow" w:eastAsia="Arial" w:hAnsi="Arial Narrow" w:cs="Arial"/>
                       <w:bCs/>
-                      <w:sz w:val="16"/>
-                      <w:szCs w:val="16"/>
+                      <w:sz w:val="14"/>
+                      <w:szCs w:val="14"/>
                     </w:rPr>
                   </w:pPr>
                   <w:r>
                     <w:rPr>
-                      <w:rFonts w:ascii="Tahoma" w:eastAsia="Arial" w:hAnsi="Tahoma" w:cs="Tahoma"/>
+                      <w:rFonts w:ascii="Arial Narrow" w:eastAsia="Arial" w:hAnsi="Arial Narrow" w:cs="Arial"/>
                       <w:bCs/>
                       <w:noProof/>
                       <w:color w:val="000000" w:themeColor="text1"/>
-                      <w:sz w:val="16"/>
-                      <w:szCs w:val="16"/>
+                      <w:sz w:val="14"/>
+                      <w:szCs w:val="14"/>
                     </w:rPr>
                     <mc:AlternateContent>
                       <mc:Choice Requires="wps">
                         <w:drawing>
-                          <wp:anchor distT="0" distB="0" distL="114300" distR="114300" simplePos="0" relativeHeight="251660800" behindDoc="0" locked="0" layoutInCell="1" allowOverlap="1" wp14:anchorId="0C3AA8F2" wp14:editId="6E1F991A">
+                          <wp:anchor distT="0" distB="0" distL="114300" distR="114300" simplePos="0" relativeHeight="251684352" behindDoc="0" locked="0" layoutInCell="1" allowOverlap="1" wp14:anchorId="50B4F898" wp14:editId="49B1BA8E">
                             <wp:simplePos x="0" y="0"/>
                             <wp:positionH relativeFrom="column">
-                              <wp:posOffset>395605</wp:posOffset>
+                              <wp:posOffset>395991</wp:posOffset>
                             </wp:positionH>
                             <wp:positionV relativeFrom="paragraph">
-                              <wp:posOffset>149860</wp:posOffset>
+                              <wp:posOffset>105797</wp:posOffset>
                             </wp:positionV>
                             <wp:extent cx="1423283" cy="0"/>
                             <wp:effectExtent l="0" t="0" r="24765" b="19050"/>
@@ -1244,9 +1321,9 @@
                           </wp:anchor>
                         </w:drawing>
                       </mc:Choice>
-                      <mc:Fallback>
+                      <mc:Fallback xmlns:cx="http://schemas.microsoft.com/office/drawing/2014/chartex" xmlns:cx1="http://schemas.microsoft.com/office/drawing/2015/9/8/chartex" xmlns:cx2="http://schemas.microsoft.com/office/drawing/2015/10/21/chartex" xmlns:cx3="http://schemas.microsoft.com/office/drawing/2016/5/9/chartex" xmlns:cx4="http://schemas.microsoft.com/office/drawing/2016/5/10/chartex" xmlns:cx5="http://schemas.microsoft.com/office/drawing/2016/5/11/chartex" xmlns:cx6="http://schemas.microsoft.com/office/drawing/2016/5/12/chartex" xmlns:cx7="http://schemas.microsoft.com/office/drawing/2016/5/13/chartex" xmlns:cx8="http://schemas.microsoft.com/office/drawing/2016/5/14/chartex" xmlns:aink="http://schemas.microsoft.com/office/drawing/2016/ink" xmlns:am3d="http://schemas.microsoft.com/office/drawing/2017/model3d" xmlns:w15="http://schemas.microsoft.com/office/word/2012/wordml" xmlns:w16cid="http://schemas.microsoft.com/office/word/2016/wordml/cid" xmlns:w16se="http://schemas.microsoft.com/office/word/2015/wordml/symex">
                         <w:pict>
-                          <v:line w14:anchorId="090283AF" id="Straight Connector 5" o:spid="_x0000_s1026" style="position:absolute;z-index:251660800;visibility:visible;mso-wrap-style:square;mso-wrap-distance-left:9pt;mso-wrap-distance-top:0;mso-wrap-distance-right:9pt;mso-wrap-distance-bottom:0;mso-position-horizontal:absolute;mso-position-horizontal-relative:text;mso-position-vertical:absolute;mso-position-vertical-relative:text" from="31.15pt,11.8pt" to="143.2pt,11.8pt" o:gfxdata="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" strokecolor="black [3213]" strokeweight=".5pt">
+                          <v:line w14:anchorId="28040140" id="Straight Connector 5" o:spid="_x0000_s1026" style="position:absolute;z-index:251684352;visibility:visible;mso-wrap-style:square;mso-wrap-distance-left:9pt;mso-wrap-distance-top:0;mso-wrap-distance-right:9pt;mso-wrap-distance-bottom:0;mso-position-horizontal:absolute;mso-position-horizontal-relative:text;mso-position-vertical:absolute;mso-position-vertical-relative:text" from="31.2pt,8.35pt" to="143.25pt,8.35pt" o:gfxdata="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" strokecolor="black [3213]" strokeweight=".5pt">
                             <v:stroke joinstyle="miter"/>
                           </v:line>
                         </w:pict>
@@ -1255,38 +1332,31 @@
                   </w:r>
                   <w:r>
                     <w:rPr>
-                      <w:rFonts w:ascii="Tahoma" w:eastAsia="Arial" w:hAnsi="Tahoma" w:cs="Tahoma"/>
+                      <w:rFonts w:ascii="Arial Narrow" w:eastAsia="Arial" w:hAnsi="Arial Narrow" w:cs="Arial"/>
                       <w:bCs/>
-                      <w:sz w:val="16"/>
-                      <w:szCs w:val="16"/>
-                    </w:rPr>
-                    <w:t xml:space="preserve">                     </w:t>
-                  </w:r>
-                  <w:r>
-                    <w:rPr>
-                      <w:rFonts w:ascii="Tahoma" w:eastAsia="Arial" w:hAnsi="Tahoma" w:cs="Tahoma"/>
-                      <w:bCs/>
-                      <w:sz w:val="16"/>
-                      <w:szCs w:val="16"/>
+                      <w:sz w:val="14"/>
+                      <w:szCs w:val="14"/>
                     </w:rPr>
                     <w:t>{</w:t>
                   </w:r>
+                  <w:proofErr w:type="spellStart"/>
                   <w:r>
                     <w:rPr>
-                      <w:rFonts w:ascii="Tahoma" w:hAnsi="Tahoma" w:cs="Tahoma"/>
+                      <w:rFonts w:ascii="Consolas" w:hAnsi="Consolas" w:cs="Consolas"/>
                       <w:color w:val="000000"/>
-                      <w:sz w:val="16"/>
-                      <w:szCs w:val="16"/>
+                      <w:sz w:val="19"/>
+                      <w:szCs w:val="19"/>
                       <w:highlight w:val="white"/>
                     </w:rPr>
                     <w:t>AuthorizedByName</w:t>
                   </w:r>
+                  <w:proofErr w:type="spellEnd"/>
                   <w:r>
                     <w:rPr>
-                      <w:rFonts w:ascii="Tahoma" w:eastAsia="Arial" w:hAnsi="Tahoma" w:cs="Tahoma"/>
+                      <w:rFonts w:ascii="Arial Narrow" w:eastAsia="Arial" w:hAnsi="Arial Narrow" w:cs="Arial"/>
                       <w:bCs/>
-                      <w:sz w:val="16"/>
-                      <w:szCs w:val="16"/>
+                      <w:sz w:val="14"/>
+                      <w:szCs w:val="14"/>
                     </w:rPr>
                     <w:t>}</w:t>
                   </w:r>
@@ -1295,118 +1365,97 @@
             </w:tr>
             <w:tr>
               <w:trPr>
-                <w:trHeight w:val="255"/>
+                <w:trHeight w:val="218"/>
                 <w:jc w:val="center"/>
               </w:trPr>
               <w:tc>
                 <w:tcPr>
-                  <w:tcW w:w="4855" w:type="dxa"/>
+                  <w:tcW w:w="3805" w:type="dxa"/>
                 </w:tcPr>
                 <w:p>
                   <w:pPr>
-                    <w:framePr w:hSpace="180" w:wrap="around" w:vAnchor="page" w:hAnchor="margin" w:xAlign="center" w:y="2206"/>
+                    <w:framePr w:hSpace="180" w:wrap="around" w:vAnchor="page" w:hAnchor="page" w:x="676" w:y="1771"/>
+                    <w:jc w:val="center"/>
                     <w:rPr>
-                      <w:rFonts w:ascii="Tahoma" w:eastAsia="Arial" w:hAnsi="Tahoma" w:cs="Tahoma"/>
+                      <w:rFonts w:ascii="Arial Narrow" w:eastAsia="Arial" w:hAnsi="Arial Narrow" w:cs="Arial"/>
                       <w:b/>
                       <w:bCs/>
-                      <w:sz w:val="16"/>
-                      <w:szCs w:val="16"/>
+                      <w:sz w:val="18"/>
+                      <w:szCs w:val="18"/>
                     </w:rPr>
                   </w:pPr>
+                  <w:proofErr w:type="spellStart"/>
                   <w:r>
                     <w:rPr>
-                      <w:rFonts w:ascii="Tahoma" w:eastAsia="Arial" w:hAnsi="Tahoma" w:cs="Tahoma"/>
+                      <w:rFonts w:ascii="Arial Narrow" w:eastAsia="Arial" w:hAnsi="Arial Narrow" w:cs="Arial"/>
                       <w:b/>
                       <w:bCs/>
-                      <w:sz w:val="16"/>
-                      <w:szCs w:val="16"/>
+                      <w:sz w:val="18"/>
+                      <w:szCs w:val="18"/>
                     </w:rPr>
-                    <w:t xml:space="preserve">                            </w:t>
+                    <w:t>PareparedBy</w:t>
                   </w:r>
-                  <w:r>
-                    <w:rPr>
-                      <w:rFonts w:ascii="Tahoma" w:eastAsia="Arial" w:hAnsi="Tahoma" w:cs="Tahoma"/>
-                      <w:b/>
-                      <w:bCs/>
-                      <w:sz w:val="16"/>
-                      <w:szCs w:val="16"/>
-                    </w:rPr>
-                    <w:t>Prepared By</w:t>
-                  </w:r>
+                  <w:proofErr w:type="spellEnd"/>
                 </w:p>
               </w:tc>
               <w:tc>
                 <w:tcPr>
-                  <w:tcW w:w="4855" w:type="dxa"/>
+                  <w:tcW w:w="3805" w:type="dxa"/>
                 </w:tcPr>
                 <w:p>
                   <w:pPr>
-                    <w:framePr w:hSpace="180" w:wrap="around" w:vAnchor="page" w:hAnchor="margin" w:xAlign="center" w:y="2206"/>
+                    <w:framePr w:hSpace="180" w:wrap="around" w:vAnchor="page" w:hAnchor="page" w:x="676" w:y="1771"/>
+                    <w:jc w:val="center"/>
                     <w:rPr>
-                      <w:rFonts w:ascii="Tahoma" w:eastAsia="Arial" w:hAnsi="Tahoma" w:cs="Tahoma"/>
+                      <w:rFonts w:ascii="Arial Narrow" w:eastAsia="Arial" w:hAnsi="Arial Narrow" w:cs="Arial"/>
                       <w:b/>
                       <w:bCs/>
-                      <w:sz w:val="16"/>
-                      <w:szCs w:val="16"/>
+                      <w:sz w:val="18"/>
+                      <w:szCs w:val="18"/>
                     </w:rPr>
                   </w:pPr>
+                  <w:proofErr w:type="spellStart"/>
                   <w:r>
                     <w:rPr>
-                      <w:rFonts w:ascii="Tahoma" w:eastAsia="Arial" w:hAnsi="Tahoma" w:cs="Tahoma"/>
+                      <w:rFonts w:ascii="Arial Narrow" w:eastAsia="Arial" w:hAnsi="Arial Narrow" w:cs="Arial"/>
                       <w:b/>
                       <w:bCs/>
-                      <w:sz w:val="16"/>
-                      <w:szCs w:val="16"/>
+                      <w:sz w:val="18"/>
+                      <w:szCs w:val="18"/>
                     </w:rPr>
-                    <w:t xml:space="preserve">                         </w:t>
+                    <w:t>CheckedBy</w:t>
                   </w:r>
-                  <w:r>
-                    <w:rPr>
-                      <w:rFonts w:ascii="Tahoma" w:eastAsia="Arial" w:hAnsi="Tahoma" w:cs="Tahoma"/>
-                      <w:b/>
-                      <w:bCs/>
-                      <w:sz w:val="16"/>
-                      <w:szCs w:val="16"/>
-                    </w:rPr>
-                    <w:t xml:space="preserve"> Checked By</w:t>
-                  </w:r>
+                  <w:proofErr w:type="spellEnd"/>
                 </w:p>
               </w:tc>
               <w:tc>
                 <w:tcPr>
-                  <w:tcW w:w="4855" w:type="dxa"/>
+                  <w:tcW w:w="3805" w:type="dxa"/>
                 </w:tcPr>
                 <w:p>
                   <w:pPr>
-                    <w:framePr w:hSpace="180" w:wrap="around" w:vAnchor="page" w:hAnchor="margin" w:xAlign="center" w:y="2206"/>
+                    <w:framePr w:hSpace="180" w:wrap="around" w:vAnchor="page" w:hAnchor="page" w:x="676" w:y="1771"/>
+                    <w:jc w:val="center"/>
                     <w:rPr>
-                      <w:rFonts w:ascii="Tahoma" w:eastAsia="Arial" w:hAnsi="Tahoma" w:cs="Tahoma"/>
+                      <w:rFonts w:ascii="Arial Narrow" w:eastAsia="Arial" w:hAnsi="Arial Narrow" w:cs="Arial"/>
                       <w:b/>
                       <w:bCs/>
-                      <w:sz w:val="16"/>
-                      <w:szCs w:val="16"/>
+                      <w:sz w:val="18"/>
+                      <w:szCs w:val="18"/>
                     </w:rPr>
                   </w:pPr>
+                  <w:proofErr w:type="spellStart"/>
                   <w:r>
                     <w:rPr>
-                      <w:rFonts w:ascii="Tahoma" w:eastAsia="Arial" w:hAnsi="Tahoma" w:cs="Tahoma"/>
+                      <w:rFonts w:ascii="Arial Narrow" w:eastAsia="Arial" w:hAnsi="Arial Narrow" w:cs="Arial"/>
                       <w:b/>
                       <w:bCs/>
-                      <w:sz w:val="16"/>
-                      <w:szCs w:val="16"/>
+                      <w:sz w:val="18"/>
+                      <w:szCs w:val="18"/>
                     </w:rPr>
-                    <w:t xml:space="preserve">                         </w:t>
+                    <w:t>AuthorizedBy</w:t>
                   </w:r>
-                  <w:r>
-                    <w:rPr>
-                      <w:rFonts w:ascii="Tahoma" w:eastAsia="Arial" w:hAnsi="Tahoma" w:cs="Tahoma"/>
-                      <w:b/>
-                      <w:bCs/>
-                      <w:sz w:val="16"/>
-                      <w:szCs w:val="16"/>
-                    </w:rPr>
-                    <w:t xml:space="preserve"> Authorized By</w:t>
-                  </w:r>
+                  <w:proofErr w:type="spellEnd"/>
                 </w:p>
               </w:tc>
             </w:tr>
@@ -1426,29 +1475,33 @@
         </w:tc>
       </w:tr>
     </w:tbl>
-    <w:p/>
-    <w:p/>
     <w:p>
       <w:pPr>
-        <w:tabs>
-          <w:tab w:val="left" w:pos="2861"/>
-          <w:tab w:val="left" w:pos="4182"/>
-        </w:tabs>
+        <w:jc w:val="both"/>
+        <w:rPr>
+          <w:rFonts w:ascii="Arial Narrow" w:hAnsi="Arial Narrow" w:cs="Arial"/>
+          <w:noProof/>
+          <w:sz w:val="20"/>
+          <w:szCs w:val="20"/>
+        </w:rPr>
       </w:pPr>
       <w:r>
-        <w:tab/>
+        <w:rPr>
+          <w:noProof/>
+        </w:rPr>
+        <w:t xml:space="preserve"> </w:t>
       </w:r>
-      <w:r>
-        <w:tab/>
-      </w:r>
-      <w:bookmarkStart w:id="0" w:name="_GoBack"/>
-      <w:bookmarkEnd w:id="0"/>
     </w:p>
+    <w:p/>
     <w:sectPr>
-      <w:headerReference w:type="default" r:id="rId8"/>
-      <w:footerReference w:type="default" r:id="rId9"/>
-      <w:pgSz w:w="20160" w:h="12240" w:orient="landscape" w:code="5"/>
-      <w:pgMar w:top="1440" w:right="1800" w:bottom="1440" w:left="1800" w:header="0" w:footer="0" w:gutter="0"/>
+      <w:headerReference w:type="even" r:id="rId9"/>
+      <w:headerReference w:type="default" r:id="rId10"/>
+      <w:footerReference w:type="even" r:id="rId11"/>
+      <w:footerReference w:type="default" r:id="rId12"/>
+      <w:headerReference w:type="first" r:id="rId13"/>
+      <w:footerReference w:type="first" r:id="rId14"/>
+      <w:pgSz w:w="15840" w:h="12240" w:orient="landscape"/>
+      <w:pgMar w:top="1440" w:right="1267" w:bottom="1440" w:left="360" w:header="0" w:footer="0" w:gutter="0"/>
       <w:cols w:space="720"/>
       <w:docGrid w:linePitch="360"/>
     </w:sectPr>
@@ -1457,9 +1510,12 @@
 </file>
 
 <file path=word/endnotes.xml><?xml version="1.0" encoding="utf-8"?>
-<w:endnotes xmlns:wpc="http://schemas.microsoft.com/office/word/2010/wordprocessingCanvas" xmlns:mc="http://schemas.openxmlformats.org/markup-compatibility/2006" xmlns:o="urn:schemas-microsoft-com:office:office" xmlns:r="http://schemas.openxmlformats.org/officeDocument/2006/relationships" xmlns:m="http://schemas.openxmlformats.org/officeDocument/2006/math" xmlns:v="urn:schemas-microsoft-com:vml" xmlns:wp14="http://schemas.microsoft.com/office/word/2010/wordprocessingDrawing" xmlns:wp="http://schemas.openxmlformats.org/drawingml/2006/wordprocessingDrawing" xmlns:w10="urn:schemas-microsoft-com:office:word" xmlns:w="http://schemas.openxmlformats.org/wordprocessingml/2006/main" xmlns:w14="http://schemas.microsoft.com/office/word/2010/wordml" xmlns:w15="http://schemas.microsoft.com/office/word/2012/wordml" xmlns:wpg="http://schemas.microsoft.com/office/word/2010/wordprocessingGroup" xmlns:wpi="http://schemas.microsoft.com/office/word/2010/wordprocessingInk" xmlns:wne="http://schemas.microsoft.com/office/word/2006/wordml" xmlns:wps="http://schemas.microsoft.com/office/word/2010/wordprocessingShape" mc:Ignorable="w14 w15 wp14">
+<w:endnotes xmlns:wpc="http://schemas.microsoft.com/office/word/2010/wordprocessingCanvas" xmlns:mc="http://schemas.openxmlformats.org/markup-compatibility/2006" xmlns:o="urn:schemas-microsoft-com:office:office" xmlns:r="http://schemas.openxmlformats.org/officeDocument/2006/relationships" xmlns:m="http://schemas.openxmlformats.org/officeDocument/2006/math" xmlns:v="urn:schemas-microsoft-com:vml" xmlns:wp14="http://schemas.microsoft.com/office/word/2010/wordprocessingDrawing" xmlns:wp="http://schemas.openxmlformats.org/drawingml/2006/wordprocessingDrawing" xmlns:w10="urn:schemas-microsoft-com:office:word" xmlns:w="http://schemas.openxmlformats.org/wordprocessingml/2006/main" xmlns:w14="http://schemas.microsoft.com/office/word/2010/wordml" xmlns:wpg="http://schemas.microsoft.com/office/word/2010/wordprocessingGroup" xmlns:wpi="http://schemas.microsoft.com/office/word/2010/wordprocessingInk" xmlns:wne="http://schemas.microsoft.com/office/word/2006/wordml" xmlns:wps="http://schemas.microsoft.com/office/word/2010/wordprocessingShape" mc:Ignorable="w14 wp14">
   <w:endnote w:type="separator" w:id="-1">
     <w:p>
+      <w:pPr>
+        <w:spacing w:after="0" w:line="240" w:lineRule="auto"/>
+      </w:pPr>
       <w:r>
         <w:separator/>
       </w:r>
@@ -1467,6 +1523,9 @@
   </w:endnote>
   <w:endnote w:type="continuationSeparator" w:id="0">
     <w:p>
+      <w:pPr>
+        <w:spacing w:after="0" w:line="240" w:lineRule="auto"/>
+      </w:pPr>
       <w:r>
         <w:continuationSeparator/>
       </w:r>
@@ -1476,81 +1535,75 @@
 </file>
 
 <file path=word/footer1.xml><?xml version="1.0" encoding="utf-8"?>
-<w:ftr xmlns:wpc="http://schemas.microsoft.com/office/word/2010/wordprocessingCanvas" xmlns:mc="http://schemas.openxmlformats.org/markup-compatibility/2006" xmlns:o="urn:schemas-microsoft-com:office:office" xmlns:r="http://schemas.openxmlformats.org/officeDocument/2006/relationships" xmlns:m="http://schemas.openxmlformats.org/officeDocument/2006/math" xmlns:v="urn:schemas-microsoft-com:vml" xmlns:wp14="http://schemas.microsoft.com/office/word/2010/wordprocessingDrawing" xmlns:wp="http://schemas.openxmlformats.org/drawingml/2006/wordprocessingDrawing" xmlns:w10="urn:schemas-microsoft-com:office:word" xmlns:w="http://schemas.openxmlformats.org/wordprocessingml/2006/main" xmlns:w14="http://schemas.microsoft.com/office/word/2010/wordml" xmlns:w15="http://schemas.microsoft.com/office/word/2012/wordml" xmlns:wpg="http://schemas.microsoft.com/office/word/2010/wordprocessingGroup" xmlns:wpi="http://schemas.microsoft.com/office/word/2010/wordprocessingInk" xmlns:wne="http://schemas.microsoft.com/office/word/2006/wordml" xmlns:wps="http://schemas.microsoft.com/office/word/2010/wordprocessingShape" mc:Ignorable="w14 w15 wp14">
-  <w:sdt>
-    <w:sdtPr>
-      <w:id w:val="-2044210069"/>
-      <w:docPartObj>
-        <w:docPartGallery w:val="Page Numbers (Bottom of Page)"/>
-        <w:docPartUnique/>
-      </w:docPartObj>
-    </w:sdtPr>
-    <w:sdtEndPr>
-      <w:rPr>
-        <w:noProof/>
-      </w:rPr>
-    </w:sdtEndPr>
-    <w:sdtContent>
-      <w:p>
-        <w:pPr>
-          <w:pStyle w:val="Footer"/>
-          <w:jc w:val="right"/>
-        </w:pPr>
-        <w:r>
-          <w:fldChar w:fldCharType="begin"/>
-        </w:r>
-        <w:r>
-          <w:instrText xml:space="preserve"> PAGE   \* MERGEFORMAT </w:instrText>
-        </w:r>
-        <w:r>
-          <w:fldChar w:fldCharType="separate"/>
-        </w:r>
-        <w:r>
-          <w:rPr>
-            <w:noProof/>
-          </w:rPr>
-          <w:t>1</w:t>
-        </w:r>
-        <w:r>
-          <w:rPr>
-            <w:noProof/>
-          </w:rPr>
-          <w:fldChar w:fldCharType="end"/>
-        </w:r>
-      </w:p>
-    </w:sdtContent>
-  </w:sdt>
+<w:ftr xmlns:wpc="http://schemas.microsoft.com/office/word/2010/wordprocessingCanvas" xmlns:mc="http://schemas.openxmlformats.org/markup-compatibility/2006" xmlns:o="urn:schemas-microsoft-com:office:office" xmlns:r="http://schemas.openxmlformats.org/officeDocument/2006/relationships" xmlns:m="http://schemas.openxmlformats.org/officeDocument/2006/math" xmlns:v="urn:schemas-microsoft-com:vml" xmlns:wp14="http://schemas.microsoft.com/office/word/2010/wordprocessingDrawing" xmlns:wp="http://schemas.openxmlformats.org/drawingml/2006/wordprocessingDrawing" xmlns:w10="urn:schemas-microsoft-com:office:word" xmlns:w="http://schemas.openxmlformats.org/wordprocessingml/2006/main" xmlns:w14="http://schemas.microsoft.com/office/word/2010/wordml" xmlns:wpg="http://schemas.microsoft.com/office/word/2010/wordprocessingGroup" xmlns:wpi="http://schemas.microsoft.com/office/word/2010/wordprocessingInk" xmlns:wne="http://schemas.microsoft.com/office/word/2006/wordml" xmlns:wps="http://schemas.microsoft.com/office/word/2010/wordprocessingShape" mc:Ignorable="w14 wp14">
   <w:p>
     <w:pPr>
-      <w:spacing w:before="100" w:beforeAutospacing="1"/>
+      <w:pStyle w:val="Footer"/>
+    </w:pPr>
+  </w:p>
+</w:ftr>
+</file>
+
+<file path=word/footer2.xml><?xml version="1.0" encoding="utf-8"?>
+<w:ftr xmlns:wpc="http://schemas.microsoft.com/office/word/2010/wordprocessingCanvas" xmlns:mc="http://schemas.openxmlformats.org/markup-compatibility/2006" xmlns:o="urn:schemas-microsoft-com:office:office" xmlns:r="http://schemas.openxmlformats.org/officeDocument/2006/relationships" xmlns:m="http://schemas.openxmlformats.org/officeDocument/2006/math" xmlns:v="urn:schemas-microsoft-com:vml" xmlns:wp14="http://schemas.microsoft.com/office/word/2010/wordprocessingDrawing" xmlns:wp="http://schemas.openxmlformats.org/drawingml/2006/wordprocessingDrawing" xmlns:w10="urn:schemas-microsoft-com:office:word" xmlns:w="http://schemas.openxmlformats.org/wordprocessingml/2006/main" xmlns:w14="http://schemas.microsoft.com/office/word/2010/wordml" xmlns:wpg="http://schemas.microsoft.com/office/word/2010/wordprocessingGroup" xmlns:wpi="http://schemas.microsoft.com/office/word/2010/wordprocessingInk" xmlns:wne="http://schemas.microsoft.com/office/word/2006/wordml" xmlns:wps="http://schemas.microsoft.com/office/word/2010/wordprocessingShape" mc:Ignorable="w14 wp14">
+  <w:p>
+    <w:pPr>
+      <w:pStyle w:val="Footer"/>
       <w:jc w:val="center"/>
-      <w:rPr>
-        <w:rFonts w:ascii="Tahoma" w:hAnsi="Tahoma" w:cs="Tahoma"/>
-        <w:b/>
-        <w:bCs/>
-        <w:sz w:val="16"/>
-        <w:szCs w:val="16"/>
-      </w:rPr>
     </w:pPr>
+    <w:proofErr w:type="spellStart"/>
     <w:r>
-      <w:rPr>
-        <w:rFonts w:ascii="Tahoma" w:hAnsi="Tahoma" w:cs="Tahoma"/>
-        <w:b/>
-        <w:bCs/>
-        <w:sz w:val="16"/>
-        <w:szCs w:val="16"/>
-        <w:shd w:val="clear" w:color="auto" w:fill="FFFFFF"/>
-      </w:rPr>
-      <w:t>Mouza: Depashai, U.P: Sombag, Kalampur, P.S: Dhamrai District: Dhaka, Bangladesh.Web: www.ocl-bd.com Phone: +8809612223355</w:t>
+      <w:t>Sadma</w:t>
+    </w:r>
+    <w:proofErr w:type="spellEnd"/>
+    <w:r>
+      <w:t xml:space="preserve"> Fashion Wear Ltd </w:t>
+    </w:r>
+    <w:proofErr w:type="spellStart"/>
+    <w:r>
+      <w:t>Mouchak</w:t>
+    </w:r>
+    <w:proofErr w:type="spellEnd"/>
+    <w:r>
+      <w:t xml:space="preserve"> (1751), </w:t>
+    </w:r>
+    <w:proofErr w:type="spellStart"/>
+    <w:r>
+      <w:t>Kaliakair</w:t>
+    </w:r>
+    <w:proofErr w:type="spellEnd"/>
+    <w:r>
+      <w:t xml:space="preserve">.  </w:t>
+    </w:r>
+    <w:proofErr w:type="spellStart"/>
+    <w:r>
+      <w:t>Gazipur</w:t>
+    </w:r>
+    <w:proofErr w:type="spellEnd"/>
+    <w:r>
+      <w:t>, Dhaka, Bangladesh.</w:t>
     </w:r>
   </w:p>
 </w:ftr>
 </file>
 
+<file path=word/footer3.xml><?xml version="1.0" encoding="utf-8"?>
+<w:ftr xmlns:wpc="http://schemas.microsoft.com/office/word/2010/wordprocessingCanvas" xmlns:mc="http://schemas.openxmlformats.org/markup-compatibility/2006" xmlns:o="urn:schemas-microsoft-com:office:office" xmlns:r="http://schemas.openxmlformats.org/officeDocument/2006/relationships" xmlns:m="http://schemas.openxmlformats.org/officeDocument/2006/math" xmlns:v="urn:schemas-microsoft-com:vml" xmlns:wp14="http://schemas.microsoft.com/office/word/2010/wordprocessingDrawing" xmlns:wp="http://schemas.openxmlformats.org/drawingml/2006/wordprocessingDrawing" xmlns:w10="urn:schemas-microsoft-com:office:word" xmlns:w="http://schemas.openxmlformats.org/wordprocessingml/2006/main" xmlns:w14="http://schemas.microsoft.com/office/word/2010/wordml" xmlns:wpg="http://schemas.microsoft.com/office/word/2010/wordprocessingGroup" xmlns:wpi="http://schemas.microsoft.com/office/word/2010/wordprocessingInk" xmlns:wne="http://schemas.microsoft.com/office/word/2006/wordml" xmlns:wps="http://schemas.microsoft.com/office/word/2010/wordprocessingShape" mc:Ignorable="w14 wp14">
+  <w:p>
+    <w:pPr>
+      <w:pStyle w:val="Footer"/>
+    </w:pPr>
+  </w:p>
+</w:ftr>
+</file>
+
 <file path=word/footnotes.xml><?xml version="1.0" encoding="utf-8"?>
-<w:footnotes xmlns:wpc="http://schemas.microsoft.com/office/word/2010/wordprocessingCanvas" xmlns:mc="http://schemas.openxmlformats.org/markup-compatibility/2006" xmlns:o="urn:schemas-microsoft-com:office:office" xmlns:r="http://schemas.openxmlformats.org/officeDocument/2006/relationships" xmlns:m="http://schemas.openxmlformats.org/officeDocument/2006/math" xmlns:v="urn:schemas-microsoft-com:vml" xmlns:wp14="http://schemas.microsoft.com/office/word/2010/wordprocessingDrawing" xmlns:wp="http://schemas.openxmlformats.org/drawingml/2006/wordprocessingDrawing" xmlns:w10="urn:schemas-microsoft-com:office:word" xmlns:w="http://schemas.openxmlformats.org/wordprocessingml/2006/main" xmlns:w14="http://schemas.microsoft.com/office/word/2010/wordml" xmlns:w15="http://schemas.microsoft.com/office/word/2012/wordml" xmlns:wpg="http://schemas.microsoft.com/office/word/2010/wordprocessingGroup" xmlns:wpi="http://schemas.microsoft.com/office/word/2010/wordprocessingInk" xmlns:wne="http://schemas.microsoft.com/office/word/2006/wordml" xmlns:wps="http://schemas.microsoft.com/office/word/2010/wordprocessingShape" mc:Ignorable="w14 w15 wp14">
+<w:footnotes xmlns:wpc="http://schemas.microsoft.com/office/word/2010/wordprocessingCanvas" xmlns:mc="http://schemas.openxmlformats.org/markup-compatibility/2006" xmlns:o="urn:schemas-microsoft-com:office:office" xmlns:r="http://schemas.openxmlformats.org/officeDocument/2006/relationships" xmlns:m="http://schemas.openxmlformats.org/officeDocument/2006/math" xmlns:v="urn:schemas-microsoft-com:vml" xmlns:wp14="http://schemas.microsoft.com/office/word/2010/wordprocessingDrawing" xmlns:wp="http://schemas.openxmlformats.org/drawingml/2006/wordprocessingDrawing" xmlns:w10="urn:schemas-microsoft-com:office:word" xmlns:w="http://schemas.openxmlformats.org/wordprocessingml/2006/main" xmlns:w14="http://schemas.microsoft.com/office/word/2010/wordml" xmlns:wpg="http://schemas.microsoft.com/office/word/2010/wordprocessingGroup" xmlns:wpi="http://schemas.microsoft.com/office/word/2010/wordprocessingInk" xmlns:wne="http://schemas.microsoft.com/office/word/2006/wordml" xmlns:wps="http://schemas.microsoft.com/office/word/2010/wordprocessingShape" mc:Ignorable="w14 wp14">
   <w:footnote w:type="separator" w:id="-1">
     <w:p>
+      <w:pPr>
+        <w:spacing w:after="0" w:line="240" w:lineRule="auto"/>
+      </w:pPr>
       <w:r>
         <w:separator/>
       </w:r>
@@ -1558,6 +1611,9 @@
   </w:footnote>
   <w:footnote w:type="continuationSeparator" w:id="0">
     <w:p>
+      <w:pPr>
+        <w:spacing w:after="0" w:line="240" w:lineRule="auto"/>
+      </w:pPr>
       <w:r>
         <w:continuationSeparator/>
       </w:r>
@@ -1567,168 +1623,21 @@
 </file>
 
 <file path=word/header1.xml><?xml version="1.0" encoding="utf-8"?>
-<w:hdr xmlns:wpc="http://schemas.microsoft.com/office/word/2010/wordprocessingCanvas" xmlns:mc="http://schemas.openxmlformats.org/markup-compatibility/2006" xmlns:o="urn:schemas-microsoft-com:office:office" xmlns:r="http://schemas.openxmlformats.org/officeDocument/2006/relationships" xmlns:m="http://schemas.openxmlformats.org/officeDocument/2006/math" xmlns:v="urn:schemas-microsoft-com:vml" xmlns:wp14="http://schemas.microsoft.com/office/word/2010/wordprocessingDrawing" xmlns:wp="http://schemas.openxmlformats.org/drawingml/2006/wordprocessingDrawing" xmlns:w10="urn:schemas-microsoft-com:office:word" xmlns:w="http://schemas.openxmlformats.org/wordprocessingml/2006/main" xmlns:w14="http://schemas.microsoft.com/office/word/2010/wordml" xmlns:w15="http://schemas.microsoft.com/office/word/2012/wordml" xmlns:wpg="http://schemas.microsoft.com/office/word/2010/wordprocessingGroup" xmlns:wpi="http://schemas.microsoft.com/office/word/2010/wordprocessingInk" xmlns:wne="http://schemas.microsoft.com/office/word/2006/wordml" xmlns:wps="http://schemas.microsoft.com/office/word/2010/wordprocessingShape" mc:Ignorable="w14 w15 wp14">
+<w:hdr xmlns:wpc="http://schemas.microsoft.com/office/word/2010/wordprocessingCanvas" xmlns:mc="http://schemas.openxmlformats.org/markup-compatibility/2006" xmlns:o="urn:schemas-microsoft-com:office:office" xmlns:r="http://schemas.openxmlformats.org/officeDocument/2006/relationships" xmlns:m="http://schemas.openxmlformats.org/officeDocument/2006/math" xmlns:v="urn:schemas-microsoft-com:vml" xmlns:wp14="http://schemas.microsoft.com/office/word/2010/wordprocessingDrawing" xmlns:wp="http://schemas.openxmlformats.org/drawingml/2006/wordprocessingDrawing" xmlns:w10="urn:schemas-microsoft-com:office:word" xmlns:w="http://schemas.openxmlformats.org/wordprocessingml/2006/main" xmlns:w14="http://schemas.microsoft.com/office/word/2010/wordml" xmlns:wpg="http://schemas.microsoft.com/office/word/2010/wordprocessingGroup" xmlns:wpi="http://schemas.microsoft.com/office/word/2010/wordprocessingInk" xmlns:wne="http://schemas.microsoft.com/office/word/2006/wordml" xmlns:wps="http://schemas.microsoft.com/office/word/2010/wordprocessingShape" mc:Ignorable="w14 wp14">
   <w:p>
     <w:pPr>
       <w:pStyle w:val="Header"/>
-      <w:rPr>
-        <w:noProof/>
-      </w:rPr>
     </w:pPr>
-    <w:r>
-      <w:rPr>
-        <w:noProof/>
-      </w:rPr>
-      <mc:AlternateContent>
-        <mc:Choice Requires="wps">
-          <w:drawing>
-            <wp:anchor distT="0" distB="0" distL="114300" distR="114300" simplePos="0" relativeHeight="251660288" behindDoc="0" locked="0" layoutInCell="1" allowOverlap="1" wp14:anchorId="3CAA6BA8" wp14:editId="075B90EC">
-              <wp:simplePos x="0" y="0"/>
-              <wp:positionH relativeFrom="column">
-                <wp:posOffset>8281035</wp:posOffset>
-              </wp:positionH>
-              <wp:positionV relativeFrom="paragraph">
-                <wp:posOffset>161925</wp:posOffset>
-              </wp:positionV>
-              <wp:extent cx="2799715" cy="485775"/>
-              <wp:effectExtent l="0" t="0" r="19685" b="28575"/>
-              <wp:wrapNone/>
-              <wp:docPr id="4" name="Rectangle 4"/>
-              <wp:cNvGraphicFramePr/>
-              <a:graphic xmlns:a="http://schemas.openxmlformats.org/drawingml/2006/main">
-                <a:graphicData uri="http://schemas.microsoft.com/office/word/2010/wordprocessingShape">
-                  <wps:wsp>
-                    <wps:cNvSpPr/>
-                    <wps:spPr>
-                      <a:xfrm>
-                        <a:off x="0" y="0"/>
-                        <a:ext cx="2799715" cy="485775"/>
-                      </a:xfrm>
-                      <a:prstGeom prst="rect">
-                        <a:avLst/>
-                      </a:prstGeom>
-                      <a:ln>
-                        <a:solidFill>
-                          <a:schemeClr val="bg1"/>
-                        </a:solidFill>
-                      </a:ln>
-                    </wps:spPr>
-                    <wps:style>
-                      <a:lnRef idx="2">
-                        <a:schemeClr val="accent5"/>
-                      </a:lnRef>
-                      <a:fillRef idx="1">
-                        <a:schemeClr val="lt1"/>
-                      </a:fillRef>
-                      <a:effectRef idx="0">
-                        <a:schemeClr val="accent5"/>
-                      </a:effectRef>
-                      <a:fontRef idx="minor">
-                        <a:schemeClr val="dk1"/>
-                      </a:fontRef>
-                    </wps:style>
-                    <wps:txbx>
-                      <w:txbxContent>
-                        <w:p>
-                          <w:pPr>
-                            <w:jc w:val="right"/>
-                            <w:rPr>
-                              <w:rFonts w:ascii="Tahoma" w:hAnsi="Tahoma" w:cs="Tahoma"/>
-                              <w:sz w:val="16"/>
-                              <w:szCs w:val="16"/>
-                            </w:rPr>
-                          </w:pPr>
-                          <w:r>
-                            <w:rPr>
-                              <w:rFonts w:ascii="Tahoma" w:hAnsi="Tahoma" w:cs="Tahoma"/>
-                              <w:sz w:val="16"/>
-                              <w:szCs w:val="16"/>
-                            </w:rPr>
-                            <w:t>Mouchak Knit Composite Ltd., P.S: Kaliakair District: Gazipur-1751,</w:t>
-                          </w:r>
-                          <w:r>
-                            <w:rPr>
-                              <w:rFonts w:ascii="Tahoma" w:hAnsi="Tahoma" w:cs="Tahoma"/>
-                              <w:sz w:val="16"/>
-                              <w:szCs w:val="16"/>
-                            </w:rPr>
-                            <w:t xml:space="preserve"> </w:t>
-                          </w:r>
-                          <w:r>
-                            <w:rPr>
-                              <w:rFonts w:ascii="Tahoma" w:hAnsi="Tahoma" w:cs="Tahoma"/>
-                              <w:sz w:val="16"/>
-                              <w:szCs w:val="16"/>
-                            </w:rPr>
-                            <w:t>Bangladesh.</w:t>
-                          </w:r>
-                        </w:p>
-                      </w:txbxContent>
-                    </wps:txbx>
-                    <wps:bodyPr rot="0" spcFirstLastPara="0" vertOverflow="overflow" horzOverflow="overflow" vert="horz" wrap="square" lIns="91440" tIns="45720" rIns="91440" bIns="45720" numCol="1" spcCol="0" rtlCol="0" fromWordArt="0" anchor="ctr" anchorCtr="0" forceAA="0" compatLnSpc="1">
-                      <a:prstTxWarp prst="textNoShape">
-                        <a:avLst/>
-                      </a:prstTxWarp>
-                      <a:noAutofit/>
-                    </wps:bodyPr>
-                  </wps:wsp>
-                </a:graphicData>
-              </a:graphic>
-              <wp14:sizeRelH relativeFrom="margin">
-                <wp14:pctWidth>0</wp14:pctWidth>
-              </wp14:sizeRelH>
-              <wp14:sizeRelV relativeFrom="margin">
-                <wp14:pctHeight>0</wp14:pctHeight>
-              </wp14:sizeRelV>
-            </wp:anchor>
-          </w:drawing>
-        </mc:Choice>
-        <mc:Fallback>
-          <w:pict>
-            <v:rect w14:anchorId="3CAA6BA8" id="Rectangle 4" o:spid="_x0000_s1027" style="position:absolute;margin-left:652.05pt;margin-top:12.75pt;width:220.45pt;height:38.25pt;z-index:251660288;visibility:visible;mso-wrap-style:square;mso-width-percent:0;mso-height-percent:0;mso-wrap-distance-left:9pt;mso-wrap-distance-top:0;mso-wrap-distance-right:9pt;mso-wrap-distance-bottom:0;mso-position-horizontal:absolute;mso-position-horizontal-relative:text;mso-position-vertical:absolute;mso-position-vertical-relative:text;mso-width-percent:0;mso-height-percent:0;mso-width-relative:margin;mso-height-relative:margin;v-text-anchor:middle" o:gfxdata="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" fillcolor="white [3201]" strokecolor="white [3212]" strokeweight="1pt">
-              <v:textbox>
-                <w:txbxContent>
-                  <w:p>
-                    <w:pPr>
-                      <w:jc w:val="right"/>
-                      <w:rPr>
-                        <w:rFonts w:ascii="Tahoma" w:hAnsi="Tahoma" w:cs="Tahoma"/>
-                        <w:sz w:val="16"/>
-                        <w:szCs w:val="16"/>
-                      </w:rPr>
-                    </w:pPr>
-                    <w:r>
-                      <w:rPr>
-                        <w:rFonts w:ascii="Tahoma" w:hAnsi="Tahoma" w:cs="Tahoma"/>
-                        <w:sz w:val="16"/>
-                        <w:szCs w:val="16"/>
-                      </w:rPr>
-                      <w:t>Mouchak Knit Composite Ltd., P.S: Kaliakair District: Gazipur-1751,</w:t>
-                    </w:r>
-                    <w:r>
-                      <w:rPr>
-                        <w:rFonts w:ascii="Tahoma" w:hAnsi="Tahoma" w:cs="Tahoma"/>
-                        <w:sz w:val="16"/>
-                        <w:szCs w:val="16"/>
-                      </w:rPr>
-                      <w:t xml:space="preserve"> </w:t>
-                    </w:r>
-                    <w:r>
-                      <w:rPr>
-                        <w:rFonts w:ascii="Tahoma" w:hAnsi="Tahoma" w:cs="Tahoma"/>
-                        <w:sz w:val="16"/>
-                        <w:szCs w:val="16"/>
-                      </w:rPr>
-                      <w:t>Bangladesh.</w:t>
-                    </w:r>
-                  </w:p>
-                </w:txbxContent>
-              </v:textbox>
-            </v:rect>
-          </w:pict>
-        </mc:Fallback>
-      </mc:AlternateContent>
-    </w:r>
+  </w:p>
+</w:hdr>
+</file>
+
+<file path=word/header2.xml><?xml version="1.0" encoding="utf-8"?>
+<w:hdr xmlns:wpc="http://schemas.microsoft.com/office/word/2010/wordprocessingCanvas" xmlns:mc="http://schemas.openxmlformats.org/markup-compatibility/2006" xmlns:o="urn:schemas-microsoft-com:office:office" xmlns:r="http://schemas.openxmlformats.org/officeDocument/2006/relationships" xmlns:m="http://schemas.openxmlformats.org/officeDocument/2006/math" xmlns:v="urn:schemas-microsoft-com:vml" xmlns:wp14="http://schemas.microsoft.com/office/word/2010/wordprocessingDrawing" xmlns:wp="http://schemas.openxmlformats.org/drawingml/2006/wordprocessingDrawing" xmlns:w10="urn:schemas-microsoft-com:office:word" xmlns:w="http://schemas.openxmlformats.org/wordprocessingml/2006/main" xmlns:w14="http://schemas.microsoft.com/office/word/2010/wordml" xmlns:wpg="http://schemas.microsoft.com/office/word/2010/wordprocessingGroup" xmlns:wpi="http://schemas.microsoft.com/office/word/2010/wordprocessingInk" xmlns:wne="http://schemas.microsoft.com/office/word/2006/wordml" xmlns:wps="http://schemas.microsoft.com/office/word/2010/wordprocessingShape" mc:Ignorable="w14 wp14">
+  <w:p>
+    <w:pPr>
+      <w:pStyle w:val="Header"/>
+    </w:pPr>
     <w:r>
       <w:rPr>
         <w:rFonts w:ascii="Arial Narrow" w:eastAsia="Arial" w:hAnsi="Arial Narrow" w:cs="Arial"/>
@@ -1741,18 +1650,18 @@
       <mc:AlternateContent>
         <mc:Choice Requires="wps">
           <w:drawing>
-            <wp:anchor distT="45720" distB="45720" distL="114300" distR="114300" simplePos="0" relativeHeight="251656192" behindDoc="1" locked="0" layoutInCell="1" allowOverlap="1" wp14:anchorId="15D7D1E7" wp14:editId="0C61BB64">
+            <wp:anchor distT="45720" distB="45720" distL="114300" distR="114300" simplePos="0" relativeHeight="251659264" behindDoc="1" locked="0" layoutInCell="1" allowOverlap="1" wp14:anchorId="569A602B" wp14:editId="37B58F81">
               <wp:simplePos x="0" y="0"/>
               <wp:positionH relativeFrom="page">
-                <wp:posOffset>317417</wp:posOffset>
+                <wp:posOffset>7772400</wp:posOffset>
               </wp:positionH>
               <wp:positionV relativeFrom="paragraph">
-                <wp:posOffset>524510</wp:posOffset>
+                <wp:posOffset>76200</wp:posOffset>
               </wp:positionV>
-              <wp:extent cx="1271657" cy="262173"/>
+              <wp:extent cx="2133600" cy="1004570"/>
               <wp:effectExtent l="0" t="0" r="0" b="5080"/>
               <wp:wrapNone/>
-              <wp:docPr id="10" name="Text Box 2"/>
+              <wp:docPr id="11" name="Text Box 2"/>
               <wp:cNvGraphicFramePr>
                 <a:graphicFrameLocks xmlns:a="http://schemas.openxmlformats.org/drawingml/2006/main"/>
               </wp:cNvGraphicFramePr>
@@ -1765,7 +1674,7 @@
                     <wps:spPr bwMode="auto">
                       <a:xfrm>
                         <a:off x="0" y="0"/>
-                        <a:ext cx="1271657" cy="262173"/>
+                        <a:ext cx="2133600" cy="1004570"/>
                       </a:xfrm>
                       <a:prstGeom prst="rect">
                         <a:avLst/>
@@ -1783,14 +1692,138 @@
                         <w:p>
                           <w:pPr>
                             <w:spacing w:line="278" w:lineRule="auto"/>
-                            <w:ind w:right="40"/>
-                            <w:jc w:val="center"/>
+                            <w:ind w:left="720" w:right="40"/>
+                            <w:rPr>
+                              <w:rFonts w:ascii="Arial" w:eastAsia="Arial" w:hAnsi="Arial" w:cs="Arial"/>
+                              <w:b/>
+                              <w:sz w:val="16"/>
+                              <w:szCs w:val="16"/>
+                            </w:rPr>
+                          </w:pPr>
+                          <w:proofErr w:type="spellStart"/>
+                          <w:r>
+                            <w:rPr>
+                              <w:rFonts w:ascii="Arial" w:eastAsia="Arial" w:hAnsi="Arial" w:cs="Arial"/>
+                              <w:b/>
+                              <w:sz w:val="16"/>
+                              <w:szCs w:val="16"/>
+                            </w:rPr>
+                            <w:t>Sadma</w:t>
+                          </w:r>
+                          <w:proofErr w:type="spellEnd"/>
+                          <w:r>
+                            <w:rPr>
+                              <w:rFonts w:ascii="Arial" w:eastAsia="Arial" w:hAnsi="Arial" w:cs="Arial"/>
+                              <w:b/>
+                              <w:sz w:val="16"/>
+                              <w:szCs w:val="16"/>
+                            </w:rPr>
+                            <w:t xml:space="preserve"> Fashion Wear Ltd</w:t>
+                          </w:r>
+                        </w:p>
+                        <w:p>
+                          <w:pPr>
+                            <w:spacing w:line="278" w:lineRule="auto"/>
+                            <w:ind w:left="720" w:right="40"/>
                             <w:rPr>
                               <w:rFonts w:ascii="Arial" w:eastAsia="Arial" w:hAnsi="Arial" w:cs="Arial"/>
                               <w:sz w:val="16"/>
                               <w:szCs w:val="16"/>
                             </w:rPr>
                           </w:pPr>
+                          <w:proofErr w:type="spellStart"/>
+                          <w:proofErr w:type="gramStart"/>
+                          <w:r>
+                            <w:rPr>
+                              <w:rFonts w:ascii="Arial" w:eastAsia="Arial" w:hAnsi="Arial" w:cs="Arial"/>
+                              <w:sz w:val="16"/>
+                              <w:szCs w:val="16"/>
+                            </w:rPr>
+                            <w:t>Mouchak</w:t>
+                          </w:r>
+                          <w:proofErr w:type="spellEnd"/>
+                          <w:r>
+                            <w:rPr>
+                              <w:rFonts w:ascii="Arial" w:eastAsia="Arial" w:hAnsi="Arial" w:cs="Arial"/>
+                              <w:sz w:val="16"/>
+                              <w:szCs w:val="16"/>
+                            </w:rPr>
+                            <w:t xml:space="preserve"> (1751), </w:t>
+                          </w:r>
+                          <w:proofErr w:type="spellStart"/>
+                          <w:r>
+                            <w:rPr>
+                              <w:rFonts w:ascii="Arial" w:eastAsia="Arial" w:hAnsi="Arial" w:cs="Arial"/>
+                              <w:sz w:val="16"/>
+                              <w:szCs w:val="16"/>
+                            </w:rPr>
+                            <w:t>Kaliakair</w:t>
+                          </w:r>
+                          <w:proofErr w:type="spellEnd"/>
+                          <w:r>
+                            <w:rPr>
+                              <w:rFonts w:ascii="Arial" w:eastAsia="Arial" w:hAnsi="Arial" w:cs="Arial"/>
+                              <w:sz w:val="16"/>
+                              <w:szCs w:val="16"/>
+                            </w:rPr>
+                            <w:t>.</w:t>
+                          </w:r>
+                          <w:proofErr w:type="gramEnd"/>
+                        </w:p>
+                        <w:p>
+                          <w:pPr>
+                            <w:spacing w:line="278" w:lineRule="auto"/>
+                            <w:ind w:left="720" w:right="40"/>
+                            <w:rPr>
+                              <w:rFonts w:ascii="Arial" w:eastAsia="Arial" w:hAnsi="Arial" w:cs="Arial"/>
+                              <w:sz w:val="18"/>
+                              <w:szCs w:val="18"/>
+                            </w:rPr>
+                          </w:pPr>
+                          <w:proofErr w:type="spellStart"/>
+                          <w:r>
+                            <w:rPr>
+                              <w:rFonts w:ascii="Arial" w:eastAsia="Arial" w:hAnsi="Arial" w:cs="Arial"/>
+                              <w:sz w:val="16"/>
+                              <w:szCs w:val="16"/>
+                            </w:rPr>
+                            <w:t>Gazipur</w:t>
+                          </w:r>
+                          <w:proofErr w:type="gramStart"/>
+                          <w:r>
+                            <w:rPr>
+                              <w:rFonts w:ascii="Arial" w:eastAsia="Arial" w:hAnsi="Arial" w:cs="Arial"/>
+                              <w:sz w:val="16"/>
+                              <w:szCs w:val="16"/>
+                            </w:rPr>
+                            <w:t>,</w:t>
+                          </w:r>
+                          <w:r>
+                            <w:rPr>
+                              <w:rFonts w:ascii="Arial" w:eastAsia="Arial" w:hAnsi="Arial" w:cs="Arial"/>
+                              <w:sz w:val="16"/>
+                              <w:szCs w:val="16"/>
+                            </w:rPr>
+                            <w:t>Dhaka,</w:t>
+                          </w:r>
+                          <w:r>
+                            <w:rPr>
+                              <w:rFonts w:ascii="Arial" w:eastAsia="Arial" w:hAnsi="Arial" w:cs="Arial"/>
+                              <w:sz w:val="18"/>
+                              <w:szCs w:val="18"/>
+                            </w:rPr>
+                            <w:t>Bangladesh</w:t>
+                          </w:r>
+                          <w:proofErr w:type="spellEnd"/>
+                          <w:proofErr w:type="gramEnd"/>
+                          <w:r>
+                            <w:rPr>
+                              <w:rFonts w:ascii="Arial" w:eastAsia="Arial" w:hAnsi="Arial" w:cs="Arial"/>
+                              <w:sz w:val="18"/>
+                              <w:szCs w:val="18"/>
+                            </w:rPr>
+                            <w:t>.</w:t>
+                          </w:r>
                         </w:p>
                         <w:p>
                           <w:pPr>
@@ -1834,24 +1867,148 @@
         </mc:Choice>
         <mc:Fallback>
           <w:pict>
-            <v:shapetype w14:anchorId="15D7D1E7" id="_x0000_t202" coordsize="21600,21600" o:spt="202" path="m,l,21600r21600,l21600,xe">
+            <v:shapetype id="_x0000_t202" coordsize="21600,21600" o:spt="202" path="m,l,21600r21600,l21600,xe">
               <v:stroke joinstyle="miter"/>
               <v:path gradientshapeok="t" o:connecttype="rect"/>
             </v:shapetype>
-            <v:shape id="_x0000_s1028" type="#_x0000_t202" style="position:absolute;margin-left:25pt;margin-top:41.3pt;width:100.15pt;height:20.65pt;z-index:-251660288;visibility:visible;mso-wrap-style:square;mso-width-percent:0;mso-height-percent:0;mso-wrap-distance-left:9pt;mso-wrap-distance-top:3.6pt;mso-wrap-distance-right:9pt;mso-wrap-distance-bottom:3.6pt;mso-position-horizontal:absolute;mso-position-horizontal-relative:page;mso-position-vertical:absolute;mso-position-vertical-relative:text;mso-width-percent:0;mso-height-percent:0;mso-width-relative:margin;mso-height-relative:margin;v-text-anchor:top" o:gfxdata="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" filled="f" stroked="f">
+            <v:shape id="_x0000_s1027" type="#_x0000_t202" style="position:absolute;margin-left:612pt;margin-top:6pt;width:168pt;height:79.1pt;z-index:-251657216;visibility:visible;mso-wrap-style:square;mso-width-percent:0;mso-height-percent:0;mso-wrap-distance-left:9pt;mso-wrap-distance-top:3.6pt;mso-wrap-distance-right:9pt;mso-wrap-distance-bottom:3.6pt;mso-position-horizontal:absolute;mso-position-horizontal-relative:page;mso-position-vertical:absolute;mso-position-vertical-relative:text;mso-width-percent:0;mso-height-percent:0;mso-width-relative:margin;mso-height-relative:margin;v-text-anchor:top" o:gfxdata="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" filled="f" stroked="f">
               <v:textbox>
                 <w:txbxContent>
                   <w:p>
                     <w:pPr>
                       <w:spacing w:line="278" w:lineRule="auto"/>
-                      <w:ind w:right="40"/>
-                      <w:jc w:val="center"/>
+                      <w:ind w:left="720" w:right="40"/>
+                      <w:rPr>
+                        <w:rFonts w:ascii="Arial" w:eastAsia="Arial" w:hAnsi="Arial" w:cs="Arial"/>
+                        <w:b/>
+                        <w:sz w:val="16"/>
+                        <w:szCs w:val="16"/>
+                      </w:rPr>
+                    </w:pPr>
+                    <w:proofErr w:type="spellStart"/>
+                    <w:r>
+                      <w:rPr>
+                        <w:rFonts w:ascii="Arial" w:eastAsia="Arial" w:hAnsi="Arial" w:cs="Arial"/>
+                        <w:b/>
+                        <w:sz w:val="16"/>
+                        <w:szCs w:val="16"/>
+                      </w:rPr>
+                      <w:t>Sadma</w:t>
+                    </w:r>
+                    <w:proofErr w:type="spellEnd"/>
+                    <w:r>
+                      <w:rPr>
+                        <w:rFonts w:ascii="Arial" w:eastAsia="Arial" w:hAnsi="Arial" w:cs="Arial"/>
+                        <w:b/>
+                        <w:sz w:val="16"/>
+                        <w:szCs w:val="16"/>
+                      </w:rPr>
+                      <w:t xml:space="preserve"> Fashion Wear Ltd</w:t>
+                    </w:r>
+                  </w:p>
+                  <w:p>
+                    <w:pPr>
+                      <w:spacing w:line="278" w:lineRule="auto"/>
+                      <w:ind w:left="720" w:right="40"/>
                       <w:rPr>
                         <w:rFonts w:ascii="Arial" w:eastAsia="Arial" w:hAnsi="Arial" w:cs="Arial"/>
                         <w:sz w:val="16"/>
                         <w:szCs w:val="16"/>
                       </w:rPr>
                     </w:pPr>
+                    <w:proofErr w:type="spellStart"/>
+                    <w:proofErr w:type="gramStart"/>
+                    <w:r>
+                      <w:rPr>
+                        <w:rFonts w:ascii="Arial" w:eastAsia="Arial" w:hAnsi="Arial" w:cs="Arial"/>
+                        <w:sz w:val="16"/>
+                        <w:szCs w:val="16"/>
+                      </w:rPr>
+                      <w:t>Mouchak</w:t>
+                    </w:r>
+                    <w:proofErr w:type="spellEnd"/>
+                    <w:r>
+                      <w:rPr>
+                        <w:rFonts w:ascii="Arial" w:eastAsia="Arial" w:hAnsi="Arial" w:cs="Arial"/>
+                        <w:sz w:val="16"/>
+                        <w:szCs w:val="16"/>
+                      </w:rPr>
+                      <w:t xml:space="preserve"> (1751), </w:t>
+                    </w:r>
+                    <w:proofErr w:type="spellStart"/>
+                    <w:r>
+                      <w:rPr>
+                        <w:rFonts w:ascii="Arial" w:eastAsia="Arial" w:hAnsi="Arial" w:cs="Arial"/>
+                        <w:sz w:val="16"/>
+                        <w:szCs w:val="16"/>
+                      </w:rPr>
+                      <w:t>Kaliakair</w:t>
+                    </w:r>
+                    <w:proofErr w:type="spellEnd"/>
+                    <w:r>
+                      <w:rPr>
+                        <w:rFonts w:ascii="Arial" w:eastAsia="Arial" w:hAnsi="Arial" w:cs="Arial"/>
+                        <w:sz w:val="16"/>
+                        <w:szCs w:val="16"/>
+                      </w:rPr>
+                      <w:t>.</w:t>
+                    </w:r>
+                    <w:proofErr w:type="gramEnd"/>
+                  </w:p>
+                  <w:p>
+                    <w:pPr>
+                      <w:spacing w:line="278" w:lineRule="auto"/>
+                      <w:ind w:left="720" w:right="40"/>
+                      <w:rPr>
+                        <w:rFonts w:ascii="Arial" w:eastAsia="Arial" w:hAnsi="Arial" w:cs="Arial"/>
+                        <w:sz w:val="18"/>
+                        <w:szCs w:val="18"/>
+                      </w:rPr>
+                    </w:pPr>
+                    <w:proofErr w:type="spellStart"/>
+                    <w:r>
+                      <w:rPr>
+                        <w:rFonts w:ascii="Arial" w:eastAsia="Arial" w:hAnsi="Arial" w:cs="Arial"/>
+                        <w:sz w:val="16"/>
+                        <w:szCs w:val="16"/>
+                      </w:rPr>
+                      <w:t>Gazipur</w:t>
+                    </w:r>
+                    <w:proofErr w:type="gramStart"/>
+                    <w:r>
+                      <w:rPr>
+                        <w:rFonts w:ascii="Arial" w:eastAsia="Arial" w:hAnsi="Arial" w:cs="Arial"/>
+                        <w:sz w:val="16"/>
+                        <w:szCs w:val="16"/>
+                      </w:rPr>
+                      <w:t>,</w:t>
+                    </w:r>
+                    <w:r>
+                      <w:rPr>
+                        <w:rFonts w:ascii="Arial" w:eastAsia="Arial" w:hAnsi="Arial" w:cs="Arial"/>
+                        <w:sz w:val="16"/>
+                        <w:szCs w:val="16"/>
+                      </w:rPr>
+                      <w:t>Dhaka,</w:t>
+                    </w:r>
+                    <w:r>
+                      <w:rPr>
+                        <w:rFonts w:ascii="Arial" w:eastAsia="Arial" w:hAnsi="Arial" w:cs="Arial"/>
+                        <w:sz w:val="18"/>
+                        <w:szCs w:val="18"/>
+                      </w:rPr>
+                      <w:t>Bangladesh</w:t>
+                    </w:r>
+                    <w:proofErr w:type="spellEnd"/>
+                    <w:proofErr w:type="gramEnd"/>
+                    <w:r>
+                      <w:rPr>
+                        <w:rFonts w:ascii="Arial" w:eastAsia="Arial" w:hAnsi="Arial" w:cs="Arial"/>
+                        <w:sz w:val="18"/>
+                        <w:szCs w:val="18"/>
+                      </w:rPr>
+                      <w:t>.</w:t>
+                    </w:r>
                   </w:p>
                   <w:p>
                     <w:pPr>
@@ -1884,12 +2041,6 @@
         </mc:Fallback>
       </mc:AlternateContent>
     </w:r>
-    <w:r>
-      <w:rPr>
-        <w:noProof/>
-      </w:rPr>
-      <w:t xml:space="preserve">           </w:t>
-    </w:r>
   </w:p>
   <w:p>
     <w:pPr>
@@ -1897,163 +2048,18 @@
       <w:tabs>
         <w:tab w:val="clear" w:pos="4680"/>
         <w:tab w:val="clear" w:pos="9360"/>
-        <w:tab w:val="left" w:pos="13989"/>
+        <w:tab w:val="left" w:pos="13080"/>
       </w:tabs>
-      <w:ind w:left="-1296"/>
-      <w:rPr>
-        <w:noProof/>
-      </w:rPr>
     </w:pPr>
-    <w:r>
-      <w:rPr>
-        <w:rFonts w:ascii="Arial Narrow" w:eastAsia="Arial" w:hAnsi="Arial Narrow" w:cs="Arial"/>
-        <w:b/>
-        <w:bCs/>
-        <w:noProof/>
-        <w:sz w:val="23"/>
-        <w:szCs w:val="23"/>
-      </w:rPr>
-      <mc:AlternateContent>
-        <mc:Choice Requires="wps">
-          <w:drawing>
-            <wp:anchor distT="0" distB="0" distL="114300" distR="114300" simplePos="0" relativeHeight="251658240" behindDoc="0" locked="0" layoutInCell="1" allowOverlap="1" wp14:anchorId="1DA65CB5" wp14:editId="4DE40704">
-              <wp:simplePos x="0" y="0"/>
-              <wp:positionH relativeFrom="column">
-                <wp:posOffset>-590550</wp:posOffset>
-              </wp:positionH>
-              <wp:positionV relativeFrom="paragraph">
-                <wp:posOffset>476885</wp:posOffset>
-              </wp:positionV>
-              <wp:extent cx="1653540" cy="228600"/>
-              <wp:effectExtent l="0" t="0" r="22860" b="19050"/>
-              <wp:wrapNone/>
-              <wp:docPr id="2" name="Rectangle 2"/>
-              <wp:cNvGraphicFramePr/>
-              <a:graphic xmlns:a="http://schemas.openxmlformats.org/drawingml/2006/main">
-                <a:graphicData uri="http://schemas.microsoft.com/office/word/2010/wordprocessingShape">
-                  <wps:wsp>
-                    <wps:cNvSpPr/>
-                    <wps:spPr>
-                      <a:xfrm>
-                        <a:off x="0" y="0"/>
-                        <a:ext cx="1653540" cy="228600"/>
-                      </a:xfrm>
-                      <a:prstGeom prst="rect">
-                        <a:avLst/>
-                      </a:prstGeom>
-                      <a:solidFill>
-                        <a:schemeClr val="bg1"/>
-                      </a:solidFill>
-                      <a:ln>
-                        <a:solidFill>
-                          <a:schemeClr val="bg1"/>
-                        </a:solidFill>
-                      </a:ln>
-                    </wps:spPr>
-                    <wps:style>
-                      <a:lnRef idx="2">
-                        <a:schemeClr val="accent6">
-                          <a:shade val="50000"/>
-                        </a:schemeClr>
-                      </a:lnRef>
-                      <a:fillRef idx="1">
-                        <a:schemeClr val="accent6"/>
-                      </a:fillRef>
-                      <a:effectRef idx="0">
-                        <a:schemeClr val="accent6"/>
-                      </a:effectRef>
-                      <a:fontRef idx="minor">
-                        <a:schemeClr val="lt1"/>
-                      </a:fontRef>
-                    </wps:style>
-                    <wps:txbx>
-                      <w:txbxContent>
-                        <w:p>
-                          <w:pPr>
-                            <w:rPr>
-                              <w:rFonts w:ascii="Tahoma" w:hAnsi="Tahoma" w:cs="Tahoma"/>
-                              <w:b/>
-                              <w:color w:val="000000" w:themeColor="text1"/>
-                              <w:sz w:val="16"/>
-                              <w:szCs w:val="16"/>
-                            </w:rPr>
-                          </w:pPr>
-                          <w:r>
-                            <w:rPr>
-                              <w:rFonts w:ascii="Tahoma" w:hAnsi="Tahoma" w:cs="Tahoma"/>
-                              <w:b/>
-                              <w:color w:val="000000" w:themeColor="text1"/>
-                              <w:sz w:val="16"/>
-                              <w:szCs w:val="16"/>
-                            </w:rPr>
-                            <w:t>Mouchak Knit Composite Ltd.</w:t>
-                          </w:r>
-                        </w:p>
-                      </w:txbxContent>
-                    </wps:txbx>
-                    <wps:bodyPr rot="0" spcFirstLastPara="0" vertOverflow="overflow" horzOverflow="overflow" vert="horz" wrap="square" lIns="91440" tIns="45720" rIns="91440" bIns="45720" numCol="1" spcCol="0" rtlCol="0" fromWordArt="0" anchor="ctr" anchorCtr="0" forceAA="0" compatLnSpc="1">
-                      <a:prstTxWarp prst="textNoShape">
-                        <a:avLst/>
-                      </a:prstTxWarp>
-                      <a:noAutofit/>
-                    </wps:bodyPr>
-                  </wps:wsp>
-                </a:graphicData>
-              </a:graphic>
-              <wp14:sizeRelV relativeFrom="margin">
-                <wp14:pctHeight>0</wp14:pctHeight>
-              </wp14:sizeRelV>
-            </wp:anchor>
-          </w:drawing>
-        </mc:Choice>
-        <mc:Fallback>
-          <w:pict>
-            <v:rect w14:anchorId="1DA65CB5" id="Rectangle 2" o:spid="_x0000_s1029" style="position:absolute;left:0;text-align:left;margin-left:-46.5pt;margin-top:37.55pt;width:130.2pt;height:18pt;z-index:251658240;visibility:visible;mso-wrap-style:square;mso-height-percent:0;mso-wrap-distance-left:9pt;mso-wrap-distance-top:0;mso-wrap-distance-right:9pt;mso-wrap-distance-bottom:0;mso-position-horizontal:absolute;mso-position-horizontal-relative:text;mso-position-vertical:absolute;mso-position-vertical-relative:text;mso-height-percent:0;mso-height-relative:margin;v-text-anchor:middle" o:gfxdata="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" fillcolor="white [3212]" strokecolor="white [3212]" strokeweight="1pt">
-              <v:textbox>
-                <w:txbxContent>
-                  <w:p>
-                    <w:pPr>
-                      <w:rPr>
-                        <w:rFonts w:ascii="Tahoma" w:hAnsi="Tahoma" w:cs="Tahoma"/>
-                        <w:b/>
-                        <w:color w:val="000000" w:themeColor="text1"/>
-                        <w:sz w:val="16"/>
-                        <w:szCs w:val="16"/>
-                      </w:rPr>
-                    </w:pPr>
-                    <w:r>
-                      <w:rPr>
-                        <w:rFonts w:ascii="Tahoma" w:hAnsi="Tahoma" w:cs="Tahoma"/>
-                        <w:b/>
-                        <w:color w:val="000000" w:themeColor="text1"/>
-                        <w:sz w:val="16"/>
-                        <w:szCs w:val="16"/>
-                      </w:rPr>
-                      <w:t>Mouchak Knit Composite Ltd.</w:t>
-                    </w:r>
-                  </w:p>
-                </w:txbxContent>
-              </v:textbox>
-            </v:rect>
-          </w:pict>
-        </mc:Fallback>
-      </mc:AlternateContent>
-    </w:r>
-    <w:r>
-      <w:rPr>
-        <w:noProof/>
-      </w:rPr>
-      <w:t xml:space="preserve">       </w:t>
-    </w:r>
     <w:r>
       <w:rPr>
         <w:noProof/>
       </w:rPr>
       <w:drawing>
-        <wp:inline distT="0" distB="0" distL="0" distR="0" wp14:anchorId="75EB8E61" wp14:editId="14AB42FF">
-          <wp:extent cx="1318260" cy="518160"/>
+        <wp:inline distT="0" distB="0" distL="0" distR="0" wp14:anchorId="0B5D681F" wp14:editId="3D5B80C4">
+          <wp:extent cx="1733550" cy="514350"/>
           <wp:effectExtent l="0" t="0" r="0" b="0"/>
-          <wp:docPr id="8" name="Picture 8" descr="C:\Users\USER\Desktop\IMG-20201122-WA0005.jpg"/>
+          <wp:docPr id="6" name="Picture 6"/>
           <wp:cNvGraphicFramePr>
             <a:graphicFrameLocks xmlns:a="http://schemas.openxmlformats.org/drawingml/2006/main" noChangeAspect="1"/>
           </wp:cNvGraphicFramePr>
@@ -2061,10 +2067,8 @@
             <a:graphicData uri="http://schemas.openxmlformats.org/drawingml/2006/picture">
               <pic:pic xmlns:pic="http://schemas.openxmlformats.org/drawingml/2006/picture">
                 <pic:nvPicPr>
-                  <pic:cNvPr id="0" name="Picture 1" descr="C:\Users\USER\Desktop\IMG-20201122-WA0005.jpg"/>
-                  <pic:cNvPicPr>
-                    <a:picLocks noChangeAspect="1" noChangeArrowheads="1"/>
-                  </pic:cNvPicPr>
+                  <pic:cNvPr id="0" name="download.png"/>
+                  <pic:cNvPicPr/>
                 </pic:nvPicPr>
                 <pic:blipFill>
                   <a:blip r:embed="rId1">
@@ -2074,23 +2078,18 @@
                       </a:ext>
                     </a:extLst>
                   </a:blip>
-                  <a:srcRect/>
                   <a:stretch>
                     <a:fillRect/>
                   </a:stretch>
                 </pic:blipFill>
-                <pic:spPr bwMode="auto">
+                <pic:spPr>
                   <a:xfrm>
                     <a:off x="0" y="0"/>
-                    <a:ext cx="1318260" cy="518160"/>
+                    <a:ext cx="1733550" cy="514350"/>
                   </a:xfrm>
                   <a:prstGeom prst="rect">
                     <a:avLst/>
                   </a:prstGeom>
-                  <a:noFill/>
-                  <a:ln>
-                    <a:noFill/>
-                  </a:ln>
                 </pic:spPr>
               </pic:pic>
             </a:graphicData>
@@ -2099,17 +2098,24 @@
       </w:drawing>
     </w:r>
     <w:r>
-      <w:rPr>
-        <w:noProof/>
-      </w:rPr>
       <w:tab/>
     </w:r>
   </w:p>
 </w:hdr>
 </file>
 
+<file path=word/header3.xml><?xml version="1.0" encoding="utf-8"?>
+<w:hdr xmlns:wpc="http://schemas.microsoft.com/office/word/2010/wordprocessingCanvas" xmlns:mc="http://schemas.openxmlformats.org/markup-compatibility/2006" xmlns:o="urn:schemas-microsoft-com:office:office" xmlns:r="http://schemas.openxmlformats.org/officeDocument/2006/relationships" xmlns:m="http://schemas.openxmlformats.org/officeDocument/2006/math" xmlns:v="urn:schemas-microsoft-com:vml" xmlns:wp14="http://schemas.microsoft.com/office/word/2010/wordprocessingDrawing" xmlns:wp="http://schemas.openxmlformats.org/drawingml/2006/wordprocessingDrawing" xmlns:w10="urn:schemas-microsoft-com:office:word" xmlns:w="http://schemas.openxmlformats.org/wordprocessingml/2006/main" xmlns:w14="http://schemas.microsoft.com/office/word/2010/wordml" xmlns:wpg="http://schemas.microsoft.com/office/word/2010/wordprocessingGroup" xmlns:wpi="http://schemas.microsoft.com/office/word/2010/wordprocessingInk" xmlns:wne="http://schemas.microsoft.com/office/word/2006/wordml" xmlns:wps="http://schemas.microsoft.com/office/word/2010/wordprocessingShape" mc:Ignorable="w14 wp14">
+  <w:p>
+    <w:pPr>
+      <w:pStyle w:val="Header"/>
+    </w:pPr>
+  </w:p>
+</w:hdr>
+</file>
+
 <file path=word/numbering.xml><?xml version="1.0" encoding="utf-8"?>
-<w:numbering xmlns:wpc="http://schemas.microsoft.com/office/word/2010/wordprocessingCanvas" xmlns:mc="http://schemas.openxmlformats.org/markup-compatibility/2006" xmlns:o="urn:schemas-microsoft-com:office:office" xmlns:r="http://schemas.openxmlformats.org/officeDocument/2006/relationships" xmlns:m="http://schemas.openxmlformats.org/officeDocument/2006/math" xmlns:v="urn:schemas-microsoft-com:vml" xmlns:wp14="http://schemas.microsoft.com/office/word/2010/wordprocessingDrawing" xmlns:wp="http://schemas.openxmlformats.org/drawingml/2006/wordprocessingDrawing" xmlns:w10="urn:schemas-microsoft-com:office:word" xmlns:w="http://schemas.openxmlformats.org/wordprocessingml/2006/main" xmlns:w14="http://schemas.microsoft.com/office/word/2010/wordml" xmlns:w15="http://schemas.microsoft.com/office/word/2012/wordml" xmlns:wpg="http://schemas.microsoft.com/office/word/2010/wordprocessingGroup" xmlns:wpi="http://schemas.microsoft.com/office/word/2010/wordprocessingInk" xmlns:wne="http://schemas.microsoft.com/office/word/2006/wordml" xmlns:wps="http://schemas.microsoft.com/office/word/2010/wordprocessingShape" mc:Ignorable="w14 w15 wp14">
+<w:numbering xmlns:wpc="http://schemas.microsoft.com/office/word/2010/wordprocessingCanvas" xmlns:mc="http://schemas.openxmlformats.org/markup-compatibility/2006" xmlns:o="urn:schemas-microsoft-com:office:office" xmlns:r="http://schemas.openxmlformats.org/officeDocument/2006/relationships" xmlns:m="http://schemas.openxmlformats.org/officeDocument/2006/math" xmlns:v="urn:schemas-microsoft-com:vml" xmlns:wp14="http://schemas.microsoft.com/office/word/2010/wordprocessingDrawing" xmlns:wp="http://schemas.openxmlformats.org/drawingml/2006/wordprocessingDrawing" xmlns:w10="urn:schemas-microsoft-com:office:word" xmlns:w="http://schemas.openxmlformats.org/wordprocessingml/2006/main" xmlns:w14="http://schemas.microsoft.com/office/word/2010/wordml" xmlns:wpg="http://schemas.microsoft.com/office/word/2010/wordprocessingGroup" xmlns:wpi="http://schemas.microsoft.com/office/word/2010/wordprocessingInk" xmlns:wne="http://schemas.microsoft.com/office/word/2006/wordml" xmlns:wps="http://schemas.microsoft.com/office/word/2010/wordprocessingShape" mc:Ignorable="w14 wp14">
   <w:abstractNum w:abstractNumId="0">
     <w:nsid w:val="19365752"/>
     <w:multiLevelType w:val="hybridMultilevel"/>
@@ -2251,6 +2257,119 @@
     </w:lvl>
   </w:abstractNum>
   <w:abstractNum w:abstractNumId="2">
+    <w:nsid w:val="524F5605"/>
+    <w:multiLevelType w:val="hybridMultilevel"/>
+    <w:tmpl w:val="761ECCFE"/>
+    <w:lvl w:ilvl="0" w:tplc="04090001">
+      <w:start w:val="1"/>
+      <w:numFmt w:val="bullet"/>
+      <w:lvlText w:val=""/>
+      <w:lvlJc w:val="left"/>
+      <w:pPr>
+        <w:ind w:left="720" w:hanging="360"/>
+      </w:pPr>
+      <w:rPr>
+        <w:rFonts w:ascii="Symbol" w:hAnsi="Symbol" w:hint="default"/>
+      </w:rPr>
+    </w:lvl>
+    <w:lvl w:ilvl="1" w:tplc="04090003" w:tentative="1">
+      <w:start w:val="1"/>
+      <w:numFmt w:val="bullet"/>
+      <w:lvlText w:val="o"/>
+      <w:lvlJc w:val="left"/>
+      <w:pPr>
+        <w:ind w:left="1440" w:hanging="360"/>
+      </w:pPr>
+      <w:rPr>
+        <w:rFonts w:ascii="Courier New" w:hAnsi="Courier New" w:cs="Courier New" w:hint="default"/>
+      </w:rPr>
+    </w:lvl>
+    <w:lvl w:ilvl="2" w:tplc="04090005" w:tentative="1">
+      <w:start w:val="1"/>
+      <w:numFmt w:val="bullet"/>
+      <w:lvlText w:val=""/>
+      <w:lvlJc w:val="left"/>
+      <w:pPr>
+        <w:ind w:left="2160" w:hanging="360"/>
+      </w:pPr>
+      <w:rPr>
+        <w:rFonts w:ascii="Wingdings" w:hAnsi="Wingdings" w:hint="default"/>
+      </w:rPr>
+    </w:lvl>
+    <w:lvl w:ilvl="3" w:tplc="04090001" w:tentative="1">
+      <w:start w:val="1"/>
+      <w:numFmt w:val="bullet"/>
+      <w:lvlText w:val=""/>
+      <w:lvlJc w:val="left"/>
+      <w:pPr>
+        <w:ind w:left="2880" w:hanging="360"/>
+      </w:pPr>
+      <w:rPr>
+        <w:rFonts w:ascii="Symbol" w:hAnsi="Symbol" w:hint="default"/>
+      </w:rPr>
+    </w:lvl>
+    <w:lvl w:ilvl="4" w:tplc="04090003" w:tentative="1">
+      <w:start w:val="1"/>
+      <w:numFmt w:val="bullet"/>
+      <w:lvlText w:val="o"/>
+      <w:lvlJc w:val="left"/>
+      <w:pPr>
+        <w:ind w:left="3600" w:hanging="360"/>
+      </w:pPr>
+      <w:rPr>
+        <w:rFonts w:ascii="Courier New" w:hAnsi="Courier New" w:cs="Courier New" w:hint="default"/>
+      </w:rPr>
+    </w:lvl>
+    <w:lvl w:ilvl="5" w:tplc="04090005" w:tentative="1">
+      <w:start w:val="1"/>
+      <w:numFmt w:val="bullet"/>
+      <w:lvlText w:val=""/>
+      <w:lvlJc w:val="left"/>
+      <w:pPr>
+        <w:ind w:left="4320" w:hanging="360"/>
+      </w:pPr>
+      <w:rPr>
+        <w:rFonts w:ascii="Wingdings" w:hAnsi="Wingdings" w:hint="default"/>
+      </w:rPr>
+    </w:lvl>
+    <w:lvl w:ilvl="6" w:tplc="04090001" w:tentative="1">
+      <w:start w:val="1"/>
+      <w:numFmt w:val="bullet"/>
+      <w:lvlText w:val=""/>
+      <w:lvlJc w:val="left"/>
+      <w:pPr>
+        <w:ind w:left="5040" w:hanging="360"/>
+      </w:pPr>
+      <w:rPr>
+        <w:rFonts w:ascii="Symbol" w:hAnsi="Symbol" w:hint="default"/>
+      </w:rPr>
+    </w:lvl>
+    <w:lvl w:ilvl="7" w:tplc="04090003" w:tentative="1">
+      <w:start w:val="1"/>
+      <w:numFmt w:val="bullet"/>
+      <w:lvlText w:val="o"/>
+      <w:lvlJc w:val="left"/>
+      <w:pPr>
+        <w:ind w:left="5760" w:hanging="360"/>
+      </w:pPr>
+      <w:rPr>
+        <w:rFonts w:ascii="Courier New" w:hAnsi="Courier New" w:cs="Courier New" w:hint="default"/>
+      </w:rPr>
+    </w:lvl>
+    <w:lvl w:ilvl="8" w:tplc="04090005" w:tentative="1">
+      <w:start w:val="1"/>
+      <w:numFmt w:val="bullet"/>
+      <w:lvlText w:val=""/>
+      <w:lvlJc w:val="left"/>
+      <w:pPr>
+        <w:ind w:left="6480" w:hanging="360"/>
+      </w:pPr>
+      <w:rPr>
+        <w:rFonts w:ascii="Wingdings" w:hAnsi="Wingdings" w:hint="default"/>
+      </w:rPr>
+    </w:lvl>
+  </w:abstractNum>
+  <w:abstractNum w:abstractNumId="3">
     <w:nsid w:val="66334873"/>
     <w:multiLevelType w:val="hybridMultilevel"/>
     <w:tmpl w:val="71B6F7D8"/>
@@ -2301,7 +2420,7 @@
       <w:lvlJc w:val="left"/>
     </w:lvl>
   </w:abstractNum>
-  <w:abstractNum w:abstractNumId="3">
+  <w:abstractNum w:abstractNumId="4">
     <w:nsid w:val="74B0DC51"/>
     <w:multiLevelType w:val="hybridMultilevel"/>
     <w:tmpl w:val="22FA3D1C"/>
@@ -2353,10 +2472,10 @@
     </w:lvl>
   </w:abstractNum>
   <w:num w:numId="1">
-    <w:abstractNumId w:val="2"/>
+    <w:abstractNumId w:val="3"/>
   </w:num>
   <w:num w:numId="2">
-    <w:abstractNumId w:val="3"/>
+    <w:abstractNumId w:val="4"/>
   </w:num>
   <w:num w:numId="3">
     <w:abstractNumId w:val="1"/>
@@ -2364,11 +2483,14 @@
   <w:num w:numId="4">
     <w:abstractNumId w:val="0"/>
   </w:num>
+  <w:num w:numId="5">
+    <w:abstractNumId w:val="2"/>
+  </w:num>
 </w:numbering>
 </file>
 
 <file path=word/styles.xml><?xml version="1.0" encoding="utf-8"?>
-<w:styles xmlns:mc="http://schemas.openxmlformats.org/markup-compatibility/2006" xmlns:r="http://schemas.openxmlformats.org/officeDocument/2006/relationships" xmlns:w="http://schemas.openxmlformats.org/wordprocessingml/2006/main" xmlns:w14="http://schemas.microsoft.com/office/word/2010/wordml" xmlns:w15="http://schemas.microsoft.com/office/word/2012/wordml" mc:Ignorable="w14 w15">
+<w:styles xmlns:mc="http://schemas.openxmlformats.org/markup-compatibility/2006" xmlns:r="http://schemas.openxmlformats.org/officeDocument/2006/relationships" xmlns:w="http://schemas.openxmlformats.org/wordprocessingml/2006/main" xmlns:w14="http://schemas.microsoft.com/office/word/2010/wordml" mc:Ignorable="w14">
   <w:docDefaults>
     <w:rPrDefault>
       <w:rPr>
@@ -2378,380 +2500,150 @@
         <w:lang w:val="en-US" w:eastAsia="en-US" w:bidi="ar-SA"/>
       </w:rPr>
     </w:rPrDefault>
-    <w:pPrDefault/>
+    <w:pPrDefault>
+      <w:pPr>
+        <w:spacing w:after="160" w:line="259" w:lineRule="auto"/>
+      </w:pPr>
+    </w:pPrDefault>
   </w:docDefaults>
-  <w:latentStyles w:defLockedState="0" w:defUIPriority="99" w:defSemiHidden="0" w:defUnhideWhenUsed="0" w:defQFormat="0" w:count="371">
-    <w:lsdException w:name="Normal" w:uiPriority="0" w:qFormat="1"/>
-    <w:lsdException w:name="heading 1" w:uiPriority="9" w:qFormat="1"/>
-    <w:lsdException w:name="heading 2" w:semiHidden="1" w:uiPriority="9" w:unhideWhenUsed="1" w:qFormat="1"/>
-    <w:lsdException w:name="heading 3" w:semiHidden="1" w:uiPriority="9" w:unhideWhenUsed="1" w:qFormat="1"/>
-    <w:lsdException w:name="heading 4" w:semiHidden="1" w:uiPriority="9" w:unhideWhenUsed="1" w:qFormat="1"/>
-    <w:lsdException w:name="heading 5" w:semiHidden="1" w:uiPriority="9" w:unhideWhenUsed="1" w:qFormat="1"/>
-    <w:lsdException w:name="heading 6" w:semiHidden="1" w:uiPriority="9" w:unhideWhenUsed="1" w:qFormat="1"/>
-    <w:lsdException w:name="heading 7" w:semiHidden="1" w:uiPriority="9" w:unhideWhenUsed="1" w:qFormat="1"/>
-    <w:lsdException w:name="heading 8" w:semiHidden="1" w:uiPriority="9" w:unhideWhenUsed="1" w:qFormat="1"/>
-    <w:lsdException w:name="heading 9" w:semiHidden="1" w:uiPriority="9" w:unhideWhenUsed="1" w:qFormat="1"/>
-    <w:lsdException w:name="index 1" w:semiHidden="1" w:unhideWhenUsed="1"/>
-    <w:lsdException w:name="index 2" w:semiHidden="1" w:unhideWhenUsed="1"/>
-    <w:lsdException w:name="index 3" w:semiHidden="1" w:unhideWhenUsed="1"/>
-    <w:lsdException w:name="index 4" w:semiHidden="1" w:unhideWhenUsed="1"/>
-    <w:lsdException w:name="index 5" w:semiHidden="1" w:unhideWhenUsed="1"/>
-    <w:lsdException w:name="index 6" w:semiHidden="1" w:unhideWhenUsed="1"/>
-    <w:lsdException w:name="index 7" w:semiHidden="1" w:unhideWhenUsed="1"/>
-    <w:lsdException w:name="index 8" w:semiHidden="1" w:unhideWhenUsed="1"/>
-    <w:lsdException w:name="index 9" w:semiHidden="1" w:unhideWhenUsed="1"/>
-    <w:lsdException w:name="toc 1" w:semiHidden="1" w:uiPriority="39" w:unhideWhenUsed="1"/>
-    <w:lsdException w:name="toc 2" w:semiHidden="1" w:uiPriority="39" w:unhideWhenUsed="1"/>
-    <w:lsdException w:name="toc 3" w:semiHidden="1" w:uiPriority="39" w:unhideWhenUsed="1"/>
-    <w:lsdException w:name="toc 4" w:semiHidden="1" w:uiPriority="39" w:unhideWhenUsed="1"/>
-    <w:lsdException w:name="toc 5" w:semiHidden="1" w:uiPriority="39" w:unhideWhenUsed="1"/>
-    <w:lsdException w:name="toc 6" w:semiHidden="1" w:uiPriority="39" w:unhideWhenUsed="1"/>
-    <w:lsdException w:name="toc 7" w:semiHidden="1" w:uiPriority="39" w:unhideWhenUsed="1"/>
-    <w:lsdException w:name="toc 8" w:semiHidden="1" w:uiPriority="39" w:unhideWhenUsed="1"/>
-    <w:lsdException w:name="toc 9" w:semiHidden="1" w:uiPriority="39" w:unhideWhenUsed="1"/>
-    <w:lsdException w:name="Normal Indent" w:semiHidden="1" w:unhideWhenUsed="1"/>
-    <w:lsdException w:name="footnote text" w:semiHidden="1" w:unhideWhenUsed="1"/>
-    <w:lsdException w:name="annotation text" w:semiHidden="1" w:unhideWhenUsed="1"/>
-    <w:lsdException w:name="header" w:semiHidden="1" w:unhideWhenUsed="1"/>
-    <w:lsdException w:name="footer" w:semiHidden="1" w:unhideWhenUsed="1"/>
-    <w:lsdException w:name="index heading" w:semiHidden="1" w:unhideWhenUsed="1"/>
-    <w:lsdException w:name="caption" w:semiHidden="1" w:uiPriority="35" w:unhideWhenUsed="1" w:qFormat="1"/>
-    <w:lsdException w:name="table of figures" w:semiHidden="1" w:unhideWhenUsed="1"/>
-    <w:lsdException w:name="envelope address" w:semiHidden="1" w:unhideWhenUsed="1"/>
-    <w:lsdException w:name="envelope return" w:semiHidden="1" w:unhideWhenUsed="1"/>
-    <w:lsdException w:name="footnote reference" w:semiHidden="1" w:unhideWhenUsed="1"/>
-    <w:lsdException w:name="annotation reference" w:semiHidden="1" w:unhideWhenUsed="1"/>
-    <w:lsdException w:name="line number" w:semiHidden="1" w:unhideWhenUsed="1"/>
-    <w:lsdException w:name="page number" w:semiHidden="1" w:unhideWhenUsed="1"/>
-    <w:lsdException w:name="endnote reference" w:semiHidden="1" w:unhideWhenUsed="1"/>
-    <w:lsdException w:name="endnote text" w:semiHidden="1" w:unhideWhenUsed="1"/>
-    <w:lsdException w:name="table of authorities" w:semiHidden="1" w:unhideWhenUsed="1"/>
-    <w:lsdException w:name="macro" w:semiHidden="1" w:unhideWhenUsed="1"/>
-    <w:lsdException w:name="toa heading" w:semiHidden="1" w:unhideWhenUsed="1"/>
-    <w:lsdException w:name="List" w:semiHidden="1" w:unhideWhenUsed="1"/>
-    <w:lsdException w:name="List Bullet" w:semiHidden="1" w:unhideWhenUsed="1"/>
-    <w:lsdException w:name="List Number" w:semiHidden="1" w:unhideWhenUsed="1"/>
-    <w:lsdException w:name="List 2" w:semiHidden="1" w:unhideWhenUsed="1"/>
-    <w:lsdException w:name="List 3" w:semiHidden="1" w:unhideWhenUsed="1"/>
-    <w:lsdException w:name="List 4" w:semiHidden="1" w:unhideWhenUsed="1"/>
-    <w:lsdException w:name="List 5" w:semiHidden="1" w:unhideWhenUsed="1"/>
-    <w:lsdException w:name="List Bullet 2" w:semiHidden="1" w:unhideWhenUsed="1"/>
-    <w:lsdException w:name="List Bullet 3" w:semiHidden="1" w:unhideWhenUsed="1"/>
-    <w:lsdException w:name="List Bullet 4" w:semiHidden="1" w:unhideWhenUsed="1"/>
-    <w:lsdException w:name="List Bullet 5" w:semiHidden="1" w:unhideWhenUsed="1"/>
-    <w:lsdException w:name="List Number 2" w:semiHidden="1" w:unhideWhenUsed="1"/>
-    <w:lsdException w:name="List Number 3" w:semiHidden="1" w:unhideWhenUsed="1"/>
-    <w:lsdException w:name="List Number 4" w:semiHidden="1" w:unhideWhenUsed="1"/>
-    <w:lsdException w:name="List Number 5" w:semiHidden="1" w:unhideWhenUsed="1"/>
-    <w:lsdException w:name="Title" w:uiPriority="10" w:qFormat="1"/>
-    <w:lsdException w:name="Closing" w:semiHidden="1" w:unhideWhenUsed="1"/>
-    <w:lsdException w:name="Signature" w:semiHidden="1" w:unhideWhenUsed="1"/>
-    <w:lsdException w:name="Default Paragraph Font" w:semiHidden="1" w:uiPriority="1" w:unhideWhenUsed="1"/>
-    <w:lsdException w:name="Body Text" w:semiHidden="1" w:unhideWhenUsed="1"/>
-    <w:lsdException w:name="Body Text Indent" w:semiHidden="1" w:unhideWhenUsed="1"/>
-    <w:lsdException w:name="List Continue" w:semiHidden="1" w:unhideWhenUsed="1"/>
-    <w:lsdException w:name="List Continue 2" w:semiHidden="1" w:unhideWhenUsed="1"/>
-    <w:lsdException w:name="List Continue 3" w:semiHidden="1" w:unhideWhenUsed="1"/>
-    <w:lsdException w:name="List Continue 4" w:semiHidden="1" w:unhideWhenUsed="1"/>
-    <w:lsdException w:name="List Continue 5" w:semiHidden="1" w:unhideWhenUsed="1"/>
-    <w:lsdException w:name="Message Header" w:semiHidden="1" w:unhideWhenUsed="1"/>
-    <w:lsdException w:name="Subtitle" w:uiPriority="11" w:qFormat="1"/>
-    <w:lsdException w:name="Salutation" w:semiHidden="1" w:unhideWhenUsed="1"/>
-    <w:lsdException w:name="Date" w:semiHidden="1" w:unhideWhenUsed="1"/>
-    <w:lsdException w:name="Body Text First Indent" w:semiHidden="1" w:unhideWhenUsed="1"/>
-    <w:lsdException w:name="Body Text First Indent 2" w:semiHidden="1" w:unhideWhenUsed="1"/>
-    <w:lsdException w:name="Note Heading" w:semiHidden="1" w:unhideWhenUsed="1"/>
-    <w:lsdException w:name="Body Text 2" w:semiHidden="1" w:unhideWhenUsed="1"/>
-    <w:lsdException w:name="Body Text 3" w:semiHidden="1" w:unhideWhenUsed="1"/>
-    <w:lsdException w:name="Body Text Indent 2" w:semiHidden="1" w:unhideWhenUsed="1"/>
-    <w:lsdException w:name="Body Text Indent 3" w:semiHidden="1" w:unhideWhenUsed="1"/>
-    <w:lsdException w:name="Block Text" w:semiHidden="1" w:unhideWhenUsed="1"/>
-    <w:lsdException w:name="Hyperlink" w:semiHidden="1" w:unhideWhenUsed="1"/>
-    <w:lsdException w:name="FollowedHyperlink" w:semiHidden="1" w:unhideWhenUsed="1"/>
-    <w:lsdException w:name="Strong" w:uiPriority="22" w:qFormat="1"/>
-    <w:lsdException w:name="Emphasis" w:uiPriority="20" w:qFormat="1"/>
-    <w:lsdException w:name="Document Map" w:semiHidden="1" w:unhideWhenUsed="1"/>
-    <w:lsdException w:name="Plain Text" w:semiHidden="1" w:unhideWhenUsed="1"/>
-    <w:lsdException w:name="E-mail Signature" w:semiHidden="1" w:unhideWhenUsed="1"/>
-    <w:lsdException w:name="HTML Top of Form" w:semiHidden="1" w:unhideWhenUsed="1"/>
-    <w:lsdException w:name="HTML Bottom of Form" w:semiHidden="1" w:unhideWhenUsed="1"/>
-    <w:lsdException w:name="Normal (Web)" w:semiHidden="1" w:unhideWhenUsed="1"/>
-    <w:lsdException w:name="HTML Acronym" w:semiHidden="1" w:unhideWhenUsed="1"/>
-    <w:lsdException w:name="HTML Address" w:semiHidden="1" w:unhideWhenUsed="1"/>
-    <w:lsdException w:name="HTML Cite" w:semiHidden="1" w:unhideWhenUsed="1"/>
-    <w:lsdException w:name="HTML Code" w:semiHidden="1" w:unhideWhenUsed="1"/>
-    <w:lsdException w:name="HTML Definition" w:semiHidden="1" w:unhideWhenUsed="1"/>
-    <w:lsdException w:name="HTML Keyboard" w:semiHidden="1" w:unhideWhenUsed="1"/>
-    <w:lsdException w:name="HTML Preformatted" w:semiHidden="1" w:unhideWhenUsed="1"/>
-    <w:lsdException w:name="HTML Sample" w:semiHidden="1" w:unhideWhenUsed="1"/>
-    <w:lsdException w:name="HTML Typewriter" w:semiHidden="1" w:unhideWhenUsed="1"/>
-    <w:lsdException w:name="HTML Variable" w:semiHidden="1" w:unhideWhenUsed="1"/>
-    <w:lsdException w:name="Normal Table" w:semiHidden="1" w:unhideWhenUsed="1"/>
-    <w:lsdException w:name="annotation subject" w:semiHidden="1" w:unhideWhenUsed="1"/>
-    <w:lsdException w:name="No List" w:semiHidden="1" w:unhideWhenUsed="1"/>
-    <w:lsdException w:name="Outline List 1" w:semiHidden="1" w:unhideWhenUsed="1"/>
-    <w:lsdException w:name="Outline List 2" w:semiHidden="1" w:unhideWhenUsed="1"/>
-    <w:lsdException w:name="Outline List 3" w:semiHidden="1" w:unhideWhenUsed="1"/>
-    <w:lsdException w:name="Table Simple 1" w:semiHidden="1" w:unhideWhenUsed="1"/>
-    <w:lsdException w:name="Table Simple 2" w:semiHidden="1" w:unhideWhenUsed="1"/>
-    <w:lsdException w:name="Table Simple 3" w:semiHidden="1" w:unhideWhenUsed="1"/>
-    <w:lsdException w:name="Table Classic 1" w:semiHidden="1" w:unhideWhenUsed="1"/>
-    <w:lsdException w:name="Table Classic 2" w:semiHidden="1" w:unhideWhenUsed="1"/>
-    <w:lsdException w:name="Table Classic 3" w:semiHidden="1" w:unhideWhenUsed="1"/>
-    <w:lsdException w:name="Table Classic 4" w:semiHidden="1" w:unhideWhenUsed="1"/>
-    <w:lsdException w:name="Table Colorful 1" w:semiHidden="1" w:unhideWhenUsed="1"/>
-    <w:lsdException w:name="Table Colorful 2" w:semiHidden="1" w:unhideWhenUsed="1"/>
-    <w:lsdException w:name="Table Colorful 3" w:semiHidden="1" w:unhideWhenUsed="1"/>
-    <w:lsdException w:name="Table Columns 1" w:semiHidden="1" w:unhideWhenUsed="1"/>
-    <w:lsdException w:name="Table Columns 2" w:semiHidden="1" w:unhideWhenUsed="1"/>
-    <w:lsdException w:name="Table Columns 3" w:semiHidden="1" w:unhideWhenUsed="1"/>
-    <w:lsdException w:name="Table Columns 4" w:semiHidden="1" w:unhideWhenUsed="1"/>
-    <w:lsdException w:name="Table Columns 5" w:semiHidden="1" w:unhideWhenUsed="1"/>
-    <w:lsdException w:name="Table Grid 1" w:semiHidden="1" w:unhideWhenUsed="1"/>
-    <w:lsdException w:name="Table Grid 2" w:semiHidden="1" w:unhideWhenUsed="1"/>
-    <w:lsdException w:name="Table Grid 3" w:semiHidden="1" w:unhideWhenUsed="1"/>
-    <w:lsdException w:name="Table Grid 4" w:semiHidden="1" w:unhideWhenUsed="1"/>
-    <w:lsdException w:name="Table Grid 5" w:semiHidden="1" w:unhideWhenUsed="1"/>
-    <w:lsdException w:name="Table Grid 6" w:semiHidden="1" w:unhideWhenUsed="1"/>
-    <w:lsdException w:name="Table Grid 7" w:semiHidden="1" w:unhideWhenUsed="1"/>
-    <w:lsdException w:name="Table Grid 8" w:semiHidden="1" w:unhideWhenUsed="1"/>
-    <w:lsdException w:name="Table List 1" w:semiHidden="1" w:unhideWhenUsed="1"/>
-    <w:lsdException w:name="Table List 2" w:semiHidden="1" w:unhideWhenUsed="1"/>
-    <w:lsdException w:name="Table List 3" w:semiHidden="1" w:unhideWhenUsed="1"/>
-    <w:lsdException w:name="Table List 4" w:semiHidden="1" w:unhideWhenUsed="1"/>
-    <w:lsdException w:name="Table List 5" w:semiHidden="1" w:unhideWhenUsed="1"/>
-    <w:lsdException w:name="Table List 6" w:semiHidden="1" w:unhideWhenUsed="1"/>
-    <w:lsdException w:name="Table List 7" w:semiHidden="1" w:unhideWhenUsed="1"/>
-    <w:lsdException w:name="Table List 8" w:semiHidden="1" w:unhideWhenUsed="1"/>
-    <w:lsdException w:name="Table 3D effects 1" w:semiHidden="1" w:unhideWhenUsed="1"/>
-    <w:lsdException w:name="Table 3D effects 2" w:semiHidden="1" w:unhideWhenUsed="1"/>
-    <w:lsdException w:name="Table 3D effects 3" w:semiHidden="1" w:unhideWhenUsed="1"/>
-    <w:lsdException w:name="Table Contemporary" w:semiHidden="1" w:unhideWhenUsed="1"/>
-    <w:lsdException w:name="Table Elegant" w:semiHidden="1" w:unhideWhenUsed="1"/>
-    <w:lsdException w:name="Table Professional" w:semiHidden="1" w:unhideWhenUsed="1"/>
-    <w:lsdException w:name="Table Subtle 1" w:semiHidden="1" w:unhideWhenUsed="1"/>
-    <w:lsdException w:name="Table Subtle 2" w:semiHidden="1" w:unhideWhenUsed="1"/>
-    <w:lsdException w:name="Table Web 1" w:semiHidden="1" w:unhideWhenUsed="1"/>
-    <w:lsdException w:name="Table Web 2" w:semiHidden="1" w:unhideWhenUsed="1"/>
-    <w:lsdException w:name="Table Web 3" w:semiHidden="1" w:unhideWhenUsed="1"/>
-    <w:lsdException w:name="Balloon Text" w:semiHidden="1" w:unhideWhenUsed="1"/>
-    <w:lsdException w:name="Table Grid" w:uiPriority="0"/>
-    <w:lsdException w:name="Table Theme" w:semiHidden="1" w:unhideWhenUsed="1"/>
-    <w:lsdException w:name="Placeholder Text" w:semiHidden="1"/>
-    <w:lsdException w:name="No Spacing" w:uiPriority="1" w:qFormat="1"/>
-    <w:lsdException w:name="Light Shading" w:uiPriority="60"/>
-    <w:lsdException w:name="Light List" w:uiPriority="61"/>
-    <w:lsdException w:name="Light Grid" w:uiPriority="62"/>
-    <w:lsdException w:name="Medium Shading 1" w:uiPriority="63"/>
-    <w:lsdException w:name="Medium Shading 2" w:uiPriority="64"/>
-    <w:lsdException w:name="Medium List 1" w:uiPriority="65"/>
-    <w:lsdException w:name="Medium List 2" w:uiPriority="66"/>
-    <w:lsdException w:name="Medium Grid 1" w:uiPriority="67"/>
-    <w:lsdException w:name="Medium Grid 2" w:uiPriority="68"/>
-    <w:lsdException w:name="Medium Grid 3" w:uiPriority="69"/>
-    <w:lsdException w:name="Dark List" w:uiPriority="70"/>
-    <w:lsdException w:name="Colorful Shading" w:uiPriority="71"/>
-    <w:lsdException w:name="Colorful List" w:uiPriority="72"/>
-    <w:lsdException w:name="Colorful Grid" w:uiPriority="73"/>
-    <w:lsdException w:name="Light Shading Accent 1" w:uiPriority="60"/>
-    <w:lsdException w:name="Light List Accent 1" w:uiPriority="61"/>
-    <w:lsdException w:name="Light Grid Accent 1" w:uiPriority="62"/>
-    <w:lsdException w:name="Medium Shading 1 Accent 1" w:uiPriority="63"/>
-    <w:lsdException w:name="Medium Shading 2 Accent 1" w:uiPriority="64"/>
-    <w:lsdException w:name="Medium List 1 Accent 1" w:uiPriority="65"/>
-    <w:lsdException w:name="Revision" w:semiHidden="1"/>
-    <w:lsdException w:name="List Paragraph" w:uiPriority="34" w:qFormat="1"/>
-    <w:lsdException w:name="Quote" w:uiPriority="29" w:qFormat="1"/>
-    <w:lsdException w:name="Intense Quote" w:uiPriority="30" w:qFormat="1"/>
-    <w:lsdException w:name="Medium List 2 Accent 1" w:uiPriority="66"/>
-    <w:lsdException w:name="Medium Grid 1 Accent 1" w:uiPriority="67"/>
-    <w:lsdException w:name="Medium Grid 2 Accent 1" w:uiPriority="68"/>
-    <w:lsdException w:name="Medium Grid 3 Accent 1" w:uiPriority="69"/>
-    <w:lsdException w:name="Dark List Accent 1" w:uiPriority="70"/>
-    <w:lsdException w:name="Colorful Shading Accent 1" w:uiPriority="71"/>
-    <w:lsdException w:name="Colorful List Accent 1" w:uiPriority="72"/>
-    <w:lsdException w:name="Colorful Grid Accent 1" w:uiPriority="73"/>
-    <w:lsdException w:name="Light Shading Accent 2" w:uiPriority="60"/>
-    <w:lsdException w:name="Light List Accent 2" w:uiPriority="61"/>
-    <w:lsdException w:name="Light Grid Accent 2" w:uiPriority="62"/>
-    <w:lsdException w:name="Medium Shading 1 Accent 2" w:uiPriority="63"/>
-    <w:lsdException w:name="Medium Shading 2 Accent 2" w:uiPriority="64"/>
-    <w:lsdException w:name="Medium List 1 Accent 2" w:uiPriority="65"/>
-    <w:lsdException w:name="Medium List 2 Accent 2" w:uiPriority="66"/>
-    <w:lsdException w:name="Medium Grid 1 Accent 2" w:uiPriority="67"/>
-    <w:lsdException w:name="Medium Grid 2 Accent 2" w:uiPriority="68"/>
-    <w:lsdException w:name="Medium Grid 3 Accent 2" w:uiPriority="69"/>
-    <w:lsdException w:name="Dark List Accent 2" w:uiPriority="70"/>
-    <w:lsdException w:name="Colorful Shading Accent 2" w:uiPriority="71"/>
-    <w:lsdException w:name="Colorful List Accent 2" w:uiPriority="72"/>
-    <w:lsdException w:name="Colorful Grid Accent 2" w:uiPriority="73"/>
-    <w:lsdException w:name="Light Shading Accent 3" w:uiPriority="60"/>
-    <w:lsdException w:name="Light List Accent 3" w:uiPriority="61"/>
-    <w:lsdException w:name="Light Grid Accent 3" w:uiPriority="62"/>
-    <w:lsdException w:name="Medium Shading 1 Accent 3" w:uiPriority="63"/>
-    <w:lsdException w:name="Medium Shading 2 Accent 3" w:uiPriority="64"/>
-    <w:lsdException w:name="Medium List 1 Accent 3" w:uiPriority="65"/>
-    <w:lsdException w:name="Medium List 2 Accent 3" w:uiPriority="66"/>
-    <w:lsdException w:name="Medium Grid 1 Accent 3" w:uiPriority="67"/>
-    <w:lsdException w:name="Medium Grid 2 Accent 3" w:uiPriority="68"/>
-    <w:lsdException w:name="Medium Grid 3 Accent 3" w:uiPriority="69"/>
-    <w:lsdException w:name="Dark List Accent 3" w:uiPriority="70"/>
-    <w:lsdException w:name="Colorful Shading Accent 3" w:uiPriority="71"/>
-    <w:lsdException w:name="Colorful List Accent 3" w:uiPriority="72"/>
-    <w:lsdException w:name="Colorful Grid Accent 3" w:uiPriority="73"/>
-    <w:lsdException w:name="Light Shading Accent 4" w:uiPriority="60"/>
-    <w:lsdException w:name="Light List Accent 4" w:uiPriority="61"/>
-    <w:lsdException w:name="Light Grid Accent 4" w:uiPriority="62"/>
-    <w:lsdException w:name="Medium Shading 1 Accent 4" w:uiPriority="63"/>
-    <w:lsdException w:name="Medium Shading 2 Accent 4" w:uiPriority="64"/>
-    <w:lsdException w:name="Medium List 1 Accent 4" w:uiPriority="65"/>
-    <w:lsdException w:name="Medium List 2 Accent 4" w:uiPriority="66"/>
-    <w:lsdException w:name="Medium Grid 1 Accent 4" w:uiPriority="67"/>
-    <w:lsdException w:name="Medium Grid 2 Accent 4" w:uiPriority="68"/>
-    <w:lsdException w:name="Medium Grid 3 Accent 4" w:uiPriority="69"/>
-    <w:lsdException w:name="Dark List Accent 4" w:uiPriority="70"/>
-    <w:lsdException w:name="Colorful Shading Accent 4" w:uiPriority="71"/>
-    <w:lsdException w:name="Colorful List Accent 4" w:uiPriority="72"/>
-    <w:lsdException w:name="Colorful Grid Accent 4" w:uiPriority="73"/>
-    <w:lsdException w:name="Light Shading Accent 5" w:uiPriority="60"/>
-    <w:lsdException w:name="Light List Accent 5" w:uiPriority="61"/>
-    <w:lsdException w:name="Light Grid Accent 5" w:uiPriority="62"/>
-    <w:lsdException w:name="Medium Shading 1 Accent 5" w:uiPriority="63"/>
-    <w:lsdException w:name="Medium Shading 2 Accent 5" w:uiPriority="64"/>
-    <w:lsdException w:name="Medium List 1 Accent 5" w:uiPriority="65"/>
-    <w:lsdException w:name="Medium List 2 Accent 5" w:uiPriority="66"/>
-    <w:lsdException w:name="Medium Grid 1 Accent 5" w:uiPriority="67"/>
-    <w:lsdException w:name="Medium Grid 2 Accent 5" w:uiPriority="68"/>
-    <w:lsdException w:name="Medium Grid 3 Accent 5" w:uiPriority="69"/>
-    <w:lsdException w:name="Dark List Accent 5" w:uiPriority="70"/>
-    <w:lsdException w:name="Colorful Shading Accent 5" w:uiPriority="71"/>
-    <w:lsdException w:name="Colorful List Accent 5" w:uiPriority="72"/>
-    <w:lsdException w:name="Colorful Grid Accent 5" w:uiPriority="73"/>
-    <w:lsdException w:name="Light Shading Accent 6" w:uiPriority="60"/>
-    <w:lsdException w:name="Light List Accent 6" w:uiPriority="61"/>
-    <w:lsdException w:name="Light Grid Accent 6" w:uiPriority="62"/>
-    <w:lsdException w:name="Medium Shading 1 Accent 6" w:uiPriority="63"/>
-    <w:lsdException w:name="Medium Shading 2 Accent 6" w:uiPriority="64"/>
-    <w:lsdException w:name="Medium List 1 Accent 6" w:uiPriority="65"/>
-    <w:lsdException w:name="Medium List 2 Accent 6" w:uiPriority="66"/>
-    <w:lsdException w:name="Medium Grid 1 Accent 6" w:uiPriority="67"/>
-    <w:lsdException w:name="Medium Grid 2 Accent 6" w:uiPriority="68"/>
-    <w:lsdException w:name="Medium Grid 3 Accent 6" w:uiPriority="69"/>
-    <w:lsdException w:name="Dark List Accent 6" w:uiPriority="70"/>
-    <w:lsdException w:name="Colorful Shading Accent 6" w:uiPriority="71"/>
-    <w:lsdException w:name="Colorful List Accent 6" w:uiPriority="72"/>
-    <w:lsdException w:name="Colorful Grid Accent 6" w:uiPriority="73"/>
-    <w:lsdException w:name="Subtle Emphasis" w:uiPriority="19" w:qFormat="1"/>
-    <w:lsdException w:name="Intense Emphasis" w:uiPriority="21" w:qFormat="1"/>
-    <w:lsdException w:name="Subtle Reference" w:uiPriority="31" w:qFormat="1"/>
-    <w:lsdException w:name="Intense Reference" w:uiPriority="32" w:qFormat="1"/>
-    <w:lsdException w:name="Book Title" w:uiPriority="33" w:qFormat="1"/>
-    <w:lsdException w:name="Bibliography" w:semiHidden="1" w:uiPriority="37" w:unhideWhenUsed="1"/>
-    <w:lsdException w:name="TOC Heading" w:semiHidden="1" w:uiPriority="39" w:unhideWhenUsed="1" w:qFormat="1"/>
-    <w:lsdException w:name="Plain Table 1" w:uiPriority="41"/>
-    <w:lsdException w:name="Plain Table 2" w:uiPriority="42"/>
-    <w:lsdException w:name="Plain Table 3" w:uiPriority="43"/>
-    <w:lsdException w:name="Plain Table 4" w:uiPriority="44"/>
-    <w:lsdException w:name="Plain Table 5" w:uiPriority="45"/>
-    <w:lsdException w:name="Grid Table Light" w:uiPriority="40"/>
-    <w:lsdException w:name="Grid Table 1 Light" w:uiPriority="46"/>
-    <w:lsdException w:name="Grid Table 2" w:uiPriority="47"/>
-    <w:lsdException w:name="Grid Table 3" w:uiPriority="48"/>
-    <w:lsdException w:name="Grid Table 4" w:uiPriority="49"/>
-    <w:lsdException w:name="Grid Table 5 Dark" w:uiPriority="50"/>
-    <w:lsdException w:name="Grid Table 6 Colorful" w:uiPriority="51"/>
-    <w:lsdException w:name="Grid Table 7 Colorful" w:uiPriority="52"/>
-    <w:lsdException w:name="Grid Table 1 Light Accent 1" w:uiPriority="46"/>
-    <w:lsdException w:name="Grid Table 2 Accent 1" w:uiPriority="47"/>
-    <w:lsdException w:name="Grid Table 3 Accent 1" w:uiPriority="48"/>
-    <w:lsdException w:name="Grid Table 4 Accent 1" w:uiPriority="49"/>
-    <w:lsdException w:name="Grid Table 5 Dark Accent 1" w:uiPriority="50"/>
-    <w:lsdException w:name="Grid Table 6 Colorful Accent 1" w:uiPriority="51"/>
-    <w:lsdException w:name="Grid Table 7 Colorful Accent 1" w:uiPriority="52"/>
-    <w:lsdException w:name="Grid Table 1 Light Accent 2" w:uiPriority="46"/>
-    <w:lsdException w:name="Grid Table 2 Accent 2" w:uiPriority="47"/>
-    <w:lsdException w:name="Grid Table 3 Accent 2" w:uiPriority="48"/>
-    <w:lsdException w:name="Grid Table 4 Accent 2" w:uiPriority="49"/>
-    <w:lsdException w:name="Grid Table 5 Dark Accent 2" w:uiPriority="50"/>
-    <w:lsdException w:name="Grid Table 6 Colorful Accent 2" w:uiPriority="51"/>
-    <w:lsdException w:name="Grid Table 7 Colorful Accent 2" w:uiPriority="52"/>
-    <w:lsdException w:name="Grid Table 1 Light Accent 3" w:uiPriority="46"/>
-    <w:lsdException w:name="Grid Table 2 Accent 3" w:uiPriority="47"/>
-    <w:lsdException w:name="Grid Table 3 Accent 3" w:uiPriority="48"/>
-    <w:lsdException w:name="Grid Table 4 Accent 3" w:uiPriority="49"/>
-    <w:lsdException w:name="Grid Table 5 Dark Accent 3" w:uiPriority="50"/>
-    <w:lsdException w:name="Grid Table 6 Colorful Accent 3" w:uiPriority="51"/>
-    <w:lsdException w:name="Grid Table 7 Colorful Accent 3" w:uiPriority="52"/>
-    <w:lsdException w:name="Grid Table 1 Light Accent 4" w:uiPriority="46"/>
-    <w:lsdException w:name="Grid Table 2 Accent 4" w:uiPriority="47"/>
-    <w:lsdException w:name="Grid Table 3 Accent 4" w:uiPriority="48"/>
-    <w:lsdException w:name="Grid Table 4 Accent 4" w:uiPriority="49"/>
-    <w:lsdException w:name="Grid Table 5 Dark Accent 4" w:uiPriority="50"/>
-    <w:lsdException w:name="Grid Table 6 Colorful Accent 4" w:uiPriority="51"/>
-    <w:lsdException w:name="Grid Table 7 Colorful Accent 4" w:uiPriority="52"/>
-    <w:lsdException w:name="Grid Table 1 Light Accent 5" w:uiPriority="46"/>
-    <w:lsdException w:name="Grid Table 2 Accent 5" w:uiPriority="47"/>
-    <w:lsdException w:name="Grid Table 3 Accent 5" w:uiPriority="48"/>
-    <w:lsdException w:name="Grid Table 4 Accent 5" w:uiPriority="49"/>
-    <w:lsdException w:name="Grid Table 5 Dark Accent 5" w:uiPriority="50"/>
-    <w:lsdException w:name="Grid Table 6 Colorful Accent 5" w:uiPriority="51"/>
-    <w:lsdException w:name="Grid Table 7 Colorful Accent 5" w:uiPriority="52"/>
-    <w:lsdException w:name="Grid Table 1 Light Accent 6" w:uiPriority="46"/>
-    <w:lsdException w:name="Grid Table 2 Accent 6" w:uiPriority="47"/>
-    <w:lsdException w:name="Grid Table 3 Accent 6" w:uiPriority="48"/>
-    <w:lsdException w:name="Grid Table 4 Accent 6" w:uiPriority="49"/>
-    <w:lsdException w:name="Grid Table 5 Dark Accent 6" w:uiPriority="50"/>
-    <w:lsdException w:name="Grid Table 6 Colorful Accent 6" w:uiPriority="51"/>
-    <w:lsdException w:name="Grid Table 7 Colorful Accent 6" w:uiPriority="52"/>
-    <w:lsdException w:name="List Table 1 Light" w:uiPriority="46"/>
-    <w:lsdException w:name="List Table 2" w:uiPriority="47"/>
-    <w:lsdException w:name="List Table 3" w:uiPriority="48"/>
-    <w:lsdException w:name="List Table 4" w:uiPriority="49"/>
-    <w:lsdException w:name="List Table 5 Dark" w:uiPriority="50"/>
-    <w:lsdException w:name="List Table 6 Colorful" w:uiPriority="51"/>
-    <w:lsdException w:name="List Table 7 Colorful" w:uiPriority="52"/>
-    <w:lsdException w:name="List Table 1 Light Accent 1" w:uiPriority="46"/>
-    <w:lsdException w:name="List Table 2 Accent 1" w:uiPriority="47"/>
-    <w:lsdException w:name="List Table 3 Accent 1" w:uiPriority="48"/>
-    <w:lsdException w:name="List Table 4 Accent 1" w:uiPriority="49"/>
-    <w:lsdException w:name="List Table 5 Dark Accent 1" w:uiPriority="50"/>
-    <w:lsdException w:name="List Table 6 Colorful Accent 1" w:uiPriority="51"/>
-    <w:lsdException w:name="List Table 7 Colorful Accent 1" w:uiPriority="52"/>
-    <w:lsdException w:name="List Table 1 Light Accent 2" w:uiPriority="46"/>
-    <w:lsdException w:name="List Table 2 Accent 2" w:uiPriority="47"/>
-    <w:lsdException w:name="List Table 3 Accent 2" w:uiPriority="48"/>
-    <w:lsdException w:name="List Table 4 Accent 2" w:uiPriority="49"/>
-    <w:lsdException w:name="List Table 5 Dark Accent 2" w:uiPriority="50"/>
-    <w:lsdException w:name="List Table 6 Colorful Accent 2" w:uiPriority="51"/>
-    <w:lsdException w:name="List Table 7 Colorful Accent 2" w:uiPriority="52"/>
-    <w:lsdException w:name="List Table 1 Light Accent 3" w:uiPriority="46"/>
-    <w:lsdException w:name="List Table 2 Accent 3" w:uiPriority="47"/>
-    <w:lsdException w:name="List Table 3 Accent 3" w:uiPriority="48"/>
-    <w:lsdException w:name="List Table 4 Accent 3" w:uiPriority="49"/>
-    <w:lsdException w:name="List Table 5 Dark Accent 3" w:uiPriority="50"/>
-    <w:lsdException w:name="List Table 6 Colorful Accent 3" w:uiPriority="51"/>
-    <w:lsdException w:name="List Table 7 Colorful Accent 3" w:uiPriority="52"/>
-    <w:lsdException w:name="List Table 1 Light Accent 4" w:uiPriority="46"/>
-    <w:lsdException w:name="List Table 2 Accent 4" w:uiPriority="47"/>
-    <w:lsdException w:name="List Table 3 Accent 4" w:uiPriority="48"/>
-    <w:lsdException w:name="List Table 4 Accent 4" w:uiPriority="49"/>
-    <w:lsdException w:name="List Table 5 Dark Accent 4" w:uiPriority="50"/>
-    <w:lsdException w:name="List Table 6 Colorful Accent 4" w:uiPriority="51"/>
-    <w:lsdException w:name="List Table 7 Colorful Accent 4" w:uiPriority="52"/>
-    <w:lsdException w:name="List Table 1 Light Accent 5" w:uiPriority="46"/>
-    <w:lsdException w:name="List Table 2 Accent 5" w:uiPriority="47"/>
-    <w:lsdException w:name="List Table 3 Accent 5" w:uiPriority="48"/>
-    <w:lsdException w:name="List Table 4 Accent 5" w:uiPriority="49"/>
-    <w:lsdException w:name="List Table 5 Dark Accent 5" w:uiPriority="50"/>
-    <w:lsdException w:name="List Table 6 Colorful Accent 5" w:uiPriority="51"/>
-    <w:lsdException w:name="List Table 7 Colorful Accent 5" w:uiPriority="52"/>
-    <w:lsdException w:name="List Table 1 Light Accent 6" w:uiPriority="46"/>
-    <w:lsdException w:name="List Table 2 Accent 6" w:uiPriority="47"/>
-    <w:lsdException w:name="List Table 3 Accent 6" w:uiPriority="48"/>
-    <w:lsdException w:name="List Table 4 Accent 6" w:uiPriority="49"/>
-    <w:lsdException w:name="List Table 5 Dark Accent 6" w:uiPriority="50"/>
-    <w:lsdException w:name="List Table 6 Colorful Accent 6" w:uiPriority="51"/>
-    <w:lsdException w:name="List Table 7 Colorful Accent 6" w:uiPriority="52"/>
+  <w:latentStyles w:defLockedState="0" w:defUIPriority="99" w:defSemiHidden="1" w:defUnhideWhenUsed="1" w:defQFormat="0" w:count="267">
+    <w:lsdException w:name="Normal" w:semiHidden="0" w:uiPriority="0" w:unhideWhenUsed="0" w:qFormat="1"/>
+    <w:lsdException w:name="heading 1" w:semiHidden="0" w:uiPriority="9" w:unhideWhenUsed="0" w:qFormat="1"/>
+    <w:lsdException w:name="heading 2" w:uiPriority="9" w:qFormat="1"/>
+    <w:lsdException w:name="heading 3" w:uiPriority="9" w:qFormat="1"/>
+    <w:lsdException w:name="heading 4" w:uiPriority="9" w:qFormat="1"/>
+    <w:lsdException w:name="heading 5" w:uiPriority="9" w:qFormat="1"/>
+    <w:lsdException w:name="heading 6" w:uiPriority="9" w:qFormat="1"/>
+    <w:lsdException w:name="heading 7" w:uiPriority="9" w:qFormat="1"/>
+    <w:lsdException w:name="heading 8" w:uiPriority="9" w:qFormat="1"/>
+    <w:lsdException w:name="heading 9" w:uiPriority="9" w:qFormat="1"/>
+    <w:lsdException w:name="toc 1" w:uiPriority="39"/>
+    <w:lsdException w:name="toc 2" w:uiPriority="39"/>
+    <w:lsdException w:name="toc 3" w:uiPriority="39"/>
+    <w:lsdException w:name="toc 4" w:uiPriority="39"/>
+    <w:lsdException w:name="toc 5" w:uiPriority="39"/>
+    <w:lsdException w:name="toc 6" w:uiPriority="39"/>
+    <w:lsdException w:name="toc 7" w:uiPriority="39"/>
+    <w:lsdException w:name="toc 8" w:uiPriority="39"/>
+    <w:lsdException w:name="toc 9" w:uiPriority="39"/>
+    <w:lsdException w:name="caption" w:uiPriority="35" w:qFormat="1"/>
+    <w:lsdException w:name="Title" w:semiHidden="0" w:uiPriority="10" w:unhideWhenUsed="0" w:qFormat="1"/>
+    <w:lsdException w:name="Default Paragraph Font" w:uiPriority="1"/>
+    <w:lsdException w:name="Subtitle" w:semiHidden="0" w:uiPriority="11" w:unhideWhenUsed="0" w:qFormat="1"/>
+    <w:lsdException w:name="Strong" w:semiHidden="0" w:uiPriority="22" w:unhideWhenUsed="0" w:qFormat="1"/>
+    <w:lsdException w:name="Emphasis" w:semiHidden="0" w:uiPriority="20" w:unhideWhenUsed="0" w:qFormat="1"/>
+    <w:lsdException w:name="Table Grid" w:uiPriority="39"/>
+    <w:lsdException w:name="Placeholder Text" w:unhideWhenUsed="0"/>
+    <w:lsdException w:name="No Spacing" w:semiHidden="0" w:uiPriority="1" w:unhideWhenUsed="0" w:qFormat="1"/>
+    <w:lsdException w:name="Light Shading" w:semiHidden="0" w:uiPriority="60" w:unhideWhenUsed="0"/>
+    <w:lsdException w:name="Light List" w:semiHidden="0" w:uiPriority="61" w:unhideWhenUsed="0"/>
+    <w:lsdException w:name="Light Grid" w:semiHidden="0" w:uiPriority="62" w:unhideWhenUsed="0"/>
+    <w:lsdException w:name="Medium Shading 1" w:semiHidden="0" w:uiPriority="63" w:unhideWhenUsed="0"/>
+    <w:lsdException w:name="Medium Shading 2" w:semiHidden="0" w:uiPriority="64" w:unhideWhenUsed="0"/>
+    <w:lsdException w:name="Medium List 1" w:semiHidden="0" w:uiPriority="65" w:unhideWhenUsed="0"/>
+    <w:lsdException w:name="Medium List 2" w:semiHidden="0" w:uiPriority="66" w:unhideWhenUsed="0"/>
+    <w:lsdException w:name="Medium Grid 1" w:semiHidden="0" w:uiPriority="67" w:unhideWhenUsed="0"/>
+    <w:lsdException w:name="Medium Grid 2" w:semiHidden="0" w:uiPriority="68" w:unhideWhenUsed="0"/>
+    <w:lsdException w:name="Medium Grid 3" w:semiHidden="0" w:uiPriority="69" w:unhideWhenUsed="0"/>
+    <w:lsdException w:name="Dark List" w:semiHidden="0" w:uiPriority="70" w:unhideWhenUsed="0"/>
+    <w:lsdException w:name="Colorful Shading" w:semiHidden="0" w:uiPriority="71" w:unhideWhenUsed="0"/>
+    <w:lsdException w:name="Colorful List" w:semiHidden="0" w:uiPriority="72" w:unhideWhenUsed="0"/>
+    <w:lsdException w:name="Colorful Grid" w:semiHidden="0" w:uiPriority="73" w:unhideWhenUsed="0"/>
+    <w:lsdException w:name="Light Shading Accent 1" w:semiHidden="0" w:uiPriority="60" w:unhideWhenUsed="0"/>
+    <w:lsdException w:name="Light List Accent 1" w:semiHidden="0" w:uiPriority="61" w:unhideWhenUsed="0"/>
+    <w:lsdException w:name="Light Grid Accent 1" w:semiHidden="0" w:uiPriority="62" w:unhideWhenUsed="0"/>
+    <w:lsdException w:name="Medium Shading 1 Accent 1" w:semiHidden="0" w:uiPriority="63" w:unhideWhenUsed="0"/>
+    <w:lsdException w:name="Medium Shading 2 Accent 1" w:semiHidden="0" w:uiPriority="64" w:unhideWhenUsed="0"/>
+    <w:lsdException w:name="Medium List 1 Accent 1" w:semiHidden="0" w:uiPriority="65" w:unhideWhenUsed="0"/>
+    <w:lsdException w:name="Revision" w:unhideWhenUsed="0"/>
+    <w:lsdException w:name="List Paragraph" w:semiHidden="0" w:uiPriority="34" w:unhideWhenUsed="0" w:qFormat="1"/>
+    <w:lsdException w:name="Quote" w:semiHidden="0" w:uiPriority="29" w:unhideWhenUsed="0" w:qFormat="1"/>
+    <w:lsdException w:name="Intense Quote" w:semiHidden="0" w:uiPriority="30" w:unhideWhenUsed="0" w:qFormat="1"/>
+    <w:lsdException w:name="Medium List 2 Accent 1" w:semiHidden="0" w:uiPriority="66" w:unhideWhenUsed="0"/>
+    <w:lsdException w:name="Medium Grid 1 Accent 1" w:semiHidden="0" w:uiPriority="67" w:unhideWhenUsed="0"/>
+    <w:lsdException w:name="Medium Grid 2 Accent 1" w:semiHidden="0" w:uiPriority="68" w:unhideWhenUsed="0"/>
+    <w:lsdException w:name="Medium Grid 3 Accent 1" w:semiHidden="0" w:uiPriority="69" w:unhideWhenUsed="0"/>
+    <w:lsdException w:name="Dark List Accent 1" w:semiHidden="0" w:uiPriority="70" w:unhideWhenUsed="0"/>
+    <w:lsdException w:name="Colorful Shading Accent 1" w:semiHidden="0" w:uiPriority="71" w:unhideWhenUsed="0"/>
+    <w:lsdException w:name="Colorful List Accent 1" w:semiHidden="0" w:uiPriority="72" w:unhideWhenUsed="0"/>
+    <w:lsdException w:name="Colorful Grid Accent 1" w:semiHidden="0" w:uiPriority="73" w:unhideWhenUsed="0"/>
+    <w:lsdException w:name="Light Shading Accent 2" w:semiHidden="0" w:uiPriority="60" w:unhideWhenUsed="0"/>
+    <w:lsdException w:name="Light List Accent 2" w:semiHidden="0" w:uiPriority="61" w:unhideWhenUsed="0"/>
+    <w:lsdException w:name="Light Grid Accent 2" w:semiHidden="0" w:uiPriority="62" w:unhideWhenUsed="0"/>
+    <w:lsdException w:name="Medium Shading 1 Accent 2" w:semiHidden="0" w:uiPriority="63" w:unhideWhenUsed="0"/>
+    <w:lsdException w:name="Medium Shading 2 Accent 2" w:semiHidden="0" w:uiPriority="64" w:unhideWhenUsed="0"/>
+    <w:lsdException w:name="Medium List 1 Accent 2" w:semiHidden="0" w:uiPriority="65" w:unhideWhenUsed="0"/>
+    <w:lsdException w:name="Medium List 2 Accent 2" w:semiHidden="0" w:uiPriority="66" w:unhideWhenUsed="0"/>
+    <w:lsdException w:name="Medium Grid 1 Accent 2" w:semiHidden="0" w:uiPriority="67" w:unhideWhenUsed="0"/>
+    <w:lsdException w:name="Medium Grid 2 Accent 2" w:semiHidden="0" w:uiPriority="68" w:unhideWhenUsed="0"/>
+    <w:lsdException w:name="Medium Grid 3 Accent 2" w:semiHidden="0" w:uiPriority="69" w:unhideWhenUsed="0"/>
+    <w:lsdException w:name="Dark List Accent 2" w:semiHidden="0" w:uiPriority="70" w:unhideWhenUsed="0"/>
+    <w:lsdException w:name="Colorful Shading Accent 2" w:semiHidden="0" w:uiPriority="71" w:unhideWhenUsed="0"/>
+    <w:lsdException w:name="Colorful List Accent 2" w:semiHidden="0" w:uiPriority="72" w:unhideWhenUsed="0"/>
+    <w:lsdException w:name="Colorful Grid Accent 2" w:semiHidden="0" w:uiPriority="73" w:unhideWhenUsed="0"/>
+    <w:lsdException w:name="Light Shading Accent 3" w:semiHidden="0" w:uiPriority="60" w:unhideWhenUsed="0"/>
+    <w:lsdException w:name="Light List Accent 3" w:semiHidden="0" w:uiPriority="61" w:unhideWhenUsed="0"/>
+    <w:lsdException w:name="Light Grid Accent 3" w:semiHidden="0" w:uiPriority="62" w:unhideWhenUsed="0"/>
+    <w:lsdException w:name="Medium Shading 1 Accent 3" w:semiHidden="0" w:uiPriority="63" w:unhideWhenUsed="0"/>
+    <w:lsdException w:name="Medium Shading 2 Accent 3" w:semiHidden="0" w:uiPriority="64" w:unhideWhenUsed="0"/>
+    <w:lsdException w:name="Medium List 1 Accent 3" w:semiHidden="0" w:uiPriority="65" w:unhideWhenUsed="0"/>
+    <w:lsdException w:name="Medium List 2 Accent 3" w:semiHidden="0" w:uiPriority="66" w:unhideWhenUsed="0"/>
+    <w:lsdException w:name="Medium Grid 1 Accent 3" w:semiHidden="0" w:uiPriority="67" w:unhideWhenUsed="0"/>
+    <w:lsdException w:name="Medium Grid 2 Accent 3" w:semiHidden="0" w:uiPriority="68" w:unhideWhenUsed="0"/>
+    <w:lsdException w:name="Medium Grid 3 Accent 3" w:semiHidden="0" w:uiPriority="69" w:unhideWhenUsed="0"/>
+    <w:lsdException w:name="Dark List Accent 3" w:semiHidden="0" w:uiPriority="70" w:unhideWhenUsed="0"/>
+    <w:lsdException w:name="Colorful Shading Accent 3" w:semiHidden="0" w:uiPriority="71" w:unhideWhenUsed="0"/>
+    <w:lsdException w:name="Colorful List Accent 3" w:semiHidden="0" w:uiPriority="72" w:unhideWhenUsed="0"/>
+    <w:lsdException w:name="Colorful Grid Accent 3" w:semiHidden="0" w:uiPriority="73" w:unhideWhenUsed="0"/>
+    <w:lsdException w:name="Light Shading Accent 4" w:semiHidden="0" w:uiPriority="60" w:unhideWhenUsed="0"/>
+    <w:lsdException w:name="Light List Accent 4" w:semiHidden="0" w:uiPriority="61" w:unhideWhenUsed="0"/>
+    <w:lsdException w:name="Light Grid Accent 4" w:semiHidden="0" w:uiPriority="62" w:unhideWhenUsed="0"/>
+    <w:lsdException w:name="Medium Shading 1 Accent 4" w:semiHidden="0" w:uiPriority="63" w:unhideWhenUsed="0"/>
+    <w:lsdException w:name="Medium Shading 2 Accent 4" w:semiHidden="0" w:uiPriority="64" w:unhideWhenUsed="0"/>
+    <w:lsdException w:name="Medium List 1 Accent 4" w:semiHidden="0" w:uiPriority="65" w:unhideWhenUsed="0"/>
+    <w:lsdException w:name="Medium List 2 Accent 4" w:semiHidden="0" w:uiPriority="66" w:unhideWhenUsed="0"/>
+    <w:lsdException w:name="Medium Grid 1 Accent 4" w:semiHidden="0" w:uiPriority="67" w:unhideWhenUsed="0"/>
+    <w:lsdException w:name="Medium Grid 2 Accent 4" w:semiHidden="0" w:uiPriority="68" w:unhideWhenUsed="0"/>
+    <w:lsdException w:name="Medium Grid 3 Accent 4" w:semiHidden="0" w:uiPriority="69" w:unhideWhenUsed="0"/>
+    <w:lsdException w:name="Dark List Accent 4" w:semiHidden="0" w:uiPriority="70" w:unhideWhenUsed="0"/>
+    <w:lsdException w:name="Colorful Shading Accent 4" w:semiHidden="0" w:uiPriority="71" w:unhideWhenUsed="0"/>
+    <w:lsdException w:name="Colorful List Accent 4" w:semiHidden="0" w:uiPriority="72" w:unhideWhenUsed="0"/>
+    <w:lsdException w:name="Colorful Grid Accent 4" w:semiHidden="0" w:uiPriority="73" w:unhideWhenUsed="0"/>
+    <w:lsdException w:name="Light Shading Accent 5" w:semiHidden="0" w:uiPriority="60" w:unhideWhenUsed="0"/>
+    <w:lsdException w:name="Light List Accent 5" w:semiHidden="0" w:uiPriority="61" w:unhideWhenUsed="0"/>
+    <w:lsdException w:name="Light Grid Accent 5" w:semiHidden="0" w:uiPriority="62" w:unhideWhenUsed="0"/>
+    <w:lsdException w:name="Medium Shading 1 Accent 5" w:semiHidden="0" w:uiPriority="63" w:unhideWhenUsed="0"/>
+    <w:lsdException w:name="Medium Shading 2 Accent 5" w:semiHidden="0" w:uiPriority="64" w:unhideWhenUsed="0"/>
+    <w:lsdException w:name="Medium List 1 Accent 5" w:semiHidden="0" w:uiPriority="65" w:unhideWhenUsed="0"/>
+    <w:lsdException w:name="Medium List 2 Accent 5" w:semiHidden="0" w:uiPriority="66" w:unhideWhenUsed="0"/>
+    <w:lsdException w:name="Medium Grid 1 Accent 5" w:semiHidden="0" w:uiPriority="67" w:unhideWhenUsed="0"/>
+    <w:lsdException w:name="Medium Grid 2 Accent 5" w:semiHidden="0" w:uiPriority="68" w:unhideWhenUsed="0"/>
+    <w:lsdException w:name="Medium Grid 3 Accent 5" w:semiHidden="0" w:uiPriority="69" w:unhideWhenUsed="0"/>
+    <w:lsdException w:name="Dark List Accent 5" w:semiHidden="0" w:uiPriority="70" w:unhideWhenUsed="0"/>
+    <w:lsdException w:name="Colorful Shading Accent 5" w:semiHidden="0" w:uiPriority="71" w:unhideWhenUsed="0"/>
+    <w:lsdException w:name="Colorful List Accent 5" w:semiHidden="0" w:uiPriority="72" w:unhideWhenUsed="0"/>
+    <w:lsdException w:name="Colorful Grid Accent 5" w:semiHidden="0" w:uiPriority="73" w:unhideWhenUsed="0"/>
+    <w:lsdException w:name="Light Shading Accent 6" w:semiHidden="0" w:uiPriority="60" w:unhideWhenUsed="0"/>
+    <w:lsdException w:name="Light List Accent 6" w:semiHidden="0" w:uiPriority="61" w:unhideWhenUsed="0"/>
+    <w:lsdException w:name="Light Grid Accent 6" w:semiHidden="0" w:uiPriority="62" w:unhideWhenUsed="0"/>
+    <w:lsdException w:name="Medium Shading 1 Accent 6" w:semiHidden="0" w:uiPriority="63" w:unhideWhenUsed="0"/>
+    <w:lsdException w:name="Medium Shading 2 Accent 6" w:semiHidden="0" w:uiPriority="64" w:unhideWhenUsed="0"/>
+    <w:lsdException w:name="Medium List 1 Accent 6" w:semiHidden="0" w:uiPriority="65" w:unhideWhenUsed="0"/>
+    <w:lsdException w:name="Medium List 2 Accent 6" w:semiHidden="0" w:uiPriority="66" w:unhideWhenUsed="0"/>
+    <w:lsdException w:name="Medium Grid 1 Accent 6" w:semiHidden="0" w:uiPriority="67" w:unhideWhenUsed="0"/>
+    <w:lsdException w:name="Medium Grid 2 Accent 6" w:semiHidden="0" w:uiPriority="68" w:unhideWhenUsed="0"/>
+    <w:lsdException w:name="Medium Grid 3 Accent 6" w:semiHidden="0" w:uiPriority="69" w:unhideWhenUsed="0"/>
+    <w:lsdException w:name="Dark List Accent 6" w:semiHidden="0" w:uiPriority="70" w:unhideWhenUsed="0"/>
+    <w:lsdException w:name="Colorful Shading Accent 6" w:semiHidden="0" w:uiPriority="71" w:unhideWhenUsed="0"/>
+    <w:lsdException w:name="Colorful List Accent 6" w:semiHidden="0" w:uiPriority="72" w:unhideWhenUsed="0"/>
+    <w:lsdException w:name="Colorful Grid Accent 6" w:semiHidden="0" w:uiPriority="73" w:unhideWhenUsed="0"/>
+    <w:lsdException w:name="Subtle Emphasis" w:semiHidden="0" w:uiPriority="19" w:unhideWhenUsed="0" w:qFormat="1"/>
+    <w:lsdException w:name="Intense Emphasis" w:semiHidden="0" w:uiPriority="21" w:unhideWhenUsed="0" w:qFormat="1"/>
+    <w:lsdException w:name="Subtle Reference" w:semiHidden="0" w:uiPriority="31" w:unhideWhenUsed="0" w:qFormat="1"/>
+    <w:lsdException w:name="Intense Reference" w:semiHidden="0" w:uiPriority="32" w:unhideWhenUsed="0" w:qFormat="1"/>
+    <w:lsdException w:name="Book Title" w:semiHidden="0" w:uiPriority="33" w:unhideWhenUsed="0" w:qFormat="1"/>
+    <w:lsdException w:name="Bibliography" w:uiPriority="37"/>
+    <w:lsdException w:name="TOC Heading" w:uiPriority="39" w:qFormat="1"/>
   </w:latentStyles>
   <w:style w:type="paragraph" w:default="1" w:styleId="Normal">
     <w:name w:val="Normal"/>
@@ -2787,9 +2679,12 @@
   <w:style w:type="table" w:styleId="TableGrid">
     <w:name w:val="Table Grid"/>
     <w:basedOn w:val="TableNormal"/>
+    <w:uiPriority w:val="39"/>
     <w:rsid w:val="00E11788"/>
+    <w:pPr>
+      <w:spacing w:after="0" w:line="240" w:lineRule="auto"/>
+    </w:pPr>
     <w:tblPr>
-      <w:tblInd w:w="0" w:type="dxa"/>
       <w:tblBorders>
         <w:top w:val="single" w:sz="4" w:space="0" w:color="auto"/>
         <w:left w:val="single" w:sz="4" w:space="0" w:color="auto"/>
@@ -2798,12 +2693,6 @@
         <w:insideH w:val="single" w:sz="4" w:space="0" w:color="auto"/>
         <w:insideV w:val="single" w:sz="4" w:space="0" w:color="auto"/>
       </w:tblBorders>
-      <w:tblCellMar>
-        <w:top w:w="0" w:type="dxa"/>
-        <w:left w:w="108" w:type="dxa"/>
-        <w:bottom w:w="0" w:type="dxa"/>
-        <w:right w:w="108" w:type="dxa"/>
-      </w:tblCellMar>
     </w:tblPr>
   </w:style>
   <w:style w:type="paragraph" w:styleId="Header">
@@ -2818,6 +2707,7 @@
         <w:tab w:val="center" w:pos="4680"/>
         <w:tab w:val="right" w:pos="9360"/>
       </w:tabs>
+      <w:spacing w:after="0" w:line="240" w:lineRule="auto"/>
     </w:pPr>
   </w:style>
   <w:style w:type="character" w:customStyle="1" w:styleId="HeaderChar">
@@ -2839,6 +2729,7 @@
         <w:tab w:val="center" w:pos="4680"/>
         <w:tab w:val="right" w:pos="9360"/>
       </w:tabs>
+      <w:spacing w:after="0" w:line="240" w:lineRule="auto"/>
     </w:pPr>
   </w:style>
   <w:style w:type="character" w:customStyle="1" w:styleId="FooterChar">
@@ -2868,6 +2759,9 @@
     <w:semiHidden/>
     <w:unhideWhenUsed/>
     <w:rsid w:val="0025478F"/>
+    <w:pPr>
+      <w:spacing w:line="240" w:lineRule="auto"/>
+    </w:pPr>
     <w:rPr>
       <w:sz w:val="20"/>
       <w:szCs w:val="20"/>
@@ -2921,6 +2815,9 @@
     <w:semiHidden/>
     <w:unhideWhenUsed/>
     <w:rsid w:val="0025478F"/>
+    <w:pPr>
+      <w:spacing w:after="0" w:line="240" w:lineRule="auto"/>
+    </w:pPr>
     <w:rPr>
       <w:rFonts w:ascii="Segoe UI" w:hAnsi="Segoe UI" w:cs="Segoe UI"/>
       <w:sz w:val="18"/>
@@ -2973,8 +2870,409 @@
       <w:u w:val="single"/>
     </w:rPr>
   </w:style>
-  <w:style w:type="character" w:customStyle="1" w:styleId="UnresolvedMention">
-    <w:name w:val="Unresolved Mention"/>
+  <w:style w:type="character" w:customStyle="1" w:styleId="UnresolvedMention1">
+    <w:name w:val="Unresolved Mention1"/>
+    <w:basedOn w:val="DefaultParagraphFont"/>
+    <w:uiPriority w:val="99"/>
+    <w:semiHidden/>
+    <w:unhideWhenUsed/>
+    <w:rsid w:val="00F74786"/>
+    <w:rPr>
+      <w:color w:val="605E5C"/>
+      <w:shd w:val="clear" w:color="auto" w:fill="E1DFDD"/>
+    </w:rPr>
+  </w:style>
+  <w:style w:type="character" w:customStyle="1" w:styleId="lrzxr">
+    <w:name w:val="lrzxr"/>
+    <w:basedOn w:val="DefaultParagraphFont"/>
+    <w:rsid w:val="00F74786"/>
+  </w:style>
+</w:styles>
+</file>
+
+<file path=word/stylesWithEffects.xml><?xml version="1.0" encoding="utf-8"?>
+<w:styles xmlns:wpc="http://schemas.microsoft.com/office/word/2010/wordprocessingCanvas" xmlns:mc="http://schemas.openxmlformats.org/markup-compatibility/2006" xmlns:o="urn:schemas-microsoft-com:office:office" xmlns:r="http://schemas.openxmlformats.org/officeDocument/2006/relationships" xmlns:m="http://schemas.openxmlformats.org/officeDocument/2006/math" xmlns:v="urn:schemas-microsoft-com:vml" xmlns:wp14="http://schemas.microsoft.com/office/word/2010/wordprocessingDrawing" xmlns:wp="http://schemas.openxmlformats.org/drawingml/2006/wordprocessingDrawing" xmlns:w10="urn:schemas-microsoft-com:office:word" xmlns:w="http://schemas.openxmlformats.org/wordprocessingml/2006/main" xmlns:w14="http://schemas.microsoft.com/office/word/2010/wordml" xmlns:wpg="http://schemas.microsoft.com/office/word/2010/wordprocessingGroup" xmlns:wpi="http://schemas.microsoft.com/office/word/2010/wordprocessingInk" xmlns:wne="http://schemas.microsoft.com/office/word/2006/wordml" xmlns:wps="http://schemas.microsoft.com/office/word/2010/wordprocessingShape" mc:Ignorable="w14 wp14">
+  <w:docDefaults>
+    <w:rPrDefault>
+      <w:rPr>
+        <w:rFonts w:asciiTheme="minorHAnsi" w:eastAsiaTheme="minorHAnsi" w:hAnsiTheme="minorHAnsi" w:cstheme="minorBidi"/>
+        <w:sz w:val="22"/>
+        <w:szCs w:val="22"/>
+        <w:lang w:val="en-US" w:eastAsia="en-US" w:bidi="ar-SA"/>
+      </w:rPr>
+    </w:rPrDefault>
+    <w:pPrDefault>
+      <w:pPr>
+        <w:spacing w:after="160" w:line="259" w:lineRule="auto"/>
+      </w:pPr>
+    </w:pPrDefault>
+  </w:docDefaults>
+  <w:latentStyles w:defLockedState="0" w:defUIPriority="99" w:defSemiHidden="1" w:defUnhideWhenUsed="1" w:defQFormat="0" w:count="267">
+    <w:lsdException w:name="Normal" w:semiHidden="0" w:uiPriority="0" w:unhideWhenUsed="0" w:qFormat="1"/>
+    <w:lsdException w:name="heading 1" w:semiHidden="0" w:uiPriority="9" w:unhideWhenUsed="0" w:qFormat="1"/>
+    <w:lsdException w:name="heading 2" w:uiPriority="9" w:qFormat="1"/>
+    <w:lsdException w:name="heading 3" w:uiPriority="9" w:qFormat="1"/>
+    <w:lsdException w:name="heading 4" w:uiPriority="9" w:qFormat="1"/>
+    <w:lsdException w:name="heading 5" w:uiPriority="9" w:qFormat="1"/>
+    <w:lsdException w:name="heading 6" w:uiPriority="9" w:qFormat="1"/>
+    <w:lsdException w:name="heading 7" w:uiPriority="9" w:qFormat="1"/>
+    <w:lsdException w:name="heading 8" w:uiPriority="9" w:qFormat="1"/>
+    <w:lsdException w:name="heading 9" w:uiPriority="9" w:qFormat="1"/>
+    <w:lsdException w:name="toc 1" w:uiPriority="39"/>
+    <w:lsdException w:name="toc 2" w:uiPriority="39"/>
+    <w:lsdException w:name="toc 3" w:uiPriority="39"/>
+    <w:lsdException w:name="toc 4" w:uiPriority="39"/>
+    <w:lsdException w:name="toc 5" w:uiPriority="39"/>
+    <w:lsdException w:name="toc 6" w:uiPriority="39"/>
+    <w:lsdException w:name="toc 7" w:uiPriority="39"/>
+    <w:lsdException w:name="toc 8" w:uiPriority="39"/>
+    <w:lsdException w:name="toc 9" w:uiPriority="39"/>
+    <w:lsdException w:name="caption" w:uiPriority="35" w:qFormat="1"/>
+    <w:lsdException w:name="Title" w:semiHidden="0" w:uiPriority="10" w:unhideWhenUsed="0" w:qFormat="1"/>
+    <w:lsdException w:name="Default Paragraph Font" w:uiPriority="1"/>
+    <w:lsdException w:name="Subtitle" w:semiHidden="0" w:uiPriority="11" w:unhideWhenUsed="0" w:qFormat="1"/>
+    <w:lsdException w:name="Strong" w:semiHidden="0" w:uiPriority="22" w:unhideWhenUsed="0" w:qFormat="1"/>
+    <w:lsdException w:name="Emphasis" w:semiHidden="0" w:uiPriority="20" w:unhideWhenUsed="0" w:qFormat="1"/>
+    <w:lsdException w:name="Table Grid" w:uiPriority="39"/>
+    <w:lsdException w:name="Placeholder Text" w:unhideWhenUsed="0"/>
+    <w:lsdException w:name="No Spacing" w:semiHidden="0" w:uiPriority="1" w:unhideWhenUsed="0" w:qFormat="1"/>
+    <w:lsdException w:name="Light Shading" w:semiHidden="0" w:uiPriority="60" w:unhideWhenUsed="0"/>
+    <w:lsdException w:name="Light List" w:semiHidden="0" w:uiPriority="61" w:unhideWhenUsed="0"/>
+    <w:lsdException w:name="Light Grid" w:semiHidden="0" w:uiPriority="62" w:unhideWhenUsed="0"/>
+    <w:lsdException w:name="Medium Shading 1" w:semiHidden="0" w:uiPriority="63" w:unhideWhenUsed="0"/>
+    <w:lsdException w:name="Medium Shading 2" w:semiHidden="0" w:uiPriority="64" w:unhideWhenUsed="0"/>
+    <w:lsdException w:name="Medium List 1" w:semiHidden="0" w:uiPriority="65" w:unhideWhenUsed="0"/>
+    <w:lsdException w:name="Medium List 2" w:semiHidden="0" w:uiPriority="66" w:unhideWhenUsed="0"/>
+    <w:lsdException w:name="Medium Grid 1" w:semiHidden="0" w:uiPriority="67" w:unhideWhenUsed="0"/>
+    <w:lsdException w:name="Medium Grid 2" w:semiHidden="0" w:uiPriority="68" w:unhideWhenUsed="0"/>
+    <w:lsdException w:name="Medium Grid 3" w:semiHidden="0" w:uiPriority="69" w:unhideWhenUsed="0"/>
+    <w:lsdException w:name="Dark List" w:semiHidden="0" w:uiPriority="70" w:unhideWhenUsed="0"/>
+    <w:lsdException w:name="Colorful Shading" w:semiHidden="0" w:uiPriority="71" w:unhideWhenUsed="0"/>
+    <w:lsdException w:name="Colorful List" w:semiHidden="0" w:uiPriority="72" w:unhideWhenUsed="0"/>
+    <w:lsdException w:name="Colorful Grid" w:semiHidden="0" w:uiPriority="73" w:unhideWhenUsed="0"/>
+    <w:lsdException w:name="Light Shading Accent 1" w:semiHidden="0" w:uiPriority="60" w:unhideWhenUsed="0"/>
+    <w:lsdException w:name="Light List Accent 1" w:semiHidden="0" w:uiPriority="61" w:unhideWhenUsed="0"/>
+    <w:lsdException w:name="Light Grid Accent 1" w:semiHidden="0" w:uiPriority="62" w:unhideWhenUsed="0"/>
+    <w:lsdException w:name="Medium Shading 1 Accent 1" w:semiHidden="0" w:uiPriority="63" w:unhideWhenUsed="0"/>
+    <w:lsdException w:name="Medium Shading 2 Accent 1" w:semiHidden="0" w:uiPriority="64" w:unhideWhenUsed="0"/>
+    <w:lsdException w:name="Medium List 1 Accent 1" w:semiHidden="0" w:uiPriority="65" w:unhideWhenUsed="0"/>
+    <w:lsdException w:name="Revision" w:unhideWhenUsed="0"/>
+    <w:lsdException w:name="List Paragraph" w:semiHidden="0" w:uiPriority="34" w:unhideWhenUsed="0" w:qFormat="1"/>
+    <w:lsdException w:name="Quote" w:semiHidden="0" w:uiPriority="29" w:unhideWhenUsed="0" w:qFormat="1"/>
+    <w:lsdException w:name="Intense Quote" w:semiHidden="0" w:uiPriority="30" w:unhideWhenUsed="0" w:qFormat="1"/>
+    <w:lsdException w:name="Medium List 2 Accent 1" w:semiHidden="0" w:uiPriority="66" w:unhideWhenUsed="0"/>
+    <w:lsdException w:name="Medium Grid 1 Accent 1" w:semiHidden="0" w:uiPriority="67" w:unhideWhenUsed="0"/>
+    <w:lsdException w:name="Medium Grid 2 Accent 1" w:semiHidden="0" w:uiPriority="68" w:unhideWhenUsed="0"/>
+    <w:lsdException w:name="Medium Grid 3 Accent 1" w:semiHidden="0" w:uiPriority="69" w:unhideWhenUsed="0"/>
+    <w:lsdException w:name="Dark List Accent 1" w:semiHidden="0" w:uiPriority="70" w:unhideWhenUsed="0"/>
+    <w:lsdException w:name="Colorful Shading Accent 1" w:semiHidden="0" w:uiPriority="71" w:unhideWhenUsed="0"/>
+    <w:lsdException w:name="Colorful List Accent 1" w:semiHidden="0" w:uiPriority="72" w:unhideWhenUsed="0"/>
+    <w:lsdException w:name="Colorful Grid Accent 1" w:semiHidden="0" w:uiPriority="73" w:unhideWhenUsed="0"/>
+    <w:lsdException w:name="Light Shading Accent 2" w:semiHidden="0" w:uiPriority="60" w:unhideWhenUsed="0"/>
+    <w:lsdException w:name="Light List Accent 2" w:semiHidden="0" w:uiPriority="61" w:unhideWhenUsed="0"/>
+    <w:lsdException w:name="Light Grid Accent 2" w:semiHidden="0" w:uiPriority="62" w:unhideWhenUsed="0"/>
+    <w:lsdException w:name="Medium Shading 1 Accent 2" w:semiHidden="0" w:uiPriority="63" w:unhideWhenUsed="0"/>
+    <w:lsdException w:name="Medium Shading 2 Accent 2" w:semiHidden="0" w:uiPriority="64" w:unhideWhenUsed="0"/>
+    <w:lsdException w:name="Medium List 1 Accent 2" w:semiHidden="0" w:uiPriority="65" w:unhideWhenUsed="0"/>
+    <w:lsdException w:name="Medium List 2 Accent 2" w:semiHidden="0" w:uiPriority="66" w:unhideWhenUsed="0"/>
+    <w:lsdException w:name="Medium Grid 1 Accent 2" w:semiHidden="0" w:uiPriority="67" w:unhideWhenUsed="0"/>
+    <w:lsdException w:name="Medium Grid 2 Accent 2" w:semiHidden="0" w:uiPriority="68" w:unhideWhenUsed="0"/>
+    <w:lsdException w:name="Medium Grid 3 Accent 2" w:semiHidden="0" w:uiPriority="69" w:unhideWhenUsed="0"/>
+    <w:lsdException w:name="Dark List Accent 2" w:semiHidden="0" w:uiPriority="70" w:unhideWhenUsed="0"/>
+    <w:lsdException w:name="Colorful Shading Accent 2" w:semiHidden="0" w:uiPriority="71" w:unhideWhenUsed="0"/>
+    <w:lsdException w:name="Colorful List Accent 2" w:semiHidden="0" w:uiPriority="72" w:unhideWhenUsed="0"/>
+    <w:lsdException w:name="Colorful Grid Accent 2" w:semiHidden="0" w:uiPriority="73" w:unhideWhenUsed="0"/>
+    <w:lsdException w:name="Light Shading Accent 3" w:semiHidden="0" w:uiPriority="60" w:unhideWhenUsed="0"/>
+    <w:lsdException w:name="Light List Accent 3" w:semiHidden="0" w:uiPriority="61" w:unhideWhenUsed="0"/>
+    <w:lsdException w:name="Light Grid Accent 3" w:semiHidden="0" w:uiPriority="62" w:unhideWhenUsed="0"/>
+    <w:lsdException w:name="Medium Shading 1 Accent 3" w:semiHidden="0" w:uiPriority="63" w:unhideWhenUsed="0"/>
+    <w:lsdException w:name="Medium Shading 2 Accent 3" w:semiHidden="0" w:uiPriority="64" w:unhideWhenUsed="0"/>
+    <w:lsdException w:name="Medium List 1 Accent 3" w:semiHidden="0" w:uiPriority="65" w:unhideWhenUsed="0"/>
+    <w:lsdException w:name="Medium List 2 Accent 3" w:semiHidden="0" w:uiPriority="66" w:unhideWhenUsed="0"/>
+    <w:lsdException w:name="Medium Grid 1 Accent 3" w:semiHidden="0" w:uiPriority="67" w:unhideWhenUsed="0"/>
+    <w:lsdException w:name="Medium Grid 2 Accent 3" w:semiHidden="0" w:uiPriority="68" w:unhideWhenUsed="0"/>
+    <w:lsdException w:name="Medium Grid 3 Accent 3" w:semiHidden="0" w:uiPriority="69" w:unhideWhenUsed="0"/>
+    <w:lsdException w:name="Dark List Accent 3" w:semiHidden="0" w:uiPriority="70" w:unhideWhenUsed="0"/>
+    <w:lsdException w:name="Colorful Shading Accent 3" w:semiHidden="0" w:uiPriority="71" w:unhideWhenUsed="0"/>
+    <w:lsdException w:name="Colorful List Accent 3" w:semiHidden="0" w:uiPriority="72" w:unhideWhenUsed="0"/>
+    <w:lsdException w:name="Colorful Grid Accent 3" w:semiHidden="0" w:uiPriority="73" w:unhideWhenUsed="0"/>
+    <w:lsdException w:name="Light Shading Accent 4" w:semiHidden="0" w:uiPriority="60" w:unhideWhenUsed="0"/>
+    <w:lsdException w:name="Light List Accent 4" w:semiHidden="0" w:uiPriority="61" w:unhideWhenUsed="0"/>
+    <w:lsdException w:name="Light Grid Accent 4" w:semiHidden="0" w:uiPriority="62" w:unhideWhenUsed="0"/>
+    <w:lsdException w:name="Medium Shading 1 Accent 4" w:semiHidden="0" w:uiPriority="63" w:unhideWhenUsed="0"/>
+    <w:lsdException w:name="Medium Shading 2 Accent 4" w:semiHidden="0" w:uiPriority="64" w:unhideWhenUsed="0"/>
+    <w:lsdException w:name="Medium List 1 Accent 4" w:semiHidden="0" w:uiPriority="65" w:unhideWhenUsed="0"/>
+    <w:lsdException w:name="Medium List 2 Accent 4" w:semiHidden="0" w:uiPriority="66" w:unhideWhenUsed="0"/>
+    <w:lsdException w:name="Medium Grid 1 Accent 4" w:semiHidden="0" w:uiPriority="67" w:unhideWhenUsed="0"/>
+    <w:lsdException w:name="Medium Grid 2 Accent 4" w:semiHidden="0" w:uiPriority="68" w:unhideWhenUsed="0"/>
+    <w:lsdException w:name="Medium Grid 3 Accent 4" w:semiHidden="0" w:uiPriority="69" w:unhideWhenUsed="0"/>
+    <w:lsdException w:name="Dark List Accent 4" w:semiHidden="0" w:uiPriority="70" w:unhideWhenUsed="0"/>
+    <w:lsdException w:name="Colorful Shading Accent 4" w:semiHidden="0" w:uiPriority="71" w:unhideWhenUsed="0"/>
+    <w:lsdException w:name="Colorful List Accent 4" w:semiHidden="0" w:uiPriority="72" w:unhideWhenUsed="0"/>
+    <w:lsdException w:name="Colorful Grid Accent 4" w:semiHidden="0" w:uiPriority="73" w:unhideWhenUsed="0"/>
+    <w:lsdException w:name="Light Shading Accent 5" w:semiHidden="0" w:uiPriority="60" w:unhideWhenUsed="0"/>
+    <w:lsdException w:name="Light List Accent 5" w:semiHidden="0" w:uiPriority="61" w:unhideWhenUsed="0"/>
+    <w:lsdException w:name="Light Grid Accent 5" w:semiHidden="0" w:uiPriority="62" w:unhideWhenUsed="0"/>
+    <w:lsdException w:name="Medium Shading 1 Accent 5" w:semiHidden="0" w:uiPriority="63" w:unhideWhenUsed="0"/>
+    <w:lsdException w:name="Medium Shading 2 Accent 5" w:semiHidden="0" w:uiPriority="64" w:unhideWhenUsed="0"/>
+    <w:lsdException w:name="Medium List 1 Accent 5" w:semiHidden="0" w:uiPriority="65" w:unhideWhenUsed="0"/>
+    <w:lsdException w:name="Medium List 2 Accent 5" w:semiHidden="0" w:uiPriority="66" w:unhideWhenUsed="0"/>
+    <w:lsdException w:name="Medium Grid 1 Accent 5" w:semiHidden="0" w:uiPriority="67" w:unhideWhenUsed="0"/>
+    <w:lsdException w:name="Medium Grid 2 Accent 5" w:semiHidden="0" w:uiPriority="68" w:unhideWhenUsed="0"/>
+    <w:lsdException w:name="Medium Grid 3 Accent 5" w:semiHidden="0" w:uiPriority="69" w:unhideWhenUsed="0"/>
+    <w:lsdException w:name="Dark List Accent 5" w:semiHidden="0" w:uiPriority="70" w:unhideWhenUsed="0"/>
+    <w:lsdException w:name="Colorful Shading Accent 5" w:semiHidden="0" w:uiPriority="71" w:unhideWhenUsed="0"/>
+    <w:lsdException w:name="Colorful List Accent 5" w:semiHidden="0" w:uiPriority="72" w:unhideWhenUsed="0"/>
+    <w:lsdException w:name="Colorful Grid Accent 5" w:semiHidden="0" w:uiPriority="73" w:unhideWhenUsed="0"/>
+    <w:lsdException w:name="Light Shading Accent 6" w:semiHidden="0" w:uiPriority="60" w:unhideWhenUsed="0"/>
+    <w:lsdException w:name="Light List Accent 6" w:semiHidden="0" w:uiPriority="61" w:unhideWhenUsed="0"/>
+    <w:lsdException w:name="Light Grid Accent 6" w:semiHidden="0" w:uiPriority="62" w:unhideWhenUsed="0"/>
+    <w:lsdException w:name="Medium Shading 1 Accent 6" w:semiHidden="0" w:uiPriority="63" w:unhideWhenUsed="0"/>
+    <w:lsdException w:name="Medium Shading 2 Accent 6" w:semiHidden="0" w:uiPriority="64" w:unhideWhenUsed="0"/>
+    <w:lsdException w:name="Medium List 1 Accent 6" w:semiHidden="0" w:uiPriority="65" w:unhideWhenUsed="0"/>
+    <w:lsdException w:name="Medium List 2 Accent 6" w:semiHidden="0" w:uiPriority="66" w:unhideWhenUsed="0"/>
+    <w:lsdException w:name="Medium Grid 1 Accent 6" w:semiHidden="0" w:uiPriority="67" w:unhideWhenUsed="0"/>
+    <w:lsdException w:name="Medium Grid 2 Accent 6" w:semiHidden="0" w:uiPriority="68" w:unhideWhenUsed="0"/>
+    <w:lsdException w:name="Medium Grid 3 Accent 6" w:semiHidden="0" w:uiPriority="69" w:unhideWhenUsed="0"/>
+    <w:lsdException w:name="Dark List Accent 6" w:semiHidden="0" w:uiPriority="70" w:unhideWhenUsed="0"/>
+    <w:lsdException w:name="Colorful Shading Accent 6" w:semiHidden="0" w:uiPriority="71" w:unhideWhenUsed="0"/>
+    <w:lsdException w:name="Colorful List Accent 6" w:semiHidden="0" w:uiPriority="72" w:unhideWhenUsed="0"/>
+    <w:lsdException w:name="Colorful Grid Accent 6" w:semiHidden="0" w:uiPriority="73" w:unhideWhenUsed="0"/>
+    <w:lsdException w:name="Subtle Emphasis" w:semiHidden="0" w:uiPriority="19" w:unhideWhenUsed="0" w:qFormat="1"/>
+    <w:lsdException w:name="Intense Emphasis" w:semiHidden="0" w:uiPriority="21" w:unhideWhenUsed="0" w:qFormat="1"/>
+    <w:lsdException w:name="Subtle Reference" w:semiHidden="0" w:uiPriority="31" w:unhideWhenUsed="0" w:qFormat="1"/>
+    <w:lsdException w:name="Intense Reference" w:semiHidden="0" w:uiPriority="32" w:unhideWhenUsed="0" w:qFormat="1"/>
+    <w:lsdException w:name="Book Title" w:semiHidden="0" w:uiPriority="33" w:unhideWhenUsed="0" w:qFormat="1"/>
+    <w:lsdException w:name="Bibliography" w:uiPriority="37"/>
+    <w:lsdException w:name="TOC Heading" w:uiPriority="39" w:qFormat="1"/>
+  </w:latentStyles>
+  <w:style w:type="paragraph" w:default="1" w:styleId="Normal">
+    <w:name w:val="Normal"/>
+    <w:qFormat/>
+  </w:style>
+  <w:style w:type="character" w:default="1" w:styleId="DefaultParagraphFont">
+    <w:name w:val="Default Paragraph Font"/>
+    <w:uiPriority w:val="1"/>
+    <w:semiHidden/>
+    <w:unhideWhenUsed/>
+  </w:style>
+  <w:style w:type="table" w:default="1" w:styleId="TableNormal">
+    <w:name w:val="Normal Table"/>
+    <w:uiPriority w:val="99"/>
+    <w:semiHidden/>
+    <w:unhideWhenUsed/>
+    <w:tblPr>
+      <w:tblInd w:w="0" w:type="dxa"/>
+      <w:tblCellMar>
+        <w:top w:w="0" w:type="dxa"/>
+        <w:left w:w="108" w:type="dxa"/>
+        <w:bottom w:w="0" w:type="dxa"/>
+        <w:right w:w="108" w:type="dxa"/>
+      </w:tblCellMar>
+    </w:tblPr>
+  </w:style>
+  <w:style w:type="numbering" w:default="1" w:styleId="NoList">
+    <w:name w:val="No List"/>
+    <w:uiPriority w:val="99"/>
+    <w:semiHidden/>
+    <w:unhideWhenUsed/>
+  </w:style>
+  <w:style w:type="table" w:styleId="TableGrid">
+    <w:name w:val="Table Grid"/>
+    <w:basedOn w:val="TableNormal"/>
+    <w:uiPriority w:val="39"/>
+    <w:rsid w:val="00E11788"/>
+    <w:pPr>
+      <w:spacing w:after="0" w:line="240" w:lineRule="auto"/>
+    </w:pPr>
+    <w:tblPr>
+      <w:tblBorders>
+        <w:top w:val="single" w:sz="4" w:space="0" w:color="auto"/>
+        <w:left w:val="single" w:sz="4" w:space="0" w:color="auto"/>
+        <w:bottom w:val="single" w:sz="4" w:space="0" w:color="auto"/>
+        <w:right w:val="single" w:sz="4" w:space="0" w:color="auto"/>
+        <w:insideH w:val="single" w:sz="4" w:space="0" w:color="auto"/>
+        <w:insideV w:val="single" w:sz="4" w:space="0" w:color="auto"/>
+      </w:tblBorders>
+    </w:tblPr>
+  </w:style>
+  <w:style w:type="paragraph" w:styleId="Header">
+    <w:name w:val="header"/>
+    <w:basedOn w:val="Normal"/>
+    <w:link w:val="HeaderChar"/>
+    <w:uiPriority w:val="99"/>
+    <w:unhideWhenUsed/>
+    <w:rsid w:val="005E1A34"/>
+    <w:pPr>
+      <w:tabs>
+        <w:tab w:val="center" w:pos="4680"/>
+        <w:tab w:val="right" w:pos="9360"/>
+      </w:tabs>
+      <w:spacing w:after="0" w:line="240" w:lineRule="auto"/>
+    </w:pPr>
+  </w:style>
+  <w:style w:type="character" w:customStyle="1" w:styleId="HeaderChar">
+    <w:name w:val="Header Char"/>
+    <w:basedOn w:val="DefaultParagraphFont"/>
+    <w:link w:val="Header"/>
+    <w:uiPriority w:val="99"/>
+    <w:rsid w:val="005E1A34"/>
+  </w:style>
+  <w:style w:type="paragraph" w:styleId="Footer">
+    <w:name w:val="footer"/>
+    <w:basedOn w:val="Normal"/>
+    <w:link w:val="FooterChar"/>
+    <w:uiPriority w:val="99"/>
+    <w:unhideWhenUsed/>
+    <w:rsid w:val="005E1A34"/>
+    <w:pPr>
+      <w:tabs>
+        <w:tab w:val="center" w:pos="4680"/>
+        <w:tab w:val="right" w:pos="9360"/>
+      </w:tabs>
+      <w:spacing w:after="0" w:line="240" w:lineRule="auto"/>
+    </w:pPr>
+  </w:style>
+  <w:style w:type="character" w:customStyle="1" w:styleId="FooterChar">
+    <w:name w:val="Footer Char"/>
+    <w:basedOn w:val="DefaultParagraphFont"/>
+    <w:link w:val="Footer"/>
+    <w:uiPriority w:val="99"/>
+    <w:rsid w:val="005E1A34"/>
+  </w:style>
+  <w:style w:type="character" w:styleId="CommentReference">
+    <w:name w:val="annotation reference"/>
+    <w:basedOn w:val="DefaultParagraphFont"/>
+    <w:uiPriority w:val="99"/>
+    <w:semiHidden/>
+    <w:unhideWhenUsed/>
+    <w:rsid w:val="0025478F"/>
+    <w:rPr>
+      <w:sz w:val="16"/>
+      <w:szCs w:val="16"/>
+    </w:rPr>
+  </w:style>
+  <w:style w:type="paragraph" w:styleId="CommentText">
+    <w:name w:val="annotation text"/>
+    <w:basedOn w:val="Normal"/>
+    <w:link w:val="CommentTextChar"/>
+    <w:uiPriority w:val="99"/>
+    <w:semiHidden/>
+    <w:unhideWhenUsed/>
+    <w:rsid w:val="0025478F"/>
+    <w:pPr>
+      <w:spacing w:line="240" w:lineRule="auto"/>
+    </w:pPr>
+    <w:rPr>
+      <w:sz w:val="20"/>
+      <w:szCs w:val="20"/>
+    </w:rPr>
+  </w:style>
+  <w:style w:type="character" w:customStyle="1" w:styleId="CommentTextChar">
+    <w:name w:val="Comment Text Char"/>
+    <w:basedOn w:val="DefaultParagraphFont"/>
+    <w:link w:val="CommentText"/>
+    <w:uiPriority w:val="99"/>
+    <w:semiHidden/>
+    <w:rsid w:val="0025478F"/>
+    <w:rPr>
+      <w:sz w:val="20"/>
+      <w:szCs w:val="20"/>
+    </w:rPr>
+  </w:style>
+  <w:style w:type="paragraph" w:styleId="CommentSubject">
+    <w:name w:val="annotation subject"/>
+    <w:basedOn w:val="CommentText"/>
+    <w:next w:val="CommentText"/>
+    <w:link w:val="CommentSubjectChar"/>
+    <w:uiPriority w:val="99"/>
+    <w:semiHidden/>
+    <w:unhideWhenUsed/>
+    <w:rsid w:val="0025478F"/>
+    <w:rPr>
+      <w:b/>
+      <w:bCs/>
+    </w:rPr>
+  </w:style>
+  <w:style w:type="character" w:customStyle="1" w:styleId="CommentSubjectChar">
+    <w:name w:val="Comment Subject Char"/>
+    <w:basedOn w:val="CommentTextChar"/>
+    <w:link w:val="CommentSubject"/>
+    <w:uiPriority w:val="99"/>
+    <w:semiHidden/>
+    <w:rsid w:val="0025478F"/>
+    <w:rPr>
+      <w:b/>
+      <w:bCs/>
+      <w:sz w:val="20"/>
+      <w:szCs w:val="20"/>
+    </w:rPr>
+  </w:style>
+  <w:style w:type="paragraph" w:styleId="BalloonText">
+    <w:name w:val="Balloon Text"/>
+    <w:basedOn w:val="Normal"/>
+    <w:link w:val="BalloonTextChar"/>
+    <w:uiPriority w:val="99"/>
+    <w:semiHidden/>
+    <w:unhideWhenUsed/>
+    <w:rsid w:val="0025478F"/>
+    <w:pPr>
+      <w:spacing w:after="0" w:line="240" w:lineRule="auto"/>
+    </w:pPr>
+    <w:rPr>
+      <w:rFonts w:ascii="Segoe UI" w:hAnsi="Segoe UI" w:cs="Segoe UI"/>
+      <w:sz w:val="18"/>
+      <w:szCs w:val="18"/>
+    </w:rPr>
+  </w:style>
+  <w:style w:type="character" w:customStyle="1" w:styleId="BalloonTextChar">
+    <w:name w:val="Balloon Text Char"/>
+    <w:basedOn w:val="DefaultParagraphFont"/>
+    <w:link w:val="BalloonText"/>
+    <w:uiPriority w:val="99"/>
+    <w:semiHidden/>
+    <w:rsid w:val="0025478F"/>
+    <w:rPr>
+      <w:rFonts w:ascii="Segoe UI" w:hAnsi="Segoe UI" w:cs="Segoe UI"/>
+      <w:sz w:val="18"/>
+      <w:szCs w:val="18"/>
+    </w:rPr>
+  </w:style>
+  <w:style w:type="paragraph" w:styleId="ListParagraph">
+    <w:name w:val="List Paragraph"/>
+    <w:basedOn w:val="Normal"/>
+    <w:uiPriority w:val="34"/>
+    <w:qFormat/>
+    <w:rsid w:val="00024A4C"/>
+    <w:pPr>
+      <w:ind w:left="720"/>
+      <w:contextualSpacing/>
+    </w:pPr>
+  </w:style>
+  <w:style w:type="character" w:styleId="Emphasis">
+    <w:name w:val="Emphasis"/>
+    <w:basedOn w:val="DefaultParagraphFont"/>
+    <w:uiPriority w:val="20"/>
+    <w:qFormat/>
+    <w:rsid w:val="0055750D"/>
+    <w:rPr>
+      <w:i/>
+      <w:iCs/>
+    </w:rPr>
+  </w:style>
+  <w:style w:type="character" w:styleId="Hyperlink">
+    <w:name w:val="Hyperlink"/>
+    <w:basedOn w:val="DefaultParagraphFont"/>
+    <w:uiPriority w:val="99"/>
+    <w:unhideWhenUsed/>
+    <w:rsid w:val="00F74786"/>
+    <w:rPr>
+      <w:color w:val="0563C1" w:themeColor="hyperlink"/>
+      <w:u w:val="single"/>
+    </w:rPr>
+  </w:style>
+  <w:style w:type="character" w:customStyle="1" w:styleId="UnresolvedMention1">
+    <w:name w:val="Unresolved Mention1"/>
     <w:basedOn w:val="DefaultParagraphFont"/>
     <w:uiPriority w:val="99"/>
     <w:semiHidden/>
@@ -3278,27 +3576,11 @@
       </a:bgFillStyleLst>
     </a:fmtScheme>
   </a:themeElements>
-  <a:objectDefaults>
-    <a:txDef>
-      <a:spPr bwMode="auto">
-        <a:noFill/>
-        <a:ln w="9525">
-          <a:noFill/>
-          <a:miter lim="800000"/>
-          <a:headEnd/>
-          <a:tailEnd/>
-        </a:ln>
-      </a:spPr>
-      <a:bodyPr rot="0" vert="horz" wrap="square" lIns="91440" tIns="45720" rIns="91440" bIns="45720" anchor="t" anchorCtr="0">
-        <a:noAutofit/>
-      </a:bodyPr>
-      <a:lstStyle/>
-    </a:txDef>
-  </a:objectDefaults>
+  <a:objectDefaults/>
   <a:extraClrSchemeLst/>
   <a:extLst>
     <a:ext uri="{05A4C25C-085E-4340-85A3-A5531E510DB2}">
-      <thm15:themeFamily xmlns:thm15="http://schemas.microsoft.com/office/thememl/2012/main" name="Office Theme" id="{62F939B6-93AF-4DB8-9C6B-D6C7DFDC589F}" vid="{4A3C46E8-61CC-4603-A589-7422A47A8E4A}"/>
+      <thm15:themeFamily xmlns="" xmlns:thm15="http://schemas.microsoft.com/office/thememl/2012/main" name="Office Theme" id="{62F939B6-93AF-4DB8-9C6B-D6C7DFDC589F}" vid="{4A3C46E8-61CC-4603-A589-7422A47A8E4A}"/>
     </a:ext>
   </a:extLst>
 </a:theme>
@@ -3309,7 +3591,7 @@
 </file>
 
 <file path=customXml/itemProps1.xml><?xml version="1.0" encoding="utf-8"?>
-<ds:datastoreItem xmlns:ds="http://schemas.openxmlformats.org/officeDocument/2006/customXml" ds:itemID="{323636FB-204D-40FE-887D-1D2369285BC4}">
+<ds:datastoreItem xmlns:ds="http://schemas.openxmlformats.org/officeDocument/2006/customXml" ds:itemID="{0A338C5D-FF1E-4DAC-92BA-4E5DE80F6D32}">
   <ds:schemaRefs>
     <ds:schemaRef ds:uri="http://schemas.openxmlformats.org/officeDocument/2006/bibliography"/>
   </ds:schemaRefs>
